--- a/Documentation/Fiche-individuelle-SAE3.02.docx
+++ b/Documentation/Fiche-individuelle-SAE3.02.docx
@@ -10,6 +10,7 @@
           <w:docPartUnique/>
         </w:docPartObj>
       </w:sdtPr>
+      <w:sdtEndPr/>
       <w:sdtContent>
         <w:p/>
         <w:p>
@@ -82,6 +83,7 @@
                                   <w:dataBinding w:prefixMappings="xmlns:ns0='http://purl.org/dc/elements/1.1/' xmlns:ns1='http://schemas.openxmlformats.org/package/2006/metadata/core-properties' " w:xpath="/ns1:coreProperties[1]/ns0:creator[1]" w:storeItemID="{6C3C8BC8-F283-45AE-878A-BAB7291924A1}"/>
                                   <w:text/>
                                 </w:sdtPr>
+                                <w:sdtEndPr/>
                                 <w:sdtContent>
                                   <w:p>
                                     <w:pPr>
@@ -132,6 +134,7 @@
                                     <w:dataBinding w:prefixMappings="xmlns:ns0='http://schemas.openxmlformats.org/officeDocument/2006/extended-properties' " w:xpath="/ns0:Properties[1]/ns0:Company[1]" w:storeItemID="{6668398D-A668-4E3E-A5EB-62B293D839F1}"/>
                                     <w:text/>
                                   </w:sdtPr>
+                                  <w:sdtEndPr/>
                                   <w:sdtContent>
                                     <w:r>
                                       <w:rPr>
@@ -170,6 +173,7 @@
                                     <w:dataBinding w:prefixMappings="xmlns:ns0='http://schemas.microsoft.com/office/2006/coverPageProps' " w:xpath="/ns0:CoverPageProperties[1]/ns0:CompanyAddress[1]" w:storeItemID="{55AF091B-3C7A-41E3-B477-F2FDAA23CFDA}"/>
                                     <w:text/>
                                   </w:sdtPr>
+                                  <w:sdtEndPr/>
                                   <w:sdtContent>
                                     <w:r>
                                       <w:rPr>
@@ -234,6 +238,7 @@
                             <w:dataBinding w:prefixMappings="xmlns:ns0='http://purl.org/dc/elements/1.1/' xmlns:ns1='http://schemas.openxmlformats.org/package/2006/metadata/core-properties' " w:xpath="/ns1:coreProperties[1]/ns0:creator[1]" w:storeItemID="{6C3C8BC8-F283-45AE-878A-BAB7291924A1}"/>
                             <w:text/>
                           </w:sdtPr>
+                          <w:sdtEndPr/>
                           <w:sdtContent>
                             <w:p>
                               <w:pPr>
@@ -284,6 +289,7 @@
                               <w:dataBinding w:prefixMappings="xmlns:ns0='http://schemas.openxmlformats.org/officeDocument/2006/extended-properties' " w:xpath="/ns0:Properties[1]/ns0:Company[1]" w:storeItemID="{6668398D-A668-4E3E-A5EB-62B293D839F1}"/>
                               <w:text/>
                             </w:sdtPr>
+                            <w:sdtEndPr/>
                             <w:sdtContent>
                               <w:r>
                                 <w:rPr>
@@ -322,6 +328,7 @@
                               <w:dataBinding w:prefixMappings="xmlns:ns0='http://schemas.microsoft.com/office/2006/coverPageProps' " w:xpath="/ns0:CoverPageProperties[1]/ns0:CompanyAddress[1]" w:storeItemID="{55AF091B-3C7A-41E3-B477-F2FDAA23CFDA}"/>
                               <w:text/>
                             </w:sdtPr>
+                            <w:sdtEndPr/>
                             <w:sdtContent>
                               <w:r>
                                 <w:rPr>
@@ -432,6 +439,7 @@
                                     <w:dataBinding w:prefixMappings="xmlns:ns0='http://purl.org/dc/elements/1.1/' xmlns:ns1='http://schemas.openxmlformats.org/package/2006/metadata/core-properties' " w:xpath="/ns1:coreProperties[1]/ns0:title[1]" w:storeItemID="{6C3C8BC8-F283-45AE-878A-BAB7291924A1}"/>
                                     <w:text w:multiLine="1"/>
                                   </w:sdtPr>
+                                  <w:sdtEndPr/>
                                   <w:sdtContent>
                                     <w:r>
                                       <w:rPr>
@@ -443,7 +451,7 @@
                                         <w:sz w:val="48"/>
                                         <w:szCs w:val="48"/>
                                       </w:rPr>
-                                      <w:t xml:space="preserve">SAE3.02 : Développement des applications communicantes </w:t>
+                                      <w:t>SAE3.02 : Développement des applications communicantes</w:t>
                                     </w:r>
                                   </w:sdtContent>
                                 </w:sdt>
@@ -463,6 +471,7 @@
                                   <w:dataBinding w:prefixMappings="xmlns:ns0='http://purl.org/dc/elements/1.1/' xmlns:ns1='http://schemas.openxmlformats.org/package/2006/metadata/core-properties' " w:xpath="/ns1:coreProperties[1]/ns0:subject[1]" w:storeItemID="{6C3C8BC8-F283-45AE-878A-BAB7291924A1}"/>
                                   <w:text/>
                                 </w:sdtPr>
+                                <w:sdtEndPr/>
                                 <w:sdtContent>
                                   <w:p>
                                     <w:pPr>
@@ -540,6 +549,7 @@
                               <w:dataBinding w:prefixMappings="xmlns:ns0='http://purl.org/dc/elements/1.1/' xmlns:ns1='http://schemas.openxmlformats.org/package/2006/metadata/core-properties' " w:xpath="/ns1:coreProperties[1]/ns0:title[1]" w:storeItemID="{6C3C8BC8-F283-45AE-878A-BAB7291924A1}"/>
                               <w:text w:multiLine="1"/>
                             </w:sdtPr>
+                            <w:sdtEndPr/>
                             <w:sdtContent>
                               <w:r>
                                 <w:rPr>
@@ -551,7 +561,7 @@
                                   <w:sz w:val="48"/>
                                   <w:szCs w:val="48"/>
                                 </w:rPr>
-                                <w:t xml:space="preserve">SAE3.02 : Développement des applications communicantes </w:t>
+                                <w:t>SAE3.02 : Développement des applications communicantes</w:t>
                               </w:r>
                             </w:sdtContent>
                           </w:sdt>
@@ -571,6 +581,7 @@
                             <w:dataBinding w:prefixMappings="xmlns:ns0='http://purl.org/dc/elements/1.1/' xmlns:ns1='http://schemas.openxmlformats.org/package/2006/metadata/core-properties' " w:xpath="/ns1:coreProperties[1]/ns0:subject[1]" w:storeItemID="{6C3C8BC8-F283-45AE-878A-BAB7291924A1}"/>
                             <w:text/>
                           </w:sdtPr>
+                          <w:sdtEndPr/>
                           <w:sdtContent>
                             <w:p>
                               <w:pPr>
@@ -697,6 +708,7 @@
                                     <w:calendar w:val="gregorian"/>
                                   </w:date>
                                 </w:sdtPr>
+                                <w:sdtEndPr/>
                                 <w:sdtContent>
                                   <w:p>
                                     <w:pPr>
@@ -771,6 +783,7 @@
                               <w:calendar w:val="gregorian"/>
                             </w:date>
                           </w:sdtPr>
+                          <w:sdtEndPr/>
                           <w:sdtContent>
                             <w:p>
                               <w:pPr>
@@ -967,7 +980,6 @@
         </w:p>
       </w:sdtContent>
     </w:sdt>
-    <w:p/>
     <w:sectPr>
       <w:headerReference w:type="default" r:id="rId7"/>
       <w:footerReference w:type="default" r:id="rId8"/>
@@ -1017,6 +1029,7 @@
         <w:docPartUnique/>
       </w:docPartObj>
     </w:sdtPr>
+    <w:sdtEndPr/>
     <w:sdtContent>
       <w:p>
         <w:pPr>

--- a/Documentation/Fiche-individuelle-SAE3.02.docx
+++ b/Documentation/Fiche-individuelle-SAE3.02.docx
@@ -10,10 +10,22 @@
           <w:docPartUnique/>
         </w:docPartObj>
       </w:sdtPr>
-      <w:sdtEndPr/>
+      <w:sdtEndPr>
+        <w:rPr>
+          <w:rFonts w:ascii="Times New Roman" w:eastAsia="Times New Roman" w:hAnsi="Times New Roman" w:cs="Times New Roman"/>
+          <w:b/>
+          <w:bCs/>
+          <w:sz w:val="36"/>
+          <w:szCs w:val="36"/>
+          <w:lang w:eastAsia="fr-FR"/>
+        </w:rPr>
+      </w:sdtEndPr>
       <w:sdtContent>
         <w:p/>
         <w:p>
+          <w:pPr>
+            <w:pStyle w:val="Titre2"/>
+          </w:pPr>
           <w:r>
             <w:rPr>
               <w:noProof/>
@@ -103,7 +115,25 @@
                                         <w:sz w:val="28"/>
                                         <w:szCs w:val="28"/>
                                       </w:rPr>
-                                      <w:t>Réalisé par Baye Niass GUEYE étudiant en but2 Réseaux et Télécommunications</w:t>
+                                      <w:t xml:space="preserve">Réalisé par Baye Niass GUEYE étudiant en </w:t>
+                                    </w:r>
+                                    <w:r>
+                                      <w:rPr>
+                                        <w:rFonts w:ascii="Times New Roman" w:hAnsi="Times New Roman" w:cs="Times New Roman"/>
+                                        <w:color w:val="262626" w:themeColor="text1" w:themeTint="D9"/>
+                                        <w:sz w:val="28"/>
+                                        <w:szCs w:val="28"/>
+                                      </w:rPr>
+                                      <w:t>BUT</w:t>
+                                    </w:r>
+                                    <w:r>
+                                      <w:rPr>
+                                        <w:rFonts w:ascii="Times New Roman" w:hAnsi="Times New Roman" w:cs="Times New Roman"/>
+                                        <w:color w:val="262626" w:themeColor="text1" w:themeTint="D9"/>
+                                        <w:sz w:val="28"/>
+                                        <w:szCs w:val="28"/>
+                                      </w:rPr>
+                                      <w:t>2 Réseaux et Télécommunications</w:t>
                                     </w:r>
                                   </w:p>
                                 </w:sdtContent>
@@ -258,7 +288,25 @@
                                   <w:sz w:val="28"/>
                                   <w:szCs w:val="28"/>
                                 </w:rPr>
-                                <w:t>Réalisé par Baye Niass GUEYE étudiant en but2 Réseaux et Télécommunications</w:t>
+                                <w:t xml:space="preserve">Réalisé par Baye Niass GUEYE étudiant en </w:t>
+                              </w:r>
+                              <w:r>
+                                <w:rPr>
+                                  <w:rFonts w:ascii="Times New Roman" w:hAnsi="Times New Roman" w:cs="Times New Roman"/>
+                                  <w:color w:val="262626" w:themeColor="text1" w:themeTint="D9"/>
+                                  <w:sz w:val="28"/>
+                                  <w:szCs w:val="28"/>
+                                </w:rPr>
+                                <w:t>BUT</w:t>
+                              </w:r>
+                              <w:r>
+                                <w:rPr>
+                                  <w:rFonts w:ascii="Times New Roman" w:hAnsi="Times New Roman" w:cs="Times New Roman"/>
+                                  <w:color w:val="262626" w:themeColor="text1" w:themeTint="D9"/>
+                                  <w:sz w:val="28"/>
+                                  <w:szCs w:val="28"/>
+                                </w:rPr>
+                                <w:t>2 Réseaux et Télécommunications</w:t>
                               </w:r>
                             </w:p>
                           </w:sdtContent>
@@ -701,7 +749,7 @@
                                   <w:tag w:val=""/>
                                   <w:id w:val="400952559"/>
                                   <w:dataBinding w:prefixMappings="xmlns:ns0='http://schemas.microsoft.com/office/2006/coverPageProps' " w:xpath="/ns0:CoverPageProperties[1]/ns0:PublishDate[1]" w:storeItemID="{55AF091B-3C7A-41E3-B477-F2FDAA23CFDA}"/>
-                                  <w:date w:fullDate="2025-11-12T00:00:00Z">
+                                  <w:date w:fullDate="2025-11-30T00:00:00Z">
                                     <w:dateFormat w:val="dd MMMM yyyy"/>
                                     <w:lid w:val="fr-FR"/>
                                     <w:storeMappedDataAs w:val="dateTime"/>
@@ -731,7 +779,19 @@
                                         <w:sz w:val="28"/>
                                         <w:szCs w:val="28"/>
                                       </w:rPr>
-                                      <w:t>12 novembre 2025</w:t>
+                                      <w:t>30</w:t>
+                                    </w:r>
+                                    <w:r>
+                                      <w:rPr>
+                                        <w:rFonts w:ascii="Times New Roman" w:hAnsi="Times New Roman" w:cs="Times New Roman"/>
+                                        <w:b/>
+                                        <w:bCs/>
+                                        <w:caps/>
+                                        <w:color w:val="323E4F" w:themeColor="text2" w:themeShade="BF"/>
+                                        <w:sz w:val="28"/>
+                                        <w:szCs w:val="28"/>
+                                      </w:rPr>
+                                      <w:t xml:space="preserve"> novembre 2025</w:t>
                                     </w:r>
                                   </w:p>
                                 </w:sdtContent>
@@ -776,7 +836,7 @@
                             <w:tag w:val=""/>
                             <w:id w:val="400952559"/>
                             <w:dataBinding w:prefixMappings="xmlns:ns0='http://schemas.microsoft.com/office/2006/coverPageProps' " w:xpath="/ns0:CoverPageProperties[1]/ns0:PublishDate[1]" w:storeItemID="{55AF091B-3C7A-41E3-B477-F2FDAA23CFDA}"/>
-                            <w:date w:fullDate="2025-11-12T00:00:00Z">
+                            <w:date w:fullDate="2025-11-30T00:00:00Z">
                               <w:dateFormat w:val="dd MMMM yyyy"/>
                               <w:lid w:val="fr-FR"/>
                               <w:storeMappedDataAs w:val="dateTime"/>
@@ -806,7 +866,19 @@
                                   <w:sz w:val="28"/>
                                   <w:szCs w:val="28"/>
                                 </w:rPr>
-                                <w:t>12 novembre 2025</w:t>
+                                <w:t>30</w:t>
+                              </w:r>
+                              <w:r>
+                                <w:rPr>
+                                  <w:rFonts w:ascii="Times New Roman" w:hAnsi="Times New Roman" w:cs="Times New Roman"/>
+                                  <w:b/>
+                                  <w:bCs/>
+                                  <w:caps/>
+                                  <w:color w:val="323E4F" w:themeColor="text2" w:themeShade="BF"/>
+                                  <w:sz w:val="28"/>
+                                  <w:szCs w:val="28"/>
+                                </w:rPr>
+                                <w:t xml:space="preserve"> novembre 2025</w:t>
                               </w:r>
                             </w:p>
                           </w:sdtContent>
@@ -980,9 +1052,2682 @@
         </w:p>
       </w:sdtContent>
     </w:sdt>
+    <w:p>
+      <w:pPr>
+        <w:pStyle w:val="Titre2"/>
+        <w:shd w:val="clear" w:color="auto" w:fill="8EAADB" w:themeFill="accent1" w:themeFillTint="99"/>
+        <w:jc w:val="center"/>
+        <w:rPr>
+          <w:sz w:val="40"/>
+          <w:szCs w:val="40"/>
+          <w:u w:val="single"/>
+        </w:rPr>
+      </w:pPr>
+      <w:r>
+        <w:rPr>
+          <w:sz w:val="40"/>
+          <w:szCs w:val="40"/>
+          <w:u w:val="single"/>
+        </w:rPr>
+        <w:lastRenderedPageBreak/>
+        <w:t>Analyse globale de la compétence</w:t>
+      </w:r>
+    </w:p>
+    <w:p>
+      <w:pPr>
+        <w:spacing w:before="100" w:beforeAutospacing="1" w:after="100" w:afterAutospacing="1" w:line="240" w:lineRule="auto"/>
+        <w:rPr>
+          <w:rFonts w:ascii="Times New Roman" w:eastAsia="Times New Roman" w:hAnsi="Times New Roman" w:cs="Times New Roman"/>
+          <w:sz w:val="24"/>
+          <w:szCs w:val="24"/>
+          <w:lang w:eastAsia="fr-FR"/>
+        </w:rPr>
+      </w:pPr>
+      <w:r>
+        <w:rPr>
+          <w:rFonts w:ascii="Times New Roman" w:eastAsia="Times New Roman" w:hAnsi="Times New Roman" w:cs="Times New Roman"/>
+          <w:sz w:val="24"/>
+          <w:szCs w:val="24"/>
+          <w:lang w:eastAsia="fr-FR"/>
+        </w:rPr>
+        <w:t>Dans le cadre de la SAE3.02, j’ai conçu et développé une application informatique complète reposant sur une architecture client / serveur sécurisée, en conformité avec le cahier des charges fourni.</w:t>
+      </w:r>
+      <w:r>
+        <w:rPr>
+          <w:rFonts w:ascii="Times New Roman" w:eastAsia="Times New Roman" w:hAnsi="Times New Roman" w:cs="Times New Roman"/>
+          <w:sz w:val="24"/>
+          <w:szCs w:val="24"/>
+          <w:lang w:eastAsia="fr-FR"/>
+        </w:rPr>
+        <w:br/>
+        <w:t>Le projet met en œuvre des compétences en programmation, réseaux, sécurité, gestion des données et interfaces graphiques.</w:t>
+      </w:r>
+    </w:p>
+    <w:p>
+      <w:pPr>
+        <w:spacing w:before="100" w:beforeAutospacing="1" w:after="100" w:afterAutospacing="1" w:line="240" w:lineRule="auto"/>
+        <w:rPr>
+          <w:rFonts w:ascii="Times New Roman" w:eastAsia="Times New Roman" w:hAnsi="Times New Roman" w:cs="Times New Roman"/>
+          <w:sz w:val="24"/>
+          <w:szCs w:val="24"/>
+          <w:lang w:eastAsia="fr-FR"/>
+        </w:rPr>
+      </w:pPr>
+      <w:r>
+        <w:rPr>
+          <w:rFonts w:ascii="Times New Roman" w:eastAsia="Times New Roman" w:hAnsi="Times New Roman" w:cs="Times New Roman"/>
+          <w:sz w:val="24"/>
+          <w:szCs w:val="24"/>
+          <w:lang w:eastAsia="fr-FR"/>
+        </w:rPr>
+        <w:t>L’architecture développée se compose :</w:t>
+      </w:r>
+    </w:p>
+    <w:p>
+      <w:pPr>
+        <w:pStyle w:val="Paragraphedeliste"/>
+        <w:numPr>
+          <w:ilvl w:val="0"/>
+          <w:numId w:val="13"/>
+        </w:numPr>
+        <w:spacing w:before="100" w:beforeAutospacing="1" w:after="100" w:afterAutospacing="1" w:line="240" w:lineRule="auto"/>
+        <w:rPr>
+          <w:rFonts w:ascii="Times New Roman" w:eastAsia="Times New Roman" w:hAnsi="Times New Roman" w:cs="Times New Roman"/>
+          <w:sz w:val="24"/>
+          <w:szCs w:val="24"/>
+          <w:lang w:eastAsia="fr-FR"/>
+        </w:rPr>
+      </w:pPr>
+      <w:r>
+        <w:rPr>
+          <w:rFonts w:ascii="Times New Roman" w:eastAsia="Times New Roman" w:hAnsi="Times New Roman" w:cs="Times New Roman"/>
+          <w:sz w:val="24"/>
+          <w:szCs w:val="24"/>
+          <w:lang w:eastAsia="fr-FR"/>
+        </w:rPr>
+        <w:t>D</w:t>
+      </w:r>
+      <w:r>
+        <w:rPr>
+          <w:rFonts w:ascii="Times New Roman" w:eastAsia="Times New Roman" w:hAnsi="Times New Roman" w:cs="Times New Roman"/>
+          <w:sz w:val="24"/>
+          <w:szCs w:val="24"/>
+          <w:lang w:eastAsia="fr-FR"/>
+        </w:rPr>
+        <w:t>’</w:t>
+      </w:r>
+      <w:r>
+        <w:rPr>
+          <w:rFonts w:ascii="Times New Roman" w:eastAsia="Times New Roman" w:hAnsi="Times New Roman" w:cs="Times New Roman"/>
+          <w:sz w:val="24"/>
+          <w:szCs w:val="24"/>
+          <w:lang w:eastAsia="fr-FR"/>
+        </w:rPr>
+        <w:t xml:space="preserve">un </w:t>
+      </w:r>
+      <w:r>
+        <w:rPr>
+          <w:rFonts w:ascii="Times New Roman" w:eastAsia="Times New Roman" w:hAnsi="Times New Roman" w:cs="Times New Roman"/>
+          <w:b/>
+          <w:bCs/>
+          <w:sz w:val="24"/>
+          <w:szCs w:val="24"/>
+          <w:lang w:eastAsia="fr-FR"/>
+        </w:rPr>
+        <w:t>Master</w:t>
+      </w:r>
+      <w:r>
+        <w:rPr>
+          <w:rFonts w:ascii="Times New Roman" w:eastAsia="Times New Roman" w:hAnsi="Times New Roman" w:cs="Times New Roman"/>
+          <w:sz w:val="24"/>
+          <w:szCs w:val="24"/>
+          <w:lang w:eastAsia="fr-FR"/>
+        </w:rPr>
+        <w:t>, chargé de la gestion des routeurs, de la distribution des clés publiques et de la supervision du réseau,</w:t>
+      </w:r>
+    </w:p>
+    <w:p>
+      <w:pPr>
+        <w:pStyle w:val="Paragraphedeliste"/>
+        <w:numPr>
+          <w:ilvl w:val="0"/>
+          <w:numId w:val="13"/>
+        </w:numPr>
+        <w:spacing w:before="100" w:beforeAutospacing="1" w:after="100" w:afterAutospacing="1" w:line="240" w:lineRule="auto"/>
+        <w:rPr>
+          <w:rFonts w:ascii="Times New Roman" w:eastAsia="Times New Roman" w:hAnsi="Times New Roman" w:cs="Times New Roman"/>
+          <w:sz w:val="24"/>
+          <w:szCs w:val="24"/>
+          <w:lang w:eastAsia="fr-FR"/>
+        </w:rPr>
+      </w:pPr>
+      <w:r>
+        <w:rPr>
+          <w:rFonts w:ascii="Times New Roman" w:eastAsia="Times New Roman" w:hAnsi="Times New Roman" w:cs="Times New Roman"/>
+          <w:sz w:val="24"/>
+          <w:szCs w:val="24"/>
+          <w:lang w:eastAsia="fr-FR"/>
+        </w:rPr>
+        <w:t>D</w:t>
+      </w:r>
+      <w:r>
+        <w:rPr>
+          <w:rFonts w:ascii="Times New Roman" w:eastAsia="Times New Roman" w:hAnsi="Times New Roman" w:cs="Times New Roman"/>
+          <w:sz w:val="24"/>
+          <w:szCs w:val="24"/>
+          <w:lang w:eastAsia="fr-FR"/>
+        </w:rPr>
+        <w:t xml:space="preserve">e </w:t>
+      </w:r>
+      <w:r>
+        <w:rPr>
+          <w:rFonts w:ascii="Times New Roman" w:eastAsia="Times New Roman" w:hAnsi="Times New Roman" w:cs="Times New Roman"/>
+          <w:b/>
+          <w:bCs/>
+          <w:sz w:val="24"/>
+          <w:szCs w:val="24"/>
+          <w:lang w:eastAsia="fr-FR"/>
+        </w:rPr>
+        <w:t>routeurs intermédiaires</w:t>
+      </w:r>
+      <w:r>
+        <w:rPr>
+          <w:rFonts w:ascii="Times New Roman" w:eastAsia="Times New Roman" w:hAnsi="Times New Roman" w:cs="Times New Roman"/>
+          <w:sz w:val="24"/>
+          <w:szCs w:val="24"/>
+          <w:lang w:eastAsia="fr-FR"/>
+        </w:rPr>
+        <w:t xml:space="preserve">, simulant un réseau de type </w:t>
+      </w:r>
+      <w:r>
+        <w:rPr>
+          <w:rFonts w:ascii="Times New Roman" w:eastAsia="Times New Roman" w:hAnsi="Times New Roman" w:cs="Times New Roman"/>
+          <w:i/>
+          <w:iCs/>
+          <w:sz w:val="24"/>
+          <w:szCs w:val="24"/>
+          <w:lang w:eastAsia="fr-FR"/>
+        </w:rPr>
+        <w:t>oignon</w:t>
+      </w:r>
+      <w:r>
+        <w:rPr>
+          <w:rFonts w:ascii="Times New Roman" w:eastAsia="Times New Roman" w:hAnsi="Times New Roman" w:cs="Times New Roman"/>
+          <w:sz w:val="24"/>
+          <w:szCs w:val="24"/>
+          <w:lang w:eastAsia="fr-FR"/>
+        </w:rPr>
+        <w:t>,</w:t>
+      </w:r>
+    </w:p>
+    <w:p>
+      <w:pPr>
+        <w:pStyle w:val="Paragraphedeliste"/>
+        <w:numPr>
+          <w:ilvl w:val="0"/>
+          <w:numId w:val="13"/>
+        </w:numPr>
+        <w:spacing w:before="100" w:beforeAutospacing="1" w:after="100" w:afterAutospacing="1" w:line="240" w:lineRule="auto"/>
+        <w:rPr>
+          <w:rFonts w:ascii="Times New Roman" w:eastAsia="Times New Roman" w:hAnsi="Times New Roman" w:cs="Times New Roman"/>
+          <w:sz w:val="24"/>
+          <w:szCs w:val="24"/>
+          <w:lang w:eastAsia="fr-FR"/>
+        </w:rPr>
+      </w:pPr>
+      <w:r>
+        <w:rPr>
+          <w:rFonts w:ascii="Times New Roman" w:eastAsia="Times New Roman" w:hAnsi="Times New Roman" w:cs="Times New Roman"/>
+          <w:sz w:val="24"/>
+          <w:szCs w:val="24"/>
+          <w:lang w:eastAsia="fr-FR"/>
+        </w:rPr>
+        <w:t>De</w:t>
+      </w:r>
+      <w:r>
+        <w:rPr>
+          <w:rFonts w:ascii="Times New Roman" w:eastAsia="Times New Roman" w:hAnsi="Times New Roman" w:cs="Times New Roman"/>
+          <w:sz w:val="24"/>
+          <w:szCs w:val="24"/>
+          <w:lang w:eastAsia="fr-FR"/>
+        </w:rPr>
+        <w:t xml:space="preserve"> </w:t>
+      </w:r>
+      <w:r>
+        <w:rPr>
+          <w:rFonts w:ascii="Times New Roman" w:eastAsia="Times New Roman" w:hAnsi="Times New Roman" w:cs="Times New Roman"/>
+          <w:b/>
+          <w:bCs/>
+          <w:sz w:val="24"/>
+          <w:szCs w:val="24"/>
+          <w:lang w:eastAsia="fr-FR"/>
+        </w:rPr>
+        <w:t>clients (Client A et Client B)</w:t>
+      </w:r>
+      <w:r>
+        <w:rPr>
+          <w:rFonts w:ascii="Times New Roman" w:eastAsia="Times New Roman" w:hAnsi="Times New Roman" w:cs="Times New Roman"/>
+          <w:sz w:val="24"/>
+          <w:szCs w:val="24"/>
+          <w:lang w:eastAsia="fr-FR"/>
+        </w:rPr>
+        <w:t xml:space="preserve"> capables d’émettre et de recevoir des messages via ce réseau sécurisé.</w:t>
+      </w:r>
+    </w:p>
+    <w:p>
+      <w:pPr>
+        <w:spacing w:before="100" w:beforeAutospacing="1" w:after="100" w:afterAutospacing="1" w:line="240" w:lineRule="auto"/>
+        <w:rPr>
+          <w:rFonts w:ascii="Times New Roman" w:eastAsia="Times New Roman" w:hAnsi="Times New Roman" w:cs="Times New Roman"/>
+          <w:sz w:val="24"/>
+          <w:szCs w:val="24"/>
+          <w:lang w:eastAsia="fr-FR"/>
+        </w:rPr>
+      </w:pPr>
+      <w:r>
+        <w:rPr>
+          <w:rFonts w:ascii="Times New Roman" w:eastAsia="Times New Roman" w:hAnsi="Times New Roman" w:cs="Times New Roman"/>
+          <w:sz w:val="24"/>
+          <w:szCs w:val="24"/>
+          <w:lang w:eastAsia="fr-FR"/>
+        </w:rPr>
+        <w:t xml:space="preserve">L’ensemble a été développé en Python, avec l’utilisation de </w:t>
+      </w:r>
+      <w:r>
+        <w:rPr>
+          <w:rFonts w:ascii="Times New Roman" w:eastAsia="Times New Roman" w:hAnsi="Times New Roman" w:cs="Times New Roman"/>
+          <w:b/>
+          <w:bCs/>
+          <w:sz w:val="24"/>
+          <w:szCs w:val="24"/>
+          <w:lang w:eastAsia="fr-FR"/>
+        </w:rPr>
+        <w:t>sockets</w:t>
+      </w:r>
+      <w:r>
+        <w:rPr>
+          <w:rFonts w:ascii="Times New Roman" w:eastAsia="Times New Roman" w:hAnsi="Times New Roman" w:cs="Times New Roman"/>
+          <w:sz w:val="24"/>
+          <w:szCs w:val="24"/>
+          <w:lang w:eastAsia="fr-FR"/>
+        </w:rPr>
+        <w:t xml:space="preserve"> </w:t>
+      </w:r>
+      <w:r>
+        <w:rPr>
+          <w:rFonts w:ascii="Times New Roman" w:eastAsia="Times New Roman" w:hAnsi="Times New Roman" w:cs="Times New Roman"/>
+          <w:b/>
+          <w:bCs/>
+          <w:sz w:val="24"/>
+          <w:szCs w:val="24"/>
+          <w:lang w:eastAsia="fr-FR"/>
+        </w:rPr>
+        <w:t>TCP</w:t>
+      </w:r>
+      <w:r>
+        <w:rPr>
+          <w:rFonts w:ascii="Times New Roman" w:eastAsia="Times New Roman" w:hAnsi="Times New Roman" w:cs="Times New Roman"/>
+          <w:sz w:val="24"/>
+          <w:szCs w:val="24"/>
+          <w:lang w:eastAsia="fr-FR"/>
+        </w:rPr>
+        <w:t xml:space="preserve">, de mécanismes de chiffrement </w:t>
+      </w:r>
+      <w:r>
+        <w:rPr>
+          <w:rFonts w:ascii="Times New Roman" w:eastAsia="Times New Roman" w:hAnsi="Times New Roman" w:cs="Times New Roman"/>
+          <w:b/>
+          <w:bCs/>
+          <w:sz w:val="24"/>
+          <w:szCs w:val="24"/>
+          <w:lang w:eastAsia="fr-FR"/>
+        </w:rPr>
+        <w:t>RSA</w:t>
+      </w:r>
+      <w:r>
+        <w:rPr>
+          <w:rFonts w:ascii="Times New Roman" w:eastAsia="Times New Roman" w:hAnsi="Times New Roman" w:cs="Times New Roman"/>
+          <w:sz w:val="24"/>
+          <w:szCs w:val="24"/>
+          <w:lang w:eastAsia="fr-FR"/>
+        </w:rPr>
+        <w:t xml:space="preserve"> et d’interfaces graphiques en </w:t>
+      </w:r>
+      <w:r>
+        <w:rPr>
+          <w:rFonts w:ascii="Times New Roman" w:eastAsia="Times New Roman" w:hAnsi="Times New Roman" w:cs="Times New Roman"/>
+          <w:b/>
+          <w:bCs/>
+          <w:sz w:val="24"/>
+          <w:szCs w:val="24"/>
+          <w:lang w:eastAsia="fr-FR"/>
+        </w:rPr>
+        <w:t>PyQt5</w:t>
+      </w:r>
+      <w:r>
+        <w:rPr>
+          <w:rFonts w:ascii="Times New Roman" w:eastAsia="Times New Roman" w:hAnsi="Times New Roman" w:cs="Times New Roman"/>
+          <w:sz w:val="24"/>
+          <w:szCs w:val="24"/>
+          <w:lang w:eastAsia="fr-FR"/>
+        </w:rPr>
+        <w:t>.</w:t>
+      </w:r>
+    </w:p>
+    <w:p>
+      <w:pPr>
+        <w:spacing w:before="100" w:beforeAutospacing="1" w:after="100" w:afterAutospacing="1" w:line="240" w:lineRule="auto"/>
+        <w:rPr>
+          <w:rFonts w:ascii="Times New Roman" w:eastAsia="Times New Roman" w:hAnsi="Times New Roman" w:cs="Times New Roman"/>
+          <w:sz w:val="24"/>
+          <w:szCs w:val="24"/>
+          <w:lang w:eastAsia="fr-FR"/>
+        </w:rPr>
+      </w:pPr>
+    </w:p>
+    <w:p>
+      <w:pPr>
+        <w:shd w:val="clear" w:color="auto" w:fill="8EAADB" w:themeFill="accent1" w:themeFillTint="99"/>
+        <w:spacing w:before="100" w:beforeAutospacing="1" w:after="100" w:afterAutospacing="1" w:line="240" w:lineRule="auto"/>
+        <w:jc w:val="center"/>
+        <w:outlineLvl w:val="1"/>
+        <w:rPr>
+          <w:rFonts w:ascii="Times New Roman" w:eastAsia="Times New Roman" w:hAnsi="Times New Roman" w:cs="Times New Roman"/>
+          <w:b/>
+          <w:bCs/>
+          <w:sz w:val="40"/>
+          <w:szCs w:val="40"/>
+          <w:u w:val="single"/>
+          <w:lang w:eastAsia="fr-FR"/>
+        </w:rPr>
+      </w:pPr>
+      <w:r>
+        <w:rPr>
+          <w:rFonts w:ascii="Times New Roman" w:eastAsia="Times New Roman" w:hAnsi="Times New Roman" w:cs="Times New Roman"/>
+          <w:b/>
+          <w:bCs/>
+          <w:sz w:val="40"/>
+          <w:szCs w:val="40"/>
+          <w:u w:val="single"/>
+          <w:lang w:eastAsia="fr-FR"/>
+        </w:rPr>
+        <w:t>Analyse des apprentissages critiques (AC)</w:t>
+      </w:r>
+    </w:p>
+    <w:p>
+      <w:pPr>
+        <w:spacing w:before="100" w:beforeAutospacing="1" w:after="100" w:afterAutospacing="1" w:line="240" w:lineRule="auto"/>
+        <w:outlineLvl w:val="2"/>
+        <w:rPr>
+          <w:rFonts w:ascii="Times New Roman" w:eastAsia="Times New Roman" w:hAnsi="Times New Roman" w:cs="Times New Roman"/>
+          <w:b/>
+          <w:bCs/>
+          <w:sz w:val="28"/>
+          <w:szCs w:val="28"/>
+          <w:u w:val="single"/>
+          <w:lang w:eastAsia="fr-FR"/>
+        </w:rPr>
+      </w:pPr>
+      <w:r>
+        <w:rPr>
+          <w:rFonts w:ascii="Times New Roman" w:eastAsia="Times New Roman" w:hAnsi="Times New Roman" w:cs="Times New Roman"/>
+          <w:b/>
+          <w:bCs/>
+          <w:sz w:val="28"/>
+          <w:szCs w:val="28"/>
+          <w:u w:val="single"/>
+          <w:lang w:eastAsia="fr-FR"/>
+        </w:rPr>
+        <w:t xml:space="preserve">AC23.01 </w:t>
+      </w:r>
+      <w:r>
+        <w:rPr>
+          <w:rFonts w:ascii="Times New Roman" w:eastAsia="Times New Roman" w:hAnsi="Times New Roman" w:cs="Times New Roman"/>
+          <w:b/>
+          <w:bCs/>
+          <w:sz w:val="28"/>
+          <w:szCs w:val="28"/>
+          <w:u w:val="single"/>
+          <w:lang w:eastAsia="fr-FR"/>
+        </w:rPr>
+        <w:t xml:space="preserve">- </w:t>
+      </w:r>
+      <w:r>
+        <w:rPr>
+          <w:rFonts w:ascii="Times New Roman" w:eastAsia="Times New Roman" w:hAnsi="Times New Roman" w:cs="Times New Roman"/>
+          <w:b/>
+          <w:bCs/>
+          <w:sz w:val="28"/>
+          <w:szCs w:val="28"/>
+          <w:u w:val="single"/>
+          <w:lang w:eastAsia="fr-FR"/>
+        </w:rPr>
+        <w:t>Automatiser l’administration système avec des scripts</w:t>
+      </w:r>
+    </w:p>
+    <w:p>
+      <w:pPr>
+        <w:spacing w:before="100" w:beforeAutospacing="1" w:after="100" w:afterAutospacing="1" w:line="240" w:lineRule="auto"/>
+        <w:rPr>
+          <w:rFonts w:ascii="Times New Roman" w:eastAsia="Times New Roman" w:hAnsi="Times New Roman" w:cs="Times New Roman"/>
+          <w:sz w:val="24"/>
+          <w:szCs w:val="24"/>
+          <w:lang w:eastAsia="fr-FR"/>
+        </w:rPr>
+      </w:pPr>
+      <w:r>
+        <w:rPr>
+          <w:rFonts w:ascii="Times New Roman" w:eastAsia="Times New Roman" w:hAnsi="Times New Roman" w:cs="Times New Roman"/>
+          <w:sz w:val="24"/>
+          <w:szCs w:val="24"/>
+          <w:lang w:eastAsia="fr-FR"/>
+        </w:rPr>
+        <w:t xml:space="preserve">Des scripts </w:t>
+      </w:r>
+      <w:r>
+        <w:rPr>
+          <w:rFonts w:ascii="Times New Roman" w:eastAsia="Times New Roman" w:hAnsi="Times New Roman" w:cs="Times New Roman"/>
+          <w:b/>
+          <w:bCs/>
+          <w:sz w:val="24"/>
+          <w:szCs w:val="24"/>
+          <w:lang w:eastAsia="fr-FR"/>
+        </w:rPr>
+        <w:t>Python</w:t>
+      </w:r>
+      <w:r>
+        <w:rPr>
+          <w:rFonts w:ascii="Times New Roman" w:eastAsia="Times New Roman" w:hAnsi="Times New Roman" w:cs="Times New Roman"/>
+          <w:sz w:val="24"/>
+          <w:szCs w:val="24"/>
+          <w:lang w:eastAsia="fr-FR"/>
+        </w:rPr>
+        <w:t xml:space="preserve"> ont été développés afin d’automatiser :</w:t>
+      </w:r>
+    </w:p>
+    <w:p>
+      <w:pPr>
+        <w:pStyle w:val="Paragraphedeliste"/>
+        <w:numPr>
+          <w:ilvl w:val="0"/>
+          <w:numId w:val="15"/>
+        </w:numPr>
+        <w:spacing w:before="100" w:beforeAutospacing="1" w:after="100" w:afterAutospacing="1" w:line="240" w:lineRule="auto"/>
+        <w:rPr>
+          <w:rFonts w:ascii="Times New Roman" w:eastAsia="Times New Roman" w:hAnsi="Times New Roman" w:cs="Times New Roman"/>
+          <w:sz w:val="24"/>
+          <w:szCs w:val="24"/>
+          <w:lang w:eastAsia="fr-FR"/>
+        </w:rPr>
+      </w:pPr>
+      <w:r>
+        <w:rPr>
+          <w:rFonts w:ascii="Times New Roman" w:eastAsia="Times New Roman" w:hAnsi="Times New Roman" w:cs="Times New Roman"/>
+          <w:sz w:val="24"/>
+          <w:szCs w:val="24"/>
+          <w:lang w:eastAsia="fr-FR"/>
+        </w:rPr>
+        <w:t>Le</w:t>
+      </w:r>
+      <w:r>
+        <w:rPr>
+          <w:rFonts w:ascii="Times New Roman" w:eastAsia="Times New Roman" w:hAnsi="Times New Roman" w:cs="Times New Roman"/>
+          <w:sz w:val="24"/>
+          <w:szCs w:val="24"/>
+          <w:lang w:eastAsia="fr-FR"/>
+        </w:rPr>
+        <w:t xml:space="preserve"> démarrage des services (Master, routeurs, clients),</w:t>
+      </w:r>
+    </w:p>
+    <w:p>
+      <w:pPr>
+        <w:pStyle w:val="Paragraphedeliste"/>
+        <w:numPr>
+          <w:ilvl w:val="0"/>
+          <w:numId w:val="15"/>
+        </w:numPr>
+        <w:spacing w:before="100" w:beforeAutospacing="1" w:after="100" w:afterAutospacing="1" w:line="240" w:lineRule="auto"/>
+        <w:rPr>
+          <w:rFonts w:ascii="Times New Roman" w:eastAsia="Times New Roman" w:hAnsi="Times New Roman" w:cs="Times New Roman"/>
+          <w:sz w:val="24"/>
+          <w:szCs w:val="24"/>
+          <w:lang w:eastAsia="fr-FR"/>
+        </w:rPr>
+      </w:pPr>
+      <w:r>
+        <w:rPr>
+          <w:rFonts w:ascii="Times New Roman" w:eastAsia="Times New Roman" w:hAnsi="Times New Roman" w:cs="Times New Roman"/>
+          <w:sz w:val="24"/>
+          <w:szCs w:val="24"/>
+          <w:lang w:eastAsia="fr-FR"/>
+        </w:rPr>
+        <w:t>La</w:t>
+      </w:r>
+      <w:r>
+        <w:rPr>
+          <w:rFonts w:ascii="Times New Roman" w:eastAsia="Times New Roman" w:hAnsi="Times New Roman" w:cs="Times New Roman"/>
+          <w:sz w:val="24"/>
+          <w:szCs w:val="24"/>
+          <w:lang w:eastAsia="fr-FR"/>
+        </w:rPr>
+        <w:t xml:space="preserve"> gestion des connexions réseau,</w:t>
+      </w:r>
+    </w:p>
+    <w:p>
+      <w:pPr>
+        <w:pStyle w:val="Paragraphedeliste"/>
+        <w:numPr>
+          <w:ilvl w:val="0"/>
+          <w:numId w:val="15"/>
+        </w:numPr>
+        <w:spacing w:before="100" w:beforeAutospacing="1" w:after="100" w:afterAutospacing="1" w:line="240" w:lineRule="auto"/>
+        <w:rPr>
+          <w:rFonts w:ascii="Times New Roman" w:eastAsia="Times New Roman" w:hAnsi="Times New Roman" w:cs="Times New Roman"/>
+          <w:sz w:val="24"/>
+          <w:szCs w:val="24"/>
+          <w:lang w:eastAsia="fr-FR"/>
+        </w:rPr>
+      </w:pPr>
+      <w:r>
+        <w:rPr>
+          <w:rFonts w:ascii="Times New Roman" w:eastAsia="Times New Roman" w:hAnsi="Times New Roman" w:cs="Times New Roman"/>
+          <w:sz w:val="24"/>
+          <w:szCs w:val="24"/>
+          <w:lang w:eastAsia="fr-FR"/>
+        </w:rPr>
+        <w:t>Le</w:t>
+      </w:r>
+      <w:r>
+        <w:rPr>
+          <w:rFonts w:ascii="Times New Roman" w:eastAsia="Times New Roman" w:hAnsi="Times New Roman" w:cs="Times New Roman"/>
+          <w:sz w:val="24"/>
+          <w:szCs w:val="24"/>
+          <w:lang w:eastAsia="fr-FR"/>
+        </w:rPr>
+        <w:t xml:space="preserve"> traitement des messages entrants et sortants.</w:t>
+      </w:r>
+    </w:p>
+    <w:p>
+      <w:pPr>
+        <w:spacing w:before="100" w:beforeAutospacing="1" w:after="100" w:afterAutospacing="1" w:line="240" w:lineRule="auto"/>
+        <w:rPr>
+          <w:rFonts w:ascii="Times New Roman" w:eastAsia="Times New Roman" w:hAnsi="Times New Roman" w:cs="Times New Roman"/>
+          <w:sz w:val="24"/>
+          <w:szCs w:val="24"/>
+          <w:lang w:eastAsia="fr-FR"/>
+        </w:rPr>
+      </w:pPr>
+      <w:r>
+        <w:rPr>
+          <w:rFonts w:ascii="Times New Roman" w:eastAsia="Times New Roman" w:hAnsi="Times New Roman" w:cs="Times New Roman"/>
+          <w:sz w:val="24"/>
+          <w:szCs w:val="24"/>
+          <w:lang w:eastAsia="fr-FR"/>
+        </w:rPr>
+        <w:t>L’utilisation de threads permet un fonctionnement non bloquant des applications, garantissant la continuité du service.</w:t>
+      </w:r>
+    </w:p>
+    <w:p>
+      <w:pPr>
+        <w:spacing w:before="100" w:beforeAutospacing="1" w:after="100" w:afterAutospacing="1" w:line="240" w:lineRule="auto"/>
+        <w:outlineLvl w:val="2"/>
+        <w:rPr>
+          <w:rFonts w:ascii="Times New Roman" w:eastAsia="Times New Roman" w:hAnsi="Times New Roman" w:cs="Times New Roman"/>
+          <w:b/>
+          <w:bCs/>
+          <w:sz w:val="28"/>
+          <w:szCs w:val="28"/>
+          <w:u w:val="single"/>
+          <w:lang w:eastAsia="fr-FR"/>
+        </w:rPr>
+      </w:pPr>
+      <w:r>
+        <w:rPr>
+          <w:rFonts w:ascii="Times New Roman" w:eastAsia="Times New Roman" w:hAnsi="Times New Roman" w:cs="Times New Roman"/>
+          <w:b/>
+          <w:bCs/>
+          <w:sz w:val="28"/>
+          <w:szCs w:val="28"/>
+          <w:u w:val="single"/>
+          <w:lang w:eastAsia="fr-FR"/>
+        </w:rPr>
+        <w:t xml:space="preserve">AC23.02 </w:t>
+      </w:r>
+      <w:r>
+        <w:rPr>
+          <w:rFonts w:ascii="Times New Roman" w:eastAsia="Times New Roman" w:hAnsi="Times New Roman" w:cs="Times New Roman"/>
+          <w:b/>
+          <w:bCs/>
+          <w:sz w:val="28"/>
+          <w:szCs w:val="28"/>
+          <w:u w:val="single"/>
+          <w:lang w:eastAsia="fr-FR"/>
+        </w:rPr>
+        <w:t>-</w:t>
+      </w:r>
+      <w:r>
+        <w:rPr>
+          <w:rFonts w:ascii="Times New Roman" w:eastAsia="Times New Roman" w:hAnsi="Times New Roman" w:cs="Times New Roman"/>
+          <w:b/>
+          <w:bCs/>
+          <w:sz w:val="28"/>
+          <w:szCs w:val="28"/>
+          <w:u w:val="single"/>
+          <w:lang w:eastAsia="fr-FR"/>
+        </w:rPr>
+        <w:t xml:space="preserve"> Développer une application à partir d’un cahier des charges</w:t>
+      </w:r>
+    </w:p>
+    <w:p>
+      <w:pPr>
+        <w:spacing w:before="100" w:beforeAutospacing="1" w:after="100" w:afterAutospacing="1" w:line="240" w:lineRule="auto"/>
+        <w:rPr>
+          <w:rFonts w:ascii="Times New Roman" w:eastAsia="Times New Roman" w:hAnsi="Times New Roman" w:cs="Times New Roman"/>
+          <w:sz w:val="24"/>
+          <w:szCs w:val="24"/>
+          <w:lang w:eastAsia="fr-FR"/>
+        </w:rPr>
+      </w:pPr>
+      <w:r>
+        <w:rPr>
+          <w:rFonts w:ascii="Times New Roman" w:eastAsia="Times New Roman" w:hAnsi="Times New Roman" w:cs="Times New Roman"/>
+          <w:sz w:val="24"/>
+          <w:szCs w:val="24"/>
+          <w:lang w:eastAsia="fr-FR"/>
+        </w:rPr>
+        <w:t>L’application développée respecte les contraintes du cahier des charges :</w:t>
+      </w:r>
+    </w:p>
+    <w:p>
+      <w:pPr>
+        <w:pStyle w:val="Paragraphedeliste"/>
+        <w:numPr>
+          <w:ilvl w:val="0"/>
+          <w:numId w:val="16"/>
+        </w:numPr>
+        <w:spacing w:before="100" w:beforeAutospacing="1" w:after="100" w:afterAutospacing="1" w:line="240" w:lineRule="auto"/>
+        <w:rPr>
+          <w:rFonts w:ascii="Times New Roman" w:eastAsia="Times New Roman" w:hAnsi="Times New Roman" w:cs="Times New Roman"/>
+          <w:sz w:val="24"/>
+          <w:szCs w:val="24"/>
+          <w:lang w:eastAsia="fr-FR"/>
+        </w:rPr>
+      </w:pPr>
+      <w:r>
+        <w:rPr>
+          <w:rFonts w:ascii="Times New Roman" w:eastAsia="Times New Roman" w:hAnsi="Times New Roman" w:cs="Times New Roman"/>
+          <w:sz w:val="24"/>
+          <w:szCs w:val="24"/>
+          <w:lang w:eastAsia="fr-FR"/>
+        </w:rPr>
+        <w:t>Communication</w:t>
+      </w:r>
+      <w:r>
+        <w:rPr>
+          <w:rFonts w:ascii="Times New Roman" w:eastAsia="Times New Roman" w:hAnsi="Times New Roman" w:cs="Times New Roman"/>
+          <w:sz w:val="24"/>
+          <w:szCs w:val="24"/>
+          <w:lang w:eastAsia="fr-FR"/>
+        </w:rPr>
+        <w:t xml:space="preserve"> réseau fonctionnelle,</w:t>
+      </w:r>
+    </w:p>
+    <w:p>
+      <w:pPr>
+        <w:pStyle w:val="Paragraphedeliste"/>
+        <w:numPr>
+          <w:ilvl w:val="0"/>
+          <w:numId w:val="16"/>
+        </w:numPr>
+        <w:spacing w:before="100" w:beforeAutospacing="1" w:after="100" w:afterAutospacing="1" w:line="240" w:lineRule="auto"/>
+        <w:rPr>
+          <w:rFonts w:ascii="Times New Roman" w:eastAsia="Times New Roman" w:hAnsi="Times New Roman" w:cs="Times New Roman"/>
+          <w:sz w:val="24"/>
+          <w:szCs w:val="24"/>
+          <w:lang w:eastAsia="fr-FR"/>
+        </w:rPr>
+      </w:pPr>
+      <w:r>
+        <w:rPr>
+          <w:rFonts w:ascii="Times New Roman" w:eastAsia="Times New Roman" w:hAnsi="Times New Roman" w:cs="Times New Roman"/>
+          <w:sz w:val="24"/>
+          <w:szCs w:val="24"/>
+          <w:lang w:eastAsia="fr-FR"/>
+        </w:rPr>
+        <w:t>Interfaces</w:t>
+      </w:r>
+      <w:r>
+        <w:rPr>
+          <w:rFonts w:ascii="Times New Roman" w:eastAsia="Times New Roman" w:hAnsi="Times New Roman" w:cs="Times New Roman"/>
+          <w:sz w:val="24"/>
+          <w:szCs w:val="24"/>
+          <w:lang w:eastAsia="fr-FR"/>
+        </w:rPr>
+        <w:t xml:space="preserve"> graphiques pour le Master et les clients,</w:t>
+      </w:r>
+    </w:p>
+    <w:p>
+      <w:pPr>
+        <w:pStyle w:val="Paragraphedeliste"/>
+        <w:numPr>
+          <w:ilvl w:val="0"/>
+          <w:numId w:val="16"/>
+        </w:numPr>
+        <w:spacing w:before="100" w:beforeAutospacing="1" w:after="100" w:afterAutospacing="1" w:line="240" w:lineRule="auto"/>
+        <w:rPr>
+          <w:rFonts w:ascii="Times New Roman" w:eastAsia="Times New Roman" w:hAnsi="Times New Roman" w:cs="Times New Roman"/>
+          <w:sz w:val="24"/>
+          <w:szCs w:val="24"/>
+          <w:lang w:eastAsia="fr-FR"/>
+        </w:rPr>
+      </w:pPr>
+      <w:r>
+        <w:rPr>
+          <w:rFonts w:ascii="Times New Roman" w:eastAsia="Times New Roman" w:hAnsi="Times New Roman" w:cs="Times New Roman"/>
+          <w:sz w:val="24"/>
+          <w:szCs w:val="24"/>
+          <w:lang w:eastAsia="fr-FR"/>
+        </w:rPr>
+        <w:t>Affichage</w:t>
+      </w:r>
+      <w:r>
+        <w:rPr>
+          <w:rFonts w:ascii="Times New Roman" w:eastAsia="Times New Roman" w:hAnsi="Times New Roman" w:cs="Times New Roman"/>
+          <w:sz w:val="24"/>
+          <w:szCs w:val="24"/>
+          <w:lang w:eastAsia="fr-FR"/>
+        </w:rPr>
+        <w:t xml:space="preserve"> des journaux d’événements (logs),</w:t>
+      </w:r>
+    </w:p>
+    <w:p>
+      <w:pPr>
+        <w:pStyle w:val="Paragraphedeliste"/>
+        <w:numPr>
+          <w:ilvl w:val="0"/>
+          <w:numId w:val="16"/>
+        </w:numPr>
+        <w:spacing w:before="100" w:beforeAutospacing="1" w:after="100" w:afterAutospacing="1" w:line="240" w:lineRule="auto"/>
+        <w:rPr>
+          <w:rFonts w:ascii="Times New Roman" w:eastAsia="Times New Roman" w:hAnsi="Times New Roman" w:cs="Times New Roman"/>
+          <w:sz w:val="24"/>
+          <w:szCs w:val="24"/>
+          <w:lang w:eastAsia="fr-FR"/>
+        </w:rPr>
+      </w:pPr>
+      <w:r>
+        <w:rPr>
+          <w:rFonts w:ascii="Times New Roman" w:eastAsia="Times New Roman" w:hAnsi="Times New Roman" w:cs="Times New Roman"/>
+          <w:sz w:val="24"/>
+          <w:szCs w:val="24"/>
+          <w:lang w:eastAsia="fr-FR"/>
+        </w:rPr>
+        <w:t>Visualisation</w:t>
+      </w:r>
+      <w:r>
+        <w:rPr>
+          <w:rFonts w:ascii="Times New Roman" w:eastAsia="Times New Roman" w:hAnsi="Times New Roman" w:cs="Times New Roman"/>
+          <w:sz w:val="24"/>
+          <w:szCs w:val="24"/>
+          <w:lang w:eastAsia="fr-FR"/>
+        </w:rPr>
+        <w:t xml:space="preserve"> des chemins utilisés par les messages.</w:t>
+      </w:r>
+    </w:p>
+    <w:p>
+      <w:pPr>
+        <w:spacing w:before="100" w:beforeAutospacing="1" w:after="100" w:afterAutospacing="1" w:line="240" w:lineRule="auto"/>
+        <w:rPr>
+          <w:rFonts w:ascii="Times New Roman" w:eastAsia="Times New Roman" w:hAnsi="Times New Roman" w:cs="Times New Roman"/>
+          <w:sz w:val="24"/>
+          <w:szCs w:val="24"/>
+          <w:lang w:eastAsia="fr-FR"/>
+        </w:rPr>
+      </w:pPr>
+      <w:r>
+        <w:rPr>
+          <w:rFonts w:ascii="Times New Roman" w:eastAsia="Times New Roman" w:hAnsi="Times New Roman" w:cs="Times New Roman"/>
+          <w:sz w:val="24"/>
+          <w:szCs w:val="24"/>
+          <w:lang w:eastAsia="fr-FR"/>
+        </w:rPr>
+        <w:t>Chaque fonctionnalité a été implémentée progressivement et validée par des phases de test.</w:t>
+      </w:r>
+    </w:p>
+    <w:p>
+      <w:pPr>
+        <w:spacing w:after="0" w:line="240" w:lineRule="auto"/>
+        <w:rPr>
+          <w:rFonts w:ascii="Times New Roman" w:eastAsia="Times New Roman" w:hAnsi="Times New Roman" w:cs="Times New Roman"/>
+          <w:sz w:val="24"/>
+          <w:szCs w:val="24"/>
+          <w:lang w:eastAsia="fr-FR"/>
+        </w:rPr>
+      </w:pPr>
+    </w:p>
+    <w:p>
+      <w:pPr>
+        <w:spacing w:before="100" w:beforeAutospacing="1" w:after="100" w:afterAutospacing="1" w:line="240" w:lineRule="auto"/>
+        <w:outlineLvl w:val="2"/>
+        <w:rPr>
+          <w:rFonts w:ascii="Times New Roman" w:eastAsia="Times New Roman" w:hAnsi="Times New Roman" w:cs="Times New Roman"/>
+          <w:b/>
+          <w:bCs/>
+          <w:sz w:val="28"/>
+          <w:szCs w:val="28"/>
+          <w:u w:val="single"/>
+          <w:lang w:eastAsia="fr-FR"/>
+        </w:rPr>
+      </w:pPr>
+      <w:r>
+        <w:rPr>
+          <w:rFonts w:ascii="Times New Roman" w:eastAsia="Times New Roman" w:hAnsi="Times New Roman" w:cs="Times New Roman"/>
+          <w:b/>
+          <w:bCs/>
+          <w:sz w:val="28"/>
+          <w:szCs w:val="28"/>
+          <w:u w:val="single"/>
+          <w:lang w:eastAsia="fr-FR"/>
+        </w:rPr>
+        <w:lastRenderedPageBreak/>
+        <w:t xml:space="preserve">AC23.03 </w:t>
+      </w:r>
+      <w:r>
+        <w:rPr>
+          <w:rFonts w:ascii="Times New Roman" w:eastAsia="Times New Roman" w:hAnsi="Times New Roman" w:cs="Times New Roman"/>
+          <w:b/>
+          <w:bCs/>
+          <w:sz w:val="28"/>
+          <w:szCs w:val="28"/>
+          <w:u w:val="single"/>
+          <w:lang w:eastAsia="fr-FR"/>
+        </w:rPr>
+        <w:t>-</w:t>
+      </w:r>
+      <w:r>
+        <w:rPr>
+          <w:rFonts w:ascii="Times New Roman" w:eastAsia="Times New Roman" w:hAnsi="Times New Roman" w:cs="Times New Roman"/>
+          <w:b/>
+          <w:bCs/>
+          <w:sz w:val="28"/>
+          <w:szCs w:val="28"/>
+          <w:u w:val="single"/>
+          <w:lang w:eastAsia="fr-FR"/>
+        </w:rPr>
+        <w:t xml:space="preserve"> Utiliser un protocole réseau pour programmer une application client/serveur</w:t>
+      </w:r>
+    </w:p>
+    <w:p>
+      <w:pPr>
+        <w:spacing w:before="100" w:beforeAutospacing="1" w:after="100" w:afterAutospacing="1" w:line="240" w:lineRule="auto"/>
+        <w:rPr>
+          <w:rFonts w:ascii="Times New Roman" w:eastAsia="Times New Roman" w:hAnsi="Times New Roman" w:cs="Times New Roman"/>
+          <w:sz w:val="24"/>
+          <w:szCs w:val="24"/>
+          <w:lang w:eastAsia="fr-FR"/>
+        </w:rPr>
+      </w:pPr>
+      <w:r>
+        <w:rPr>
+          <w:rFonts w:ascii="Times New Roman" w:eastAsia="Times New Roman" w:hAnsi="Times New Roman" w:cs="Times New Roman"/>
+          <w:sz w:val="24"/>
+          <w:szCs w:val="24"/>
+          <w:lang w:eastAsia="fr-FR"/>
+        </w:rPr>
+        <w:t xml:space="preserve">Le protocole </w:t>
+      </w:r>
+      <w:r>
+        <w:rPr>
+          <w:rFonts w:ascii="Times New Roman" w:eastAsia="Times New Roman" w:hAnsi="Times New Roman" w:cs="Times New Roman"/>
+          <w:b/>
+          <w:bCs/>
+          <w:sz w:val="24"/>
+          <w:szCs w:val="24"/>
+          <w:lang w:eastAsia="fr-FR"/>
+        </w:rPr>
+        <w:t>TCP/IP</w:t>
+      </w:r>
+      <w:r>
+        <w:rPr>
+          <w:rFonts w:ascii="Times New Roman" w:eastAsia="Times New Roman" w:hAnsi="Times New Roman" w:cs="Times New Roman"/>
+          <w:sz w:val="24"/>
+          <w:szCs w:val="24"/>
+          <w:lang w:eastAsia="fr-FR"/>
+        </w:rPr>
+        <w:t xml:space="preserve"> a été utilisé pour assurer :</w:t>
+      </w:r>
+    </w:p>
+    <w:p>
+      <w:pPr>
+        <w:pStyle w:val="Paragraphedeliste"/>
+        <w:numPr>
+          <w:ilvl w:val="0"/>
+          <w:numId w:val="17"/>
+        </w:numPr>
+        <w:spacing w:before="100" w:beforeAutospacing="1" w:after="100" w:afterAutospacing="1" w:line="240" w:lineRule="auto"/>
+        <w:rPr>
+          <w:rFonts w:ascii="Times New Roman" w:eastAsia="Times New Roman" w:hAnsi="Times New Roman" w:cs="Times New Roman"/>
+          <w:sz w:val="24"/>
+          <w:szCs w:val="24"/>
+          <w:lang w:eastAsia="fr-FR"/>
+        </w:rPr>
+      </w:pPr>
+      <w:r>
+        <w:rPr>
+          <w:rFonts w:ascii="Times New Roman" w:eastAsia="Times New Roman" w:hAnsi="Times New Roman" w:cs="Times New Roman"/>
+          <w:sz w:val="24"/>
+          <w:szCs w:val="24"/>
+          <w:lang w:eastAsia="fr-FR"/>
+        </w:rPr>
+        <w:t>La</w:t>
+      </w:r>
+      <w:r>
+        <w:rPr>
+          <w:rFonts w:ascii="Times New Roman" w:eastAsia="Times New Roman" w:hAnsi="Times New Roman" w:cs="Times New Roman"/>
+          <w:sz w:val="24"/>
+          <w:szCs w:val="24"/>
+          <w:lang w:eastAsia="fr-FR"/>
+        </w:rPr>
+        <w:t xml:space="preserve"> communication entre les clients et le Master,</w:t>
+      </w:r>
+    </w:p>
+    <w:p>
+      <w:pPr>
+        <w:pStyle w:val="Paragraphedeliste"/>
+        <w:numPr>
+          <w:ilvl w:val="0"/>
+          <w:numId w:val="17"/>
+        </w:numPr>
+        <w:spacing w:before="100" w:beforeAutospacing="1" w:after="100" w:afterAutospacing="1" w:line="240" w:lineRule="auto"/>
+        <w:rPr>
+          <w:rFonts w:ascii="Times New Roman" w:eastAsia="Times New Roman" w:hAnsi="Times New Roman" w:cs="Times New Roman"/>
+          <w:sz w:val="24"/>
+          <w:szCs w:val="24"/>
+          <w:lang w:eastAsia="fr-FR"/>
+        </w:rPr>
+      </w:pPr>
+      <w:r>
+        <w:rPr>
+          <w:rFonts w:ascii="Times New Roman" w:eastAsia="Times New Roman" w:hAnsi="Times New Roman" w:cs="Times New Roman"/>
+          <w:sz w:val="24"/>
+          <w:szCs w:val="24"/>
+          <w:lang w:eastAsia="fr-FR"/>
+        </w:rPr>
+        <w:t>L’échange</w:t>
+      </w:r>
+      <w:r>
+        <w:rPr>
+          <w:rFonts w:ascii="Times New Roman" w:eastAsia="Times New Roman" w:hAnsi="Times New Roman" w:cs="Times New Roman"/>
+          <w:sz w:val="24"/>
+          <w:szCs w:val="24"/>
+          <w:lang w:eastAsia="fr-FR"/>
+        </w:rPr>
+        <w:t xml:space="preserve"> d’informations avec les routeurs,</w:t>
+      </w:r>
+    </w:p>
+    <w:p>
+      <w:pPr>
+        <w:pStyle w:val="Paragraphedeliste"/>
+        <w:numPr>
+          <w:ilvl w:val="0"/>
+          <w:numId w:val="17"/>
+        </w:numPr>
+        <w:spacing w:before="100" w:beforeAutospacing="1" w:after="100" w:afterAutospacing="1" w:line="240" w:lineRule="auto"/>
+        <w:rPr>
+          <w:rFonts w:ascii="Times New Roman" w:eastAsia="Times New Roman" w:hAnsi="Times New Roman" w:cs="Times New Roman"/>
+          <w:sz w:val="24"/>
+          <w:szCs w:val="24"/>
+          <w:lang w:eastAsia="fr-FR"/>
+        </w:rPr>
+      </w:pPr>
+      <w:r>
+        <w:rPr>
+          <w:rFonts w:ascii="Times New Roman" w:eastAsia="Times New Roman" w:hAnsi="Times New Roman" w:cs="Times New Roman"/>
+          <w:sz w:val="24"/>
+          <w:szCs w:val="24"/>
+          <w:lang w:eastAsia="fr-FR"/>
+        </w:rPr>
+        <w:t>L’acheminement</w:t>
+      </w:r>
+      <w:r>
+        <w:rPr>
+          <w:rFonts w:ascii="Times New Roman" w:eastAsia="Times New Roman" w:hAnsi="Times New Roman" w:cs="Times New Roman"/>
+          <w:sz w:val="24"/>
+          <w:szCs w:val="24"/>
+          <w:lang w:eastAsia="fr-FR"/>
+        </w:rPr>
+        <w:t xml:space="preserve"> des messages chiffrés entre clients.</w:t>
+      </w:r>
+    </w:p>
+    <w:p>
+      <w:pPr>
+        <w:spacing w:before="100" w:beforeAutospacing="1" w:after="100" w:afterAutospacing="1" w:line="240" w:lineRule="auto"/>
+        <w:rPr>
+          <w:rFonts w:ascii="Times New Roman" w:eastAsia="Times New Roman" w:hAnsi="Times New Roman" w:cs="Times New Roman"/>
+          <w:sz w:val="24"/>
+          <w:szCs w:val="24"/>
+          <w:lang w:eastAsia="fr-FR"/>
+        </w:rPr>
+      </w:pPr>
+      <w:r>
+        <w:rPr>
+          <w:rFonts w:ascii="Times New Roman" w:eastAsia="Times New Roman" w:hAnsi="Times New Roman" w:cs="Times New Roman"/>
+          <w:sz w:val="24"/>
+          <w:szCs w:val="24"/>
+          <w:lang w:eastAsia="fr-FR"/>
+        </w:rPr>
+        <w:t>Cette mise en œuvre a permis d’approfondir la compréhension des mécanismes de communication réseau.</w:t>
+      </w:r>
+    </w:p>
+    <w:p>
+      <w:pPr>
+        <w:spacing w:before="100" w:beforeAutospacing="1" w:after="100" w:afterAutospacing="1" w:line="240" w:lineRule="auto"/>
+        <w:outlineLvl w:val="2"/>
+        <w:rPr>
+          <w:rFonts w:ascii="Times New Roman" w:eastAsia="Times New Roman" w:hAnsi="Times New Roman" w:cs="Times New Roman"/>
+          <w:b/>
+          <w:bCs/>
+          <w:sz w:val="28"/>
+          <w:szCs w:val="28"/>
+          <w:u w:val="single"/>
+          <w:lang w:eastAsia="fr-FR"/>
+        </w:rPr>
+      </w:pPr>
+      <w:r>
+        <w:rPr>
+          <w:rFonts w:ascii="Times New Roman" w:eastAsia="Times New Roman" w:hAnsi="Times New Roman" w:cs="Times New Roman"/>
+          <w:b/>
+          <w:bCs/>
+          <w:sz w:val="28"/>
+          <w:szCs w:val="28"/>
+          <w:u w:val="single"/>
+          <w:lang w:eastAsia="fr-FR"/>
+        </w:rPr>
+        <w:t xml:space="preserve">AC23.04 </w:t>
+      </w:r>
+      <w:r>
+        <w:rPr>
+          <w:rFonts w:ascii="Times New Roman" w:eastAsia="Times New Roman" w:hAnsi="Times New Roman" w:cs="Times New Roman"/>
+          <w:b/>
+          <w:bCs/>
+          <w:sz w:val="28"/>
+          <w:szCs w:val="28"/>
+          <w:u w:val="single"/>
+          <w:lang w:eastAsia="fr-FR"/>
+        </w:rPr>
+        <w:t xml:space="preserve">- </w:t>
+      </w:r>
+      <w:r>
+        <w:rPr>
+          <w:rFonts w:ascii="Times New Roman" w:eastAsia="Times New Roman" w:hAnsi="Times New Roman" w:cs="Times New Roman"/>
+          <w:b/>
+          <w:bCs/>
+          <w:sz w:val="28"/>
+          <w:szCs w:val="28"/>
+          <w:u w:val="single"/>
+          <w:lang w:eastAsia="fr-FR"/>
+        </w:rPr>
+        <w:t>Installer et administrer un système de gestion de données</w:t>
+      </w:r>
+    </w:p>
+    <w:p>
+      <w:pPr>
+        <w:spacing w:before="100" w:beforeAutospacing="1" w:after="100" w:afterAutospacing="1" w:line="240" w:lineRule="auto"/>
+        <w:rPr>
+          <w:rFonts w:ascii="Times New Roman" w:eastAsia="Times New Roman" w:hAnsi="Times New Roman" w:cs="Times New Roman"/>
+          <w:sz w:val="24"/>
+          <w:szCs w:val="24"/>
+          <w:lang w:eastAsia="fr-FR"/>
+        </w:rPr>
+      </w:pPr>
+      <w:r>
+        <w:rPr>
+          <w:rFonts w:ascii="Times New Roman" w:eastAsia="Times New Roman" w:hAnsi="Times New Roman" w:cs="Times New Roman"/>
+          <w:sz w:val="24"/>
+          <w:szCs w:val="24"/>
+          <w:lang w:eastAsia="fr-FR"/>
+        </w:rPr>
+        <w:t xml:space="preserve">Une base de données </w:t>
+      </w:r>
+      <w:proofErr w:type="spellStart"/>
+      <w:r>
+        <w:rPr>
+          <w:rFonts w:ascii="Times New Roman" w:eastAsia="Times New Roman" w:hAnsi="Times New Roman" w:cs="Times New Roman"/>
+          <w:b/>
+          <w:bCs/>
+          <w:sz w:val="24"/>
+          <w:szCs w:val="24"/>
+          <w:lang w:eastAsia="fr-FR"/>
+        </w:rPr>
+        <w:t>MariaDB</w:t>
+      </w:r>
+      <w:proofErr w:type="spellEnd"/>
+      <w:r>
+        <w:rPr>
+          <w:rFonts w:ascii="Times New Roman" w:eastAsia="Times New Roman" w:hAnsi="Times New Roman" w:cs="Times New Roman"/>
+          <w:sz w:val="24"/>
+          <w:szCs w:val="24"/>
+          <w:lang w:eastAsia="fr-FR"/>
+        </w:rPr>
+        <w:t xml:space="preserve"> a été intégrée côté Master afin de stocker :</w:t>
+      </w:r>
+    </w:p>
+    <w:p>
+      <w:pPr>
+        <w:pStyle w:val="Paragraphedeliste"/>
+        <w:numPr>
+          <w:ilvl w:val="0"/>
+          <w:numId w:val="18"/>
+        </w:numPr>
+        <w:spacing w:before="100" w:beforeAutospacing="1" w:after="100" w:afterAutospacing="1" w:line="240" w:lineRule="auto"/>
+        <w:rPr>
+          <w:rFonts w:ascii="Times New Roman" w:eastAsia="Times New Roman" w:hAnsi="Times New Roman" w:cs="Times New Roman"/>
+          <w:sz w:val="24"/>
+          <w:szCs w:val="24"/>
+          <w:lang w:eastAsia="fr-FR"/>
+        </w:rPr>
+      </w:pPr>
+      <w:r>
+        <w:rPr>
+          <w:rFonts w:ascii="Times New Roman" w:eastAsia="Times New Roman" w:hAnsi="Times New Roman" w:cs="Times New Roman"/>
+          <w:sz w:val="24"/>
+          <w:szCs w:val="24"/>
+          <w:lang w:eastAsia="fr-FR"/>
+        </w:rPr>
+        <w:t>Les</w:t>
+      </w:r>
+      <w:r>
+        <w:rPr>
+          <w:rFonts w:ascii="Times New Roman" w:eastAsia="Times New Roman" w:hAnsi="Times New Roman" w:cs="Times New Roman"/>
+          <w:sz w:val="24"/>
+          <w:szCs w:val="24"/>
+          <w:lang w:eastAsia="fr-FR"/>
+        </w:rPr>
+        <w:t xml:space="preserve"> informations des routeurs,</w:t>
+      </w:r>
+    </w:p>
+    <w:p>
+      <w:pPr>
+        <w:pStyle w:val="Paragraphedeliste"/>
+        <w:numPr>
+          <w:ilvl w:val="0"/>
+          <w:numId w:val="18"/>
+        </w:numPr>
+        <w:spacing w:before="100" w:beforeAutospacing="1" w:after="100" w:afterAutospacing="1" w:line="240" w:lineRule="auto"/>
+        <w:rPr>
+          <w:rFonts w:ascii="Times New Roman" w:eastAsia="Times New Roman" w:hAnsi="Times New Roman" w:cs="Times New Roman"/>
+          <w:sz w:val="24"/>
+          <w:szCs w:val="24"/>
+          <w:lang w:eastAsia="fr-FR"/>
+        </w:rPr>
+      </w:pPr>
+      <w:r>
+        <w:rPr>
+          <w:rFonts w:ascii="Times New Roman" w:eastAsia="Times New Roman" w:hAnsi="Times New Roman" w:cs="Times New Roman"/>
+          <w:sz w:val="24"/>
+          <w:szCs w:val="24"/>
+          <w:lang w:eastAsia="fr-FR"/>
+        </w:rPr>
+        <w:t>Les</w:t>
+      </w:r>
+      <w:r>
+        <w:rPr>
+          <w:rFonts w:ascii="Times New Roman" w:eastAsia="Times New Roman" w:hAnsi="Times New Roman" w:cs="Times New Roman"/>
+          <w:sz w:val="24"/>
+          <w:szCs w:val="24"/>
+          <w:lang w:eastAsia="fr-FR"/>
+        </w:rPr>
+        <w:t xml:space="preserve"> clés publiques associées.</w:t>
+      </w:r>
+    </w:p>
+    <w:p>
+      <w:pPr>
+        <w:spacing w:before="100" w:beforeAutospacing="1" w:after="100" w:afterAutospacing="1" w:line="240" w:lineRule="auto"/>
+        <w:rPr>
+          <w:rFonts w:ascii="Times New Roman" w:eastAsia="Times New Roman" w:hAnsi="Times New Roman" w:cs="Times New Roman"/>
+          <w:sz w:val="24"/>
+          <w:szCs w:val="24"/>
+          <w:lang w:eastAsia="fr-FR"/>
+        </w:rPr>
+      </w:pPr>
+      <w:r>
+        <w:rPr>
+          <w:rFonts w:ascii="Times New Roman" w:eastAsia="Times New Roman" w:hAnsi="Times New Roman" w:cs="Times New Roman"/>
+          <w:sz w:val="24"/>
+          <w:szCs w:val="24"/>
+          <w:lang w:eastAsia="fr-FR"/>
+        </w:rPr>
+        <w:t>Les opérations de connexion, d’insertion et de mise à jour des données ont été correctement mises en œuvre.</w:t>
+      </w:r>
+    </w:p>
+    <w:p>
+      <w:pPr>
+        <w:spacing w:before="100" w:beforeAutospacing="1" w:after="100" w:afterAutospacing="1" w:line="240" w:lineRule="auto"/>
+        <w:outlineLvl w:val="2"/>
+        <w:rPr>
+          <w:rFonts w:ascii="Times New Roman" w:eastAsia="Times New Roman" w:hAnsi="Times New Roman" w:cs="Times New Roman"/>
+          <w:b/>
+          <w:bCs/>
+          <w:sz w:val="28"/>
+          <w:szCs w:val="28"/>
+          <w:u w:val="single"/>
+          <w:lang w:eastAsia="fr-FR"/>
+        </w:rPr>
+      </w:pPr>
+      <w:r>
+        <w:rPr>
+          <w:rFonts w:ascii="Times New Roman" w:eastAsia="Times New Roman" w:hAnsi="Times New Roman" w:cs="Times New Roman"/>
+          <w:b/>
+          <w:bCs/>
+          <w:sz w:val="28"/>
+          <w:szCs w:val="28"/>
+          <w:u w:val="single"/>
+          <w:lang w:eastAsia="fr-FR"/>
+        </w:rPr>
+        <w:t xml:space="preserve">AC23.05 </w:t>
+      </w:r>
+      <w:r>
+        <w:rPr>
+          <w:rFonts w:ascii="Times New Roman" w:eastAsia="Times New Roman" w:hAnsi="Times New Roman" w:cs="Times New Roman"/>
+          <w:b/>
+          <w:bCs/>
+          <w:sz w:val="28"/>
+          <w:szCs w:val="28"/>
+          <w:u w:val="single"/>
+          <w:lang w:eastAsia="fr-FR"/>
+        </w:rPr>
+        <w:t>-</w:t>
+      </w:r>
+      <w:r>
+        <w:rPr>
+          <w:rFonts w:ascii="Times New Roman" w:eastAsia="Times New Roman" w:hAnsi="Times New Roman" w:cs="Times New Roman"/>
+          <w:b/>
+          <w:bCs/>
+          <w:sz w:val="28"/>
+          <w:szCs w:val="28"/>
+          <w:u w:val="single"/>
+          <w:lang w:eastAsia="fr-FR"/>
+        </w:rPr>
+        <w:t xml:space="preserve"> Accéder à un ensemble de données depuis une application</w:t>
+      </w:r>
+    </w:p>
+    <w:p>
+      <w:pPr>
+        <w:spacing w:before="100" w:beforeAutospacing="1" w:after="100" w:afterAutospacing="1" w:line="240" w:lineRule="auto"/>
+        <w:rPr>
+          <w:rFonts w:ascii="Times New Roman" w:eastAsia="Times New Roman" w:hAnsi="Times New Roman" w:cs="Times New Roman"/>
+          <w:sz w:val="24"/>
+          <w:szCs w:val="24"/>
+          <w:lang w:eastAsia="fr-FR"/>
+        </w:rPr>
+      </w:pPr>
+      <w:r>
+        <w:rPr>
+          <w:rFonts w:ascii="Times New Roman" w:eastAsia="Times New Roman" w:hAnsi="Times New Roman" w:cs="Times New Roman"/>
+          <w:sz w:val="24"/>
+          <w:szCs w:val="24"/>
+          <w:lang w:eastAsia="fr-FR"/>
+        </w:rPr>
+        <w:t>Les clients récupèrent dynamiquement les informations nécessaires depuis le Master afin de :</w:t>
+      </w:r>
+    </w:p>
+    <w:p>
+      <w:pPr>
+        <w:pStyle w:val="Paragraphedeliste"/>
+        <w:numPr>
+          <w:ilvl w:val="0"/>
+          <w:numId w:val="19"/>
+        </w:numPr>
+        <w:spacing w:before="100" w:beforeAutospacing="1" w:after="100" w:afterAutospacing="1" w:line="240" w:lineRule="auto"/>
+        <w:rPr>
+          <w:rFonts w:ascii="Times New Roman" w:eastAsia="Times New Roman" w:hAnsi="Times New Roman" w:cs="Times New Roman"/>
+          <w:sz w:val="24"/>
+          <w:szCs w:val="24"/>
+          <w:lang w:eastAsia="fr-FR"/>
+        </w:rPr>
+      </w:pPr>
+      <w:r>
+        <w:rPr>
+          <w:rFonts w:ascii="Times New Roman" w:eastAsia="Times New Roman" w:hAnsi="Times New Roman" w:cs="Times New Roman"/>
+          <w:sz w:val="24"/>
+          <w:szCs w:val="24"/>
+          <w:lang w:eastAsia="fr-FR"/>
+        </w:rPr>
+        <w:t>Construire</w:t>
+      </w:r>
+      <w:r>
+        <w:rPr>
+          <w:rFonts w:ascii="Times New Roman" w:eastAsia="Times New Roman" w:hAnsi="Times New Roman" w:cs="Times New Roman"/>
+          <w:sz w:val="24"/>
+          <w:szCs w:val="24"/>
+          <w:lang w:eastAsia="fr-FR"/>
+        </w:rPr>
+        <w:t xml:space="preserve"> les chemins de routage,</w:t>
+      </w:r>
+    </w:p>
+    <w:p>
+      <w:pPr>
+        <w:pStyle w:val="Paragraphedeliste"/>
+        <w:numPr>
+          <w:ilvl w:val="0"/>
+          <w:numId w:val="19"/>
+        </w:numPr>
+        <w:spacing w:before="100" w:beforeAutospacing="1" w:after="100" w:afterAutospacing="1" w:line="240" w:lineRule="auto"/>
+        <w:rPr>
+          <w:rFonts w:ascii="Times New Roman" w:eastAsia="Times New Roman" w:hAnsi="Times New Roman" w:cs="Times New Roman"/>
+          <w:sz w:val="24"/>
+          <w:szCs w:val="24"/>
+          <w:lang w:eastAsia="fr-FR"/>
+        </w:rPr>
+      </w:pPr>
+      <w:r>
+        <w:rPr>
+          <w:rFonts w:ascii="Times New Roman" w:eastAsia="Times New Roman" w:hAnsi="Times New Roman" w:cs="Times New Roman"/>
+          <w:sz w:val="24"/>
+          <w:szCs w:val="24"/>
+          <w:lang w:eastAsia="fr-FR"/>
+        </w:rPr>
+        <w:t>Chiffrer</w:t>
+      </w:r>
+      <w:r>
+        <w:rPr>
+          <w:rFonts w:ascii="Times New Roman" w:eastAsia="Times New Roman" w:hAnsi="Times New Roman" w:cs="Times New Roman"/>
+          <w:sz w:val="24"/>
+          <w:szCs w:val="24"/>
+          <w:lang w:eastAsia="fr-FR"/>
+        </w:rPr>
+        <w:t xml:space="preserve"> les messages,</w:t>
+      </w:r>
+    </w:p>
+    <w:p>
+      <w:pPr>
+        <w:pStyle w:val="Paragraphedeliste"/>
+        <w:numPr>
+          <w:ilvl w:val="0"/>
+          <w:numId w:val="19"/>
+        </w:numPr>
+        <w:spacing w:before="100" w:beforeAutospacing="1" w:after="100" w:afterAutospacing="1" w:line="240" w:lineRule="auto"/>
+        <w:rPr>
+          <w:rFonts w:ascii="Times New Roman" w:eastAsia="Times New Roman" w:hAnsi="Times New Roman" w:cs="Times New Roman"/>
+          <w:sz w:val="24"/>
+          <w:szCs w:val="24"/>
+          <w:lang w:eastAsia="fr-FR"/>
+        </w:rPr>
+      </w:pPr>
+      <w:r>
+        <w:rPr>
+          <w:rFonts w:ascii="Times New Roman" w:eastAsia="Times New Roman" w:hAnsi="Times New Roman" w:cs="Times New Roman"/>
+          <w:sz w:val="24"/>
+          <w:szCs w:val="24"/>
+          <w:lang w:eastAsia="fr-FR"/>
+        </w:rPr>
+        <w:t>Afficher</w:t>
+      </w:r>
+      <w:r>
+        <w:rPr>
+          <w:rFonts w:ascii="Times New Roman" w:eastAsia="Times New Roman" w:hAnsi="Times New Roman" w:cs="Times New Roman"/>
+          <w:sz w:val="24"/>
+          <w:szCs w:val="24"/>
+          <w:lang w:eastAsia="fr-FR"/>
+        </w:rPr>
+        <w:t xml:space="preserve"> les informations dans les interfaces graphiques.</w:t>
+      </w:r>
+    </w:p>
+    <w:p>
+      <w:pPr>
+        <w:spacing w:before="100" w:beforeAutospacing="1" w:after="100" w:afterAutospacing="1" w:line="240" w:lineRule="auto"/>
+        <w:rPr>
+          <w:rFonts w:ascii="Times New Roman" w:eastAsia="Times New Roman" w:hAnsi="Times New Roman" w:cs="Times New Roman"/>
+          <w:sz w:val="24"/>
+          <w:szCs w:val="24"/>
+          <w:lang w:eastAsia="fr-FR"/>
+        </w:rPr>
+      </w:pPr>
+      <w:r>
+        <w:rPr>
+          <w:rFonts w:ascii="Times New Roman" w:eastAsia="Times New Roman" w:hAnsi="Times New Roman" w:cs="Times New Roman"/>
+          <w:sz w:val="24"/>
+          <w:szCs w:val="24"/>
+          <w:lang w:eastAsia="fr-FR"/>
+        </w:rPr>
+        <w:t>Cette approche garantit la cohérence des données dans l’ensemble du système</w:t>
+      </w:r>
+    </w:p>
+    <w:p>
+      <w:pPr>
+        <w:spacing w:before="100" w:beforeAutospacing="1" w:after="100" w:afterAutospacing="1" w:line="240" w:lineRule="auto"/>
+        <w:rPr>
+          <w:rFonts w:ascii="Times New Roman" w:eastAsia="Times New Roman" w:hAnsi="Times New Roman" w:cs="Times New Roman"/>
+          <w:sz w:val="24"/>
+          <w:szCs w:val="24"/>
+          <w:lang w:eastAsia="fr-FR"/>
+        </w:rPr>
+      </w:pPr>
+    </w:p>
+    <w:p>
+      <w:pPr>
+        <w:shd w:val="clear" w:color="auto" w:fill="8EAADB" w:themeFill="accent1" w:themeFillTint="99"/>
+        <w:spacing w:before="100" w:beforeAutospacing="1" w:after="100" w:afterAutospacing="1" w:line="240" w:lineRule="auto"/>
+        <w:jc w:val="center"/>
+        <w:outlineLvl w:val="1"/>
+        <w:rPr>
+          <w:rFonts w:ascii="Times New Roman" w:eastAsia="Times New Roman" w:hAnsi="Times New Roman" w:cs="Times New Roman"/>
+          <w:b/>
+          <w:bCs/>
+          <w:sz w:val="40"/>
+          <w:szCs w:val="40"/>
+          <w:lang w:eastAsia="fr-FR"/>
+        </w:rPr>
+      </w:pPr>
+      <w:r>
+        <w:rPr>
+          <w:rFonts w:ascii="Times New Roman" w:eastAsia="Times New Roman" w:hAnsi="Times New Roman" w:cs="Times New Roman"/>
+          <w:b/>
+          <w:bCs/>
+          <w:sz w:val="40"/>
+          <w:szCs w:val="40"/>
+          <w:lang w:eastAsia="fr-FR"/>
+        </w:rPr>
+        <w:t>Analyse des compétences essentielles (CE)</w:t>
+      </w:r>
+    </w:p>
+    <w:p>
+      <w:pPr>
+        <w:spacing w:before="100" w:beforeAutospacing="1" w:after="100" w:afterAutospacing="1" w:line="240" w:lineRule="auto"/>
+        <w:outlineLvl w:val="2"/>
+        <w:rPr>
+          <w:rFonts w:ascii="Times New Roman" w:eastAsia="Times New Roman" w:hAnsi="Times New Roman" w:cs="Times New Roman"/>
+          <w:b/>
+          <w:bCs/>
+          <w:sz w:val="28"/>
+          <w:szCs w:val="28"/>
+          <w:u w:val="single"/>
+          <w:lang w:eastAsia="fr-FR"/>
+        </w:rPr>
+      </w:pPr>
+      <w:r>
+        <w:rPr>
+          <w:rFonts w:ascii="Times New Roman" w:eastAsia="Times New Roman" w:hAnsi="Times New Roman" w:cs="Times New Roman"/>
+          <w:b/>
+          <w:bCs/>
+          <w:sz w:val="28"/>
+          <w:szCs w:val="28"/>
+          <w:u w:val="single"/>
+          <w:lang w:eastAsia="fr-FR"/>
+        </w:rPr>
+        <w:t xml:space="preserve">CE3.01 </w:t>
+      </w:r>
+      <w:r>
+        <w:rPr>
+          <w:rFonts w:ascii="Times New Roman" w:eastAsia="Times New Roman" w:hAnsi="Times New Roman" w:cs="Times New Roman"/>
+          <w:b/>
+          <w:bCs/>
+          <w:sz w:val="28"/>
+          <w:szCs w:val="28"/>
+          <w:u w:val="single"/>
+          <w:lang w:eastAsia="fr-FR"/>
+        </w:rPr>
+        <w:t>-</w:t>
+      </w:r>
+      <w:r>
+        <w:rPr>
+          <w:rFonts w:ascii="Times New Roman" w:eastAsia="Times New Roman" w:hAnsi="Times New Roman" w:cs="Times New Roman"/>
+          <w:b/>
+          <w:bCs/>
+          <w:sz w:val="28"/>
+          <w:szCs w:val="28"/>
+          <w:u w:val="single"/>
+          <w:lang w:eastAsia="fr-FR"/>
+        </w:rPr>
+        <w:t xml:space="preserve"> Être à l’écoute des besoins du client</w:t>
+      </w:r>
+    </w:p>
+    <w:p>
+      <w:pPr>
+        <w:spacing w:before="100" w:beforeAutospacing="1" w:after="100" w:afterAutospacing="1" w:line="240" w:lineRule="auto"/>
+        <w:rPr>
+          <w:rFonts w:ascii="Times New Roman" w:eastAsia="Times New Roman" w:hAnsi="Times New Roman" w:cs="Times New Roman"/>
+          <w:sz w:val="24"/>
+          <w:szCs w:val="24"/>
+          <w:lang w:eastAsia="fr-FR"/>
+        </w:rPr>
+      </w:pPr>
+      <w:r>
+        <w:rPr>
+          <w:rFonts w:ascii="Times New Roman" w:eastAsia="Times New Roman" w:hAnsi="Times New Roman" w:cs="Times New Roman"/>
+          <w:sz w:val="24"/>
+          <w:szCs w:val="24"/>
+          <w:lang w:eastAsia="fr-FR"/>
+        </w:rPr>
+        <w:t>Les exigences du cahier des charges ont été respectées, notamment :</w:t>
+      </w:r>
+    </w:p>
+    <w:p>
+      <w:pPr>
+        <w:pStyle w:val="Paragraphedeliste"/>
+        <w:numPr>
+          <w:ilvl w:val="0"/>
+          <w:numId w:val="20"/>
+        </w:numPr>
+        <w:spacing w:before="100" w:beforeAutospacing="1" w:after="100" w:afterAutospacing="1" w:line="240" w:lineRule="auto"/>
+        <w:rPr>
+          <w:rFonts w:ascii="Times New Roman" w:eastAsia="Times New Roman" w:hAnsi="Times New Roman" w:cs="Times New Roman"/>
+          <w:sz w:val="24"/>
+          <w:szCs w:val="24"/>
+          <w:lang w:eastAsia="fr-FR"/>
+        </w:rPr>
+      </w:pPr>
+      <w:r>
+        <w:rPr>
+          <w:rFonts w:ascii="Times New Roman" w:eastAsia="Times New Roman" w:hAnsi="Times New Roman" w:cs="Times New Roman"/>
+          <w:sz w:val="24"/>
+          <w:szCs w:val="24"/>
+          <w:lang w:eastAsia="fr-FR"/>
+        </w:rPr>
+        <w:t>L’utilisation</w:t>
+      </w:r>
+      <w:r>
+        <w:rPr>
+          <w:rFonts w:ascii="Times New Roman" w:eastAsia="Times New Roman" w:hAnsi="Times New Roman" w:cs="Times New Roman"/>
+          <w:sz w:val="24"/>
+          <w:szCs w:val="24"/>
+          <w:lang w:eastAsia="fr-FR"/>
+        </w:rPr>
+        <w:t xml:space="preserve"> d’interfaces graphiques,</w:t>
+      </w:r>
+    </w:p>
+    <w:p>
+      <w:pPr>
+        <w:pStyle w:val="Paragraphedeliste"/>
+        <w:numPr>
+          <w:ilvl w:val="0"/>
+          <w:numId w:val="20"/>
+        </w:numPr>
+        <w:spacing w:before="100" w:beforeAutospacing="1" w:after="100" w:afterAutospacing="1" w:line="240" w:lineRule="auto"/>
+        <w:rPr>
+          <w:rFonts w:ascii="Times New Roman" w:eastAsia="Times New Roman" w:hAnsi="Times New Roman" w:cs="Times New Roman"/>
+          <w:sz w:val="24"/>
+          <w:szCs w:val="24"/>
+          <w:lang w:eastAsia="fr-FR"/>
+        </w:rPr>
+      </w:pPr>
+      <w:r>
+        <w:rPr>
+          <w:rFonts w:ascii="Times New Roman" w:eastAsia="Times New Roman" w:hAnsi="Times New Roman" w:cs="Times New Roman"/>
+          <w:sz w:val="24"/>
+          <w:szCs w:val="24"/>
+          <w:lang w:eastAsia="fr-FR"/>
+        </w:rPr>
+        <w:t>Le</w:t>
+      </w:r>
+      <w:r>
+        <w:rPr>
+          <w:rFonts w:ascii="Times New Roman" w:eastAsia="Times New Roman" w:hAnsi="Times New Roman" w:cs="Times New Roman"/>
+          <w:sz w:val="24"/>
+          <w:szCs w:val="24"/>
+          <w:lang w:eastAsia="fr-FR"/>
+        </w:rPr>
+        <w:t xml:space="preserve"> fonctionnement non bloquant,</w:t>
+      </w:r>
+    </w:p>
+    <w:p>
+      <w:pPr>
+        <w:pStyle w:val="Paragraphedeliste"/>
+        <w:numPr>
+          <w:ilvl w:val="0"/>
+          <w:numId w:val="20"/>
+        </w:numPr>
+        <w:spacing w:before="100" w:beforeAutospacing="1" w:after="100" w:afterAutospacing="1" w:line="240" w:lineRule="auto"/>
+        <w:rPr>
+          <w:rFonts w:ascii="Times New Roman" w:eastAsia="Times New Roman" w:hAnsi="Times New Roman" w:cs="Times New Roman"/>
+          <w:sz w:val="24"/>
+          <w:szCs w:val="24"/>
+          <w:lang w:eastAsia="fr-FR"/>
+        </w:rPr>
+      </w:pPr>
+      <w:r>
+        <w:rPr>
+          <w:rFonts w:ascii="Times New Roman" w:eastAsia="Times New Roman" w:hAnsi="Times New Roman" w:cs="Times New Roman"/>
+          <w:sz w:val="24"/>
+          <w:szCs w:val="24"/>
+          <w:lang w:eastAsia="fr-FR"/>
+        </w:rPr>
+        <w:t>L’affichage</w:t>
+      </w:r>
+      <w:r>
+        <w:rPr>
+          <w:rFonts w:ascii="Times New Roman" w:eastAsia="Times New Roman" w:hAnsi="Times New Roman" w:cs="Times New Roman"/>
+          <w:sz w:val="24"/>
+          <w:szCs w:val="24"/>
+          <w:lang w:eastAsia="fr-FR"/>
+        </w:rPr>
+        <w:t xml:space="preserve"> des informations de routage et des logs.</w:t>
+      </w:r>
+    </w:p>
+    <w:p>
+      <w:pPr>
+        <w:spacing w:before="100" w:beforeAutospacing="1" w:after="100" w:afterAutospacing="1" w:line="240" w:lineRule="auto"/>
+        <w:outlineLvl w:val="2"/>
+        <w:rPr>
+          <w:rFonts w:ascii="Times New Roman" w:eastAsia="Times New Roman" w:hAnsi="Times New Roman" w:cs="Times New Roman"/>
+          <w:b/>
+          <w:bCs/>
+          <w:sz w:val="28"/>
+          <w:szCs w:val="28"/>
+          <w:u w:val="single"/>
+          <w:lang w:eastAsia="fr-FR"/>
+        </w:rPr>
+      </w:pPr>
+      <w:r>
+        <w:rPr>
+          <w:rFonts w:ascii="Times New Roman" w:eastAsia="Times New Roman" w:hAnsi="Times New Roman" w:cs="Times New Roman"/>
+          <w:b/>
+          <w:bCs/>
+          <w:sz w:val="28"/>
+          <w:szCs w:val="28"/>
+          <w:u w:val="single"/>
+          <w:lang w:eastAsia="fr-FR"/>
+        </w:rPr>
+        <w:t xml:space="preserve">CE3.02 </w:t>
+      </w:r>
+      <w:r>
+        <w:rPr>
+          <w:rFonts w:ascii="Times New Roman" w:eastAsia="Times New Roman" w:hAnsi="Times New Roman" w:cs="Times New Roman"/>
+          <w:b/>
+          <w:bCs/>
+          <w:sz w:val="28"/>
+          <w:szCs w:val="28"/>
+          <w:u w:val="single"/>
+          <w:lang w:eastAsia="fr-FR"/>
+        </w:rPr>
+        <w:t>-</w:t>
+      </w:r>
+      <w:r>
+        <w:rPr>
+          <w:rFonts w:ascii="Times New Roman" w:eastAsia="Times New Roman" w:hAnsi="Times New Roman" w:cs="Times New Roman"/>
+          <w:b/>
+          <w:bCs/>
+          <w:sz w:val="28"/>
+          <w:szCs w:val="28"/>
+          <w:u w:val="single"/>
+          <w:lang w:eastAsia="fr-FR"/>
+        </w:rPr>
+        <w:t xml:space="preserve"> Documenter le travail réalisé</w:t>
+      </w:r>
+    </w:p>
+    <w:p>
+      <w:pPr>
+        <w:spacing w:before="100" w:beforeAutospacing="1" w:after="100" w:afterAutospacing="1" w:line="240" w:lineRule="auto"/>
+        <w:rPr>
+          <w:rFonts w:ascii="Times New Roman" w:eastAsia="Times New Roman" w:hAnsi="Times New Roman" w:cs="Times New Roman"/>
+          <w:sz w:val="24"/>
+          <w:szCs w:val="24"/>
+          <w:lang w:eastAsia="fr-FR"/>
+        </w:rPr>
+      </w:pPr>
+      <w:r>
+        <w:rPr>
+          <w:rFonts w:ascii="Times New Roman" w:eastAsia="Times New Roman" w:hAnsi="Times New Roman" w:cs="Times New Roman"/>
+          <w:sz w:val="24"/>
+          <w:szCs w:val="24"/>
+          <w:lang w:eastAsia="fr-FR"/>
+        </w:rPr>
+        <w:t>Le projet a été structuré de manière claire :</w:t>
+      </w:r>
+    </w:p>
+    <w:p>
+      <w:pPr>
+        <w:pStyle w:val="Paragraphedeliste"/>
+        <w:numPr>
+          <w:ilvl w:val="0"/>
+          <w:numId w:val="21"/>
+        </w:numPr>
+        <w:spacing w:before="100" w:beforeAutospacing="1" w:after="100" w:afterAutospacing="1" w:line="240" w:lineRule="auto"/>
+        <w:rPr>
+          <w:rFonts w:ascii="Times New Roman" w:eastAsia="Times New Roman" w:hAnsi="Times New Roman" w:cs="Times New Roman"/>
+          <w:sz w:val="24"/>
+          <w:szCs w:val="24"/>
+          <w:lang w:eastAsia="fr-FR"/>
+        </w:rPr>
+      </w:pPr>
+      <w:r>
+        <w:rPr>
+          <w:rFonts w:ascii="Times New Roman" w:eastAsia="Times New Roman" w:hAnsi="Times New Roman" w:cs="Times New Roman"/>
+          <w:sz w:val="24"/>
+          <w:szCs w:val="24"/>
+          <w:lang w:eastAsia="fr-FR"/>
+        </w:rPr>
+        <w:lastRenderedPageBreak/>
+        <w:t>Séparation</w:t>
+      </w:r>
+      <w:r>
+        <w:rPr>
+          <w:rFonts w:ascii="Times New Roman" w:eastAsia="Times New Roman" w:hAnsi="Times New Roman" w:cs="Times New Roman"/>
+          <w:sz w:val="24"/>
+          <w:szCs w:val="24"/>
+          <w:lang w:eastAsia="fr-FR"/>
+        </w:rPr>
+        <w:t xml:space="preserve"> des fonctionnalités en plusieurs fichiers,</w:t>
+      </w:r>
+    </w:p>
+    <w:p>
+      <w:pPr>
+        <w:pStyle w:val="Paragraphedeliste"/>
+        <w:numPr>
+          <w:ilvl w:val="0"/>
+          <w:numId w:val="21"/>
+        </w:numPr>
+        <w:spacing w:before="100" w:beforeAutospacing="1" w:after="100" w:afterAutospacing="1" w:line="240" w:lineRule="auto"/>
+        <w:rPr>
+          <w:rFonts w:ascii="Times New Roman" w:eastAsia="Times New Roman" w:hAnsi="Times New Roman" w:cs="Times New Roman"/>
+          <w:sz w:val="24"/>
+          <w:szCs w:val="24"/>
+          <w:lang w:eastAsia="fr-FR"/>
+        </w:rPr>
+      </w:pPr>
+      <w:r>
+        <w:rPr>
+          <w:rFonts w:ascii="Times New Roman" w:eastAsia="Times New Roman" w:hAnsi="Times New Roman" w:cs="Times New Roman"/>
+          <w:sz w:val="24"/>
+          <w:szCs w:val="24"/>
+          <w:lang w:eastAsia="fr-FR"/>
+        </w:rPr>
+        <w:t>Utilisation</w:t>
+      </w:r>
+      <w:r>
+        <w:rPr>
+          <w:rFonts w:ascii="Times New Roman" w:eastAsia="Times New Roman" w:hAnsi="Times New Roman" w:cs="Times New Roman"/>
+          <w:sz w:val="24"/>
+          <w:szCs w:val="24"/>
+          <w:lang w:eastAsia="fr-FR"/>
+        </w:rPr>
+        <w:t xml:space="preserve"> de noms explicites pour les fonctions et variables,</w:t>
+      </w:r>
+    </w:p>
+    <w:p>
+      <w:pPr>
+        <w:pStyle w:val="Paragraphedeliste"/>
+        <w:numPr>
+          <w:ilvl w:val="0"/>
+          <w:numId w:val="21"/>
+        </w:numPr>
+        <w:spacing w:before="100" w:beforeAutospacing="1" w:after="100" w:afterAutospacing="1" w:line="240" w:lineRule="auto"/>
+        <w:rPr>
+          <w:rFonts w:ascii="Times New Roman" w:eastAsia="Times New Roman" w:hAnsi="Times New Roman" w:cs="Times New Roman"/>
+          <w:sz w:val="24"/>
+          <w:szCs w:val="24"/>
+          <w:lang w:eastAsia="fr-FR"/>
+        </w:rPr>
+      </w:pPr>
+      <w:r>
+        <w:rPr>
+          <w:rFonts w:ascii="Times New Roman" w:eastAsia="Times New Roman" w:hAnsi="Times New Roman" w:cs="Times New Roman"/>
+          <w:sz w:val="24"/>
+          <w:szCs w:val="24"/>
+          <w:lang w:eastAsia="fr-FR"/>
+        </w:rPr>
+        <w:t>Commentaires</w:t>
+      </w:r>
+      <w:r>
+        <w:rPr>
+          <w:rFonts w:ascii="Times New Roman" w:eastAsia="Times New Roman" w:hAnsi="Times New Roman" w:cs="Times New Roman"/>
+          <w:sz w:val="24"/>
+          <w:szCs w:val="24"/>
+          <w:lang w:eastAsia="fr-FR"/>
+        </w:rPr>
+        <w:t xml:space="preserve"> facilitant la compréhension et la maintenance du code.</w:t>
+      </w:r>
+    </w:p>
+    <w:p>
+      <w:pPr>
+        <w:spacing w:before="100" w:beforeAutospacing="1" w:after="100" w:afterAutospacing="1" w:line="240" w:lineRule="auto"/>
+        <w:outlineLvl w:val="2"/>
+        <w:rPr>
+          <w:rFonts w:ascii="Times New Roman" w:eastAsia="Times New Roman" w:hAnsi="Times New Roman" w:cs="Times New Roman"/>
+          <w:b/>
+          <w:bCs/>
+          <w:sz w:val="28"/>
+          <w:szCs w:val="28"/>
+          <w:u w:val="single"/>
+          <w:lang w:eastAsia="fr-FR"/>
+        </w:rPr>
+      </w:pPr>
+      <w:r>
+        <w:rPr>
+          <w:rFonts w:ascii="Times New Roman" w:eastAsia="Times New Roman" w:hAnsi="Times New Roman" w:cs="Times New Roman"/>
+          <w:b/>
+          <w:bCs/>
+          <w:sz w:val="28"/>
+          <w:szCs w:val="28"/>
+          <w:u w:val="single"/>
+          <w:lang w:eastAsia="fr-FR"/>
+        </w:rPr>
+        <w:t xml:space="preserve">CE3.03 </w:t>
+      </w:r>
+      <w:r>
+        <w:rPr>
+          <w:rFonts w:ascii="Times New Roman" w:eastAsia="Times New Roman" w:hAnsi="Times New Roman" w:cs="Times New Roman"/>
+          <w:b/>
+          <w:bCs/>
+          <w:sz w:val="28"/>
+          <w:szCs w:val="28"/>
+          <w:u w:val="single"/>
+          <w:lang w:eastAsia="fr-FR"/>
+        </w:rPr>
+        <w:t>-</w:t>
+      </w:r>
+      <w:r>
+        <w:rPr>
+          <w:rFonts w:ascii="Times New Roman" w:eastAsia="Times New Roman" w:hAnsi="Times New Roman" w:cs="Times New Roman"/>
+          <w:b/>
+          <w:bCs/>
+          <w:sz w:val="28"/>
+          <w:szCs w:val="28"/>
+          <w:u w:val="single"/>
+          <w:lang w:eastAsia="fr-FR"/>
+        </w:rPr>
+        <w:t xml:space="preserve"> Utiliser les outils numériques à bon escient</w:t>
+      </w:r>
+    </w:p>
+    <w:p>
+      <w:pPr>
+        <w:spacing w:before="100" w:beforeAutospacing="1" w:after="100" w:afterAutospacing="1" w:line="240" w:lineRule="auto"/>
+        <w:rPr>
+          <w:rFonts w:ascii="Times New Roman" w:eastAsia="Times New Roman" w:hAnsi="Times New Roman" w:cs="Times New Roman"/>
+          <w:sz w:val="24"/>
+          <w:szCs w:val="24"/>
+          <w:lang w:eastAsia="fr-FR"/>
+        </w:rPr>
+      </w:pPr>
+      <w:r>
+        <w:rPr>
+          <w:rFonts w:ascii="Times New Roman" w:eastAsia="Times New Roman" w:hAnsi="Times New Roman" w:cs="Times New Roman"/>
+          <w:sz w:val="24"/>
+          <w:szCs w:val="24"/>
+          <w:lang w:eastAsia="fr-FR"/>
+        </w:rPr>
+        <w:t xml:space="preserve">Les outils utilisés (Python, PyQt5, </w:t>
+      </w:r>
+      <w:proofErr w:type="spellStart"/>
+      <w:r>
+        <w:rPr>
+          <w:rFonts w:ascii="Times New Roman" w:eastAsia="Times New Roman" w:hAnsi="Times New Roman" w:cs="Times New Roman"/>
+          <w:sz w:val="24"/>
+          <w:szCs w:val="24"/>
+          <w:lang w:eastAsia="fr-FR"/>
+        </w:rPr>
+        <w:t>MariaDB</w:t>
+      </w:r>
+      <w:proofErr w:type="spellEnd"/>
+      <w:r>
+        <w:rPr>
+          <w:rFonts w:ascii="Times New Roman" w:eastAsia="Times New Roman" w:hAnsi="Times New Roman" w:cs="Times New Roman"/>
+          <w:sz w:val="24"/>
+          <w:szCs w:val="24"/>
+          <w:lang w:eastAsia="fr-FR"/>
+        </w:rPr>
+        <w:t>, sockets réseau) ont été choisis de manière pertinente afin de répondre efficacement aux objectifs du projet.</w:t>
+      </w:r>
+    </w:p>
+    <w:p>
+      <w:pPr>
+        <w:spacing w:before="100" w:beforeAutospacing="1" w:after="100" w:afterAutospacing="1" w:line="240" w:lineRule="auto"/>
+        <w:outlineLvl w:val="2"/>
+        <w:rPr>
+          <w:rFonts w:ascii="Times New Roman" w:eastAsia="Times New Roman" w:hAnsi="Times New Roman" w:cs="Times New Roman"/>
+          <w:b/>
+          <w:bCs/>
+          <w:sz w:val="28"/>
+          <w:szCs w:val="28"/>
+          <w:u w:val="single"/>
+          <w:lang w:eastAsia="fr-FR"/>
+        </w:rPr>
+      </w:pPr>
+      <w:r>
+        <w:rPr>
+          <w:rFonts w:ascii="Times New Roman" w:eastAsia="Times New Roman" w:hAnsi="Times New Roman" w:cs="Times New Roman"/>
+          <w:b/>
+          <w:bCs/>
+          <w:sz w:val="28"/>
+          <w:szCs w:val="28"/>
+          <w:u w:val="single"/>
+          <w:lang w:eastAsia="fr-FR"/>
+        </w:rPr>
+        <w:t xml:space="preserve">CE3.04 </w:t>
+      </w:r>
+      <w:r>
+        <w:rPr>
+          <w:rFonts w:ascii="Times New Roman" w:eastAsia="Times New Roman" w:hAnsi="Times New Roman" w:cs="Times New Roman"/>
+          <w:b/>
+          <w:bCs/>
+          <w:sz w:val="28"/>
+          <w:szCs w:val="28"/>
+          <w:u w:val="single"/>
+          <w:lang w:eastAsia="fr-FR"/>
+        </w:rPr>
+        <w:t>-</w:t>
+      </w:r>
+      <w:r>
+        <w:rPr>
+          <w:rFonts w:ascii="Times New Roman" w:eastAsia="Times New Roman" w:hAnsi="Times New Roman" w:cs="Times New Roman"/>
+          <w:b/>
+          <w:bCs/>
+          <w:sz w:val="28"/>
+          <w:szCs w:val="28"/>
+          <w:u w:val="single"/>
+          <w:lang w:eastAsia="fr-FR"/>
+        </w:rPr>
+        <w:t xml:space="preserve"> Choisir les outils de développement adaptés</w:t>
+      </w:r>
+    </w:p>
+    <w:p>
+      <w:pPr>
+        <w:spacing w:before="100" w:beforeAutospacing="1" w:after="100" w:afterAutospacing="1" w:line="240" w:lineRule="auto"/>
+        <w:rPr>
+          <w:rFonts w:ascii="Times New Roman" w:eastAsia="Times New Roman" w:hAnsi="Times New Roman" w:cs="Times New Roman"/>
+          <w:sz w:val="24"/>
+          <w:szCs w:val="24"/>
+          <w:lang w:eastAsia="fr-FR"/>
+        </w:rPr>
+      </w:pPr>
+      <w:r>
+        <w:rPr>
+          <w:rFonts w:ascii="Times New Roman" w:eastAsia="Times New Roman" w:hAnsi="Times New Roman" w:cs="Times New Roman"/>
+          <w:sz w:val="24"/>
+          <w:szCs w:val="24"/>
+          <w:lang w:eastAsia="fr-FR"/>
+        </w:rPr>
+        <w:t>Le langage Python s’est avéré adapté pour :</w:t>
+      </w:r>
+    </w:p>
+    <w:p>
+      <w:pPr>
+        <w:pStyle w:val="Paragraphedeliste"/>
+        <w:numPr>
+          <w:ilvl w:val="0"/>
+          <w:numId w:val="22"/>
+        </w:numPr>
+        <w:spacing w:before="100" w:beforeAutospacing="1" w:after="100" w:afterAutospacing="1" w:line="240" w:lineRule="auto"/>
+        <w:rPr>
+          <w:rFonts w:ascii="Times New Roman" w:eastAsia="Times New Roman" w:hAnsi="Times New Roman" w:cs="Times New Roman"/>
+          <w:sz w:val="24"/>
+          <w:szCs w:val="24"/>
+          <w:lang w:eastAsia="fr-FR"/>
+        </w:rPr>
+      </w:pPr>
+      <w:r>
+        <w:rPr>
+          <w:rFonts w:ascii="Times New Roman" w:eastAsia="Times New Roman" w:hAnsi="Times New Roman" w:cs="Times New Roman"/>
+          <w:sz w:val="24"/>
+          <w:szCs w:val="24"/>
+          <w:lang w:eastAsia="fr-FR"/>
+        </w:rPr>
+        <w:t>Le</w:t>
+      </w:r>
+      <w:r>
+        <w:rPr>
+          <w:rFonts w:ascii="Times New Roman" w:eastAsia="Times New Roman" w:hAnsi="Times New Roman" w:cs="Times New Roman"/>
+          <w:sz w:val="24"/>
+          <w:szCs w:val="24"/>
+          <w:lang w:eastAsia="fr-FR"/>
+        </w:rPr>
+        <w:t xml:space="preserve"> développement rapide,</w:t>
+      </w:r>
+    </w:p>
+    <w:p>
+      <w:pPr>
+        <w:pStyle w:val="Paragraphedeliste"/>
+        <w:numPr>
+          <w:ilvl w:val="0"/>
+          <w:numId w:val="22"/>
+        </w:numPr>
+        <w:spacing w:before="100" w:beforeAutospacing="1" w:after="100" w:afterAutospacing="1" w:line="240" w:lineRule="auto"/>
+        <w:rPr>
+          <w:rFonts w:ascii="Times New Roman" w:eastAsia="Times New Roman" w:hAnsi="Times New Roman" w:cs="Times New Roman"/>
+          <w:sz w:val="24"/>
+          <w:szCs w:val="24"/>
+          <w:lang w:eastAsia="fr-FR"/>
+        </w:rPr>
+      </w:pPr>
+      <w:r>
+        <w:rPr>
+          <w:rFonts w:ascii="Times New Roman" w:eastAsia="Times New Roman" w:hAnsi="Times New Roman" w:cs="Times New Roman"/>
+          <w:sz w:val="24"/>
+          <w:szCs w:val="24"/>
+          <w:lang w:eastAsia="fr-FR"/>
+        </w:rPr>
+        <w:t>La</w:t>
+      </w:r>
+      <w:r>
+        <w:rPr>
+          <w:rFonts w:ascii="Times New Roman" w:eastAsia="Times New Roman" w:hAnsi="Times New Roman" w:cs="Times New Roman"/>
+          <w:sz w:val="24"/>
+          <w:szCs w:val="24"/>
+          <w:lang w:eastAsia="fr-FR"/>
+        </w:rPr>
+        <w:t xml:space="preserve"> gestion réseau,</w:t>
+      </w:r>
+    </w:p>
+    <w:p>
+      <w:pPr>
+        <w:pStyle w:val="Paragraphedeliste"/>
+        <w:numPr>
+          <w:ilvl w:val="0"/>
+          <w:numId w:val="22"/>
+        </w:numPr>
+        <w:spacing w:before="100" w:beforeAutospacing="1" w:after="100" w:afterAutospacing="1" w:line="240" w:lineRule="auto"/>
+        <w:rPr>
+          <w:rFonts w:ascii="Times New Roman" w:eastAsia="Times New Roman" w:hAnsi="Times New Roman" w:cs="Times New Roman"/>
+          <w:sz w:val="24"/>
+          <w:szCs w:val="24"/>
+          <w:lang w:eastAsia="fr-FR"/>
+        </w:rPr>
+      </w:pPr>
+      <w:r>
+        <w:rPr>
+          <w:rFonts w:ascii="Times New Roman" w:eastAsia="Times New Roman" w:hAnsi="Times New Roman" w:cs="Times New Roman"/>
+          <w:sz w:val="24"/>
+          <w:szCs w:val="24"/>
+          <w:lang w:eastAsia="fr-FR"/>
+        </w:rPr>
+        <w:t>L’intégration</w:t>
+      </w:r>
+      <w:r>
+        <w:rPr>
+          <w:rFonts w:ascii="Times New Roman" w:eastAsia="Times New Roman" w:hAnsi="Times New Roman" w:cs="Times New Roman"/>
+          <w:sz w:val="24"/>
+          <w:szCs w:val="24"/>
+          <w:lang w:eastAsia="fr-FR"/>
+        </w:rPr>
+        <w:t xml:space="preserve"> de la sécurité et des interfaces graphiques.</w:t>
+      </w:r>
+    </w:p>
+    <w:p>
+      <w:pPr>
+        <w:spacing w:before="100" w:beforeAutospacing="1" w:after="100" w:afterAutospacing="1" w:line="240" w:lineRule="auto"/>
+        <w:outlineLvl w:val="2"/>
+        <w:rPr>
+          <w:rFonts w:ascii="Times New Roman" w:eastAsia="Times New Roman" w:hAnsi="Times New Roman" w:cs="Times New Roman"/>
+          <w:b/>
+          <w:bCs/>
+          <w:sz w:val="28"/>
+          <w:szCs w:val="28"/>
+          <w:u w:val="single"/>
+          <w:lang w:eastAsia="fr-FR"/>
+        </w:rPr>
+      </w:pPr>
+      <w:r>
+        <w:rPr>
+          <w:rFonts w:ascii="Times New Roman" w:eastAsia="Times New Roman" w:hAnsi="Times New Roman" w:cs="Times New Roman"/>
+          <w:b/>
+          <w:bCs/>
+          <w:sz w:val="28"/>
+          <w:szCs w:val="28"/>
+          <w:u w:val="single"/>
+          <w:lang w:eastAsia="fr-FR"/>
+        </w:rPr>
+        <w:t xml:space="preserve">CE3.05 </w:t>
+      </w:r>
+      <w:r>
+        <w:rPr>
+          <w:rFonts w:ascii="Times New Roman" w:eastAsia="Times New Roman" w:hAnsi="Times New Roman" w:cs="Times New Roman"/>
+          <w:b/>
+          <w:bCs/>
+          <w:sz w:val="28"/>
+          <w:szCs w:val="28"/>
+          <w:u w:val="single"/>
+          <w:lang w:eastAsia="fr-FR"/>
+        </w:rPr>
+        <w:t>-</w:t>
+      </w:r>
+      <w:r>
+        <w:rPr>
+          <w:rFonts w:ascii="Times New Roman" w:eastAsia="Times New Roman" w:hAnsi="Times New Roman" w:cs="Times New Roman"/>
+          <w:b/>
+          <w:bCs/>
+          <w:sz w:val="28"/>
+          <w:szCs w:val="28"/>
+          <w:u w:val="single"/>
+          <w:lang w:eastAsia="fr-FR"/>
+        </w:rPr>
+        <w:t xml:space="preserve"> Intégrer les problématiques de sécurité</w:t>
+      </w:r>
+    </w:p>
+    <w:p>
+      <w:pPr>
+        <w:spacing w:before="100" w:beforeAutospacing="1" w:after="100" w:afterAutospacing="1" w:line="240" w:lineRule="auto"/>
+        <w:rPr>
+          <w:rFonts w:ascii="Times New Roman" w:eastAsia="Times New Roman" w:hAnsi="Times New Roman" w:cs="Times New Roman"/>
+          <w:sz w:val="24"/>
+          <w:szCs w:val="24"/>
+          <w:lang w:eastAsia="fr-FR"/>
+        </w:rPr>
+      </w:pPr>
+      <w:r>
+        <w:rPr>
+          <w:rFonts w:ascii="Times New Roman" w:eastAsia="Times New Roman" w:hAnsi="Times New Roman" w:cs="Times New Roman"/>
+          <w:sz w:val="24"/>
+          <w:szCs w:val="24"/>
+          <w:lang w:eastAsia="fr-FR"/>
+        </w:rPr>
+        <w:t>La sécurité a été intégrée dès la conception :</w:t>
+      </w:r>
+    </w:p>
+    <w:p>
+      <w:pPr>
+        <w:pStyle w:val="Paragraphedeliste"/>
+        <w:numPr>
+          <w:ilvl w:val="0"/>
+          <w:numId w:val="23"/>
+        </w:numPr>
+        <w:spacing w:before="100" w:beforeAutospacing="1" w:after="100" w:afterAutospacing="1" w:line="240" w:lineRule="auto"/>
+        <w:rPr>
+          <w:rFonts w:ascii="Times New Roman" w:eastAsia="Times New Roman" w:hAnsi="Times New Roman" w:cs="Times New Roman"/>
+          <w:sz w:val="24"/>
+          <w:szCs w:val="24"/>
+          <w:lang w:eastAsia="fr-FR"/>
+        </w:rPr>
+      </w:pPr>
+      <w:r>
+        <w:rPr>
+          <w:rFonts w:ascii="Times New Roman" w:eastAsia="Times New Roman" w:hAnsi="Times New Roman" w:cs="Times New Roman"/>
+          <w:sz w:val="24"/>
+          <w:szCs w:val="24"/>
+          <w:lang w:eastAsia="fr-FR"/>
+        </w:rPr>
+        <w:t>Chiffrement</w:t>
+      </w:r>
+      <w:r>
+        <w:rPr>
+          <w:rFonts w:ascii="Times New Roman" w:eastAsia="Times New Roman" w:hAnsi="Times New Roman" w:cs="Times New Roman"/>
+          <w:sz w:val="24"/>
+          <w:szCs w:val="24"/>
+          <w:lang w:eastAsia="fr-FR"/>
+        </w:rPr>
+        <w:t xml:space="preserve"> RSA des messages,</w:t>
+      </w:r>
+    </w:p>
+    <w:p>
+      <w:pPr>
+        <w:pStyle w:val="Paragraphedeliste"/>
+        <w:numPr>
+          <w:ilvl w:val="0"/>
+          <w:numId w:val="23"/>
+        </w:numPr>
+        <w:spacing w:before="100" w:beforeAutospacing="1" w:after="100" w:afterAutospacing="1" w:line="240" w:lineRule="auto"/>
+        <w:rPr>
+          <w:rFonts w:ascii="Times New Roman" w:eastAsia="Times New Roman" w:hAnsi="Times New Roman" w:cs="Times New Roman"/>
+          <w:sz w:val="24"/>
+          <w:szCs w:val="24"/>
+          <w:lang w:eastAsia="fr-FR"/>
+        </w:rPr>
+      </w:pPr>
+      <w:r>
+        <w:rPr>
+          <w:rFonts w:ascii="Times New Roman" w:eastAsia="Times New Roman" w:hAnsi="Times New Roman" w:cs="Times New Roman"/>
+          <w:sz w:val="24"/>
+          <w:szCs w:val="24"/>
+          <w:lang w:eastAsia="fr-FR"/>
+        </w:rPr>
+        <w:t>Réseau</w:t>
+      </w:r>
+      <w:r>
+        <w:rPr>
+          <w:rFonts w:ascii="Times New Roman" w:eastAsia="Times New Roman" w:hAnsi="Times New Roman" w:cs="Times New Roman"/>
+          <w:sz w:val="24"/>
+          <w:szCs w:val="24"/>
+          <w:lang w:eastAsia="fr-FR"/>
+        </w:rPr>
+        <w:t xml:space="preserve"> de type oignon,</w:t>
+      </w:r>
+    </w:p>
+    <w:p>
+      <w:pPr>
+        <w:pStyle w:val="Paragraphedeliste"/>
+        <w:numPr>
+          <w:ilvl w:val="0"/>
+          <w:numId w:val="23"/>
+        </w:numPr>
+        <w:spacing w:before="100" w:beforeAutospacing="1" w:after="100" w:afterAutospacing="1" w:line="240" w:lineRule="auto"/>
+        <w:rPr>
+          <w:rFonts w:ascii="Times New Roman" w:eastAsia="Times New Roman" w:hAnsi="Times New Roman" w:cs="Times New Roman"/>
+          <w:sz w:val="24"/>
+          <w:szCs w:val="24"/>
+          <w:lang w:eastAsia="fr-FR"/>
+        </w:rPr>
+      </w:pPr>
+      <w:r>
+        <w:rPr>
+          <w:rFonts w:ascii="Times New Roman" w:eastAsia="Times New Roman" w:hAnsi="Times New Roman" w:cs="Times New Roman"/>
+          <w:sz w:val="24"/>
+          <w:szCs w:val="24"/>
+          <w:lang w:eastAsia="fr-FR"/>
+        </w:rPr>
+        <w:t>Séparation</w:t>
+      </w:r>
+      <w:r>
+        <w:rPr>
+          <w:rFonts w:ascii="Times New Roman" w:eastAsia="Times New Roman" w:hAnsi="Times New Roman" w:cs="Times New Roman"/>
+          <w:sz w:val="24"/>
+          <w:szCs w:val="24"/>
+          <w:lang w:eastAsia="fr-FR"/>
+        </w:rPr>
+        <w:t xml:space="preserve"> des rôles entre Master, routeurs et clients.</w:t>
+      </w:r>
+    </w:p>
+    <w:p>
+      <w:pPr>
+        <w:spacing w:before="100" w:beforeAutospacing="1" w:after="100" w:afterAutospacing="1" w:line="240" w:lineRule="auto"/>
+        <w:outlineLvl w:val="1"/>
+        <w:rPr>
+          <w:rFonts w:ascii="Times New Roman" w:eastAsia="Times New Roman" w:hAnsi="Times New Roman" w:cs="Times New Roman"/>
+          <w:sz w:val="24"/>
+          <w:szCs w:val="24"/>
+          <w:lang w:eastAsia="fr-FR"/>
+        </w:rPr>
+      </w:pPr>
+    </w:p>
+    <w:p>
+      <w:pPr>
+        <w:shd w:val="clear" w:color="auto" w:fill="8EAADB" w:themeFill="accent1" w:themeFillTint="99"/>
+        <w:spacing w:before="100" w:beforeAutospacing="1" w:after="100" w:afterAutospacing="1" w:line="240" w:lineRule="auto"/>
+        <w:jc w:val="center"/>
+        <w:outlineLvl w:val="1"/>
+        <w:rPr>
+          <w:rFonts w:ascii="Times New Roman" w:eastAsia="Times New Roman" w:hAnsi="Times New Roman" w:cs="Times New Roman"/>
+          <w:b/>
+          <w:bCs/>
+          <w:sz w:val="36"/>
+          <w:szCs w:val="36"/>
+          <w:lang w:eastAsia="fr-FR"/>
+        </w:rPr>
+      </w:pPr>
+      <w:r>
+        <w:rPr>
+          <w:rFonts w:ascii="Times New Roman" w:eastAsia="Times New Roman" w:hAnsi="Times New Roman" w:cs="Times New Roman"/>
+          <w:b/>
+          <w:bCs/>
+          <w:sz w:val="36"/>
+          <w:szCs w:val="36"/>
+          <w:lang w:eastAsia="fr-FR"/>
+        </w:rPr>
+        <w:t>Conclusion personnelle sur la SAE</w:t>
+      </w:r>
+    </w:p>
+    <w:p>
+      <w:pPr>
+        <w:spacing w:before="100" w:beforeAutospacing="1" w:after="100" w:afterAutospacing="1" w:line="240" w:lineRule="auto"/>
+        <w:rPr>
+          <w:rFonts w:ascii="Times New Roman" w:eastAsia="Times New Roman" w:hAnsi="Times New Roman" w:cs="Times New Roman"/>
+          <w:sz w:val="24"/>
+          <w:szCs w:val="24"/>
+          <w:lang w:eastAsia="fr-FR"/>
+        </w:rPr>
+      </w:pPr>
+      <w:r>
+        <w:rPr>
+          <w:rFonts w:ascii="Times New Roman" w:eastAsia="Times New Roman" w:hAnsi="Times New Roman" w:cs="Times New Roman"/>
+          <w:sz w:val="24"/>
+          <w:szCs w:val="24"/>
+          <w:lang w:eastAsia="fr-FR"/>
+        </w:rPr>
+        <w:t>Cette SAE a été particulièrement exigeante mais très formatrice.</w:t>
+      </w:r>
+      <w:r>
+        <w:rPr>
+          <w:rFonts w:ascii="Times New Roman" w:eastAsia="Times New Roman" w:hAnsi="Times New Roman" w:cs="Times New Roman"/>
+          <w:sz w:val="24"/>
+          <w:szCs w:val="24"/>
+          <w:lang w:eastAsia="fr-FR"/>
+        </w:rPr>
+        <w:br/>
+        <w:t xml:space="preserve">Le choix de travailler </w:t>
+      </w:r>
+      <w:r>
+        <w:rPr>
+          <w:rFonts w:ascii="Times New Roman" w:eastAsia="Times New Roman" w:hAnsi="Times New Roman" w:cs="Times New Roman"/>
+          <w:b/>
+          <w:bCs/>
+          <w:sz w:val="24"/>
+          <w:szCs w:val="24"/>
+          <w:lang w:eastAsia="fr-FR"/>
+        </w:rPr>
+        <w:t>seule</w:t>
+      </w:r>
+      <w:r>
+        <w:rPr>
+          <w:rFonts w:ascii="Times New Roman" w:eastAsia="Times New Roman" w:hAnsi="Times New Roman" w:cs="Times New Roman"/>
+          <w:sz w:val="24"/>
+          <w:szCs w:val="24"/>
+          <w:lang w:eastAsia="fr-FR"/>
+        </w:rPr>
+        <w:t xml:space="preserve"> m’a permis de maîtriser l’ensemble du projet, de renforcer mon autonomie et de développer une réelle capacité d’analyse et de résolution de problèmes techniques.</w:t>
+      </w:r>
+    </w:p>
+    <w:p>
+      <w:pPr>
+        <w:spacing w:before="100" w:beforeAutospacing="1" w:after="100" w:afterAutospacing="1" w:line="240" w:lineRule="auto"/>
+        <w:outlineLvl w:val="2"/>
+        <w:rPr>
+          <w:rFonts w:ascii="Times New Roman" w:eastAsia="Times New Roman" w:hAnsi="Times New Roman" w:cs="Times New Roman"/>
+          <w:b/>
+          <w:bCs/>
+          <w:sz w:val="28"/>
+          <w:szCs w:val="28"/>
+          <w:u w:val="single"/>
+          <w:lang w:eastAsia="fr-FR"/>
+        </w:rPr>
+      </w:pPr>
+      <w:r>
+        <w:rPr>
+          <w:rFonts w:ascii="Times New Roman" w:eastAsia="Times New Roman" w:hAnsi="Times New Roman" w:cs="Times New Roman"/>
+          <w:b/>
+          <w:bCs/>
+          <w:sz w:val="28"/>
+          <w:szCs w:val="28"/>
+          <w:u w:val="single"/>
+          <w:lang w:eastAsia="fr-FR"/>
+        </w:rPr>
+        <w:t>Points positifs</w:t>
+      </w:r>
+    </w:p>
+    <w:p>
+      <w:pPr>
+        <w:pStyle w:val="Paragraphedeliste"/>
+        <w:numPr>
+          <w:ilvl w:val="0"/>
+          <w:numId w:val="24"/>
+        </w:numPr>
+        <w:spacing w:before="100" w:beforeAutospacing="1" w:after="100" w:afterAutospacing="1" w:line="240" w:lineRule="auto"/>
+        <w:rPr>
+          <w:rFonts w:ascii="Times New Roman" w:eastAsia="Times New Roman" w:hAnsi="Times New Roman" w:cs="Times New Roman"/>
+          <w:sz w:val="24"/>
+          <w:szCs w:val="24"/>
+          <w:lang w:eastAsia="fr-FR"/>
+        </w:rPr>
+      </w:pPr>
+      <w:r>
+        <w:rPr>
+          <w:rFonts w:ascii="Times New Roman" w:eastAsia="Times New Roman" w:hAnsi="Times New Roman" w:cs="Times New Roman"/>
+          <w:sz w:val="24"/>
+          <w:szCs w:val="24"/>
+          <w:lang w:eastAsia="fr-FR"/>
+        </w:rPr>
+        <w:t>Montée</w:t>
+      </w:r>
+      <w:r>
+        <w:rPr>
+          <w:rFonts w:ascii="Times New Roman" w:eastAsia="Times New Roman" w:hAnsi="Times New Roman" w:cs="Times New Roman"/>
+          <w:sz w:val="24"/>
+          <w:szCs w:val="24"/>
+          <w:lang w:eastAsia="fr-FR"/>
+        </w:rPr>
+        <w:t xml:space="preserve"> en compétences en programmation réseau et sécurité,</w:t>
+      </w:r>
+    </w:p>
+    <w:p>
+      <w:pPr>
+        <w:pStyle w:val="Paragraphedeliste"/>
+        <w:numPr>
+          <w:ilvl w:val="0"/>
+          <w:numId w:val="24"/>
+        </w:numPr>
+        <w:spacing w:before="100" w:beforeAutospacing="1" w:after="100" w:afterAutospacing="1" w:line="240" w:lineRule="auto"/>
+        <w:rPr>
+          <w:rFonts w:ascii="Times New Roman" w:eastAsia="Times New Roman" w:hAnsi="Times New Roman" w:cs="Times New Roman"/>
+          <w:sz w:val="24"/>
+          <w:szCs w:val="24"/>
+          <w:lang w:eastAsia="fr-FR"/>
+        </w:rPr>
+      </w:pPr>
+      <w:r>
+        <w:rPr>
+          <w:rFonts w:ascii="Times New Roman" w:eastAsia="Times New Roman" w:hAnsi="Times New Roman" w:cs="Times New Roman"/>
+          <w:sz w:val="24"/>
+          <w:szCs w:val="24"/>
+          <w:lang w:eastAsia="fr-FR"/>
+        </w:rPr>
+        <w:t>Meilleure</w:t>
+      </w:r>
+      <w:r>
+        <w:rPr>
+          <w:rFonts w:ascii="Times New Roman" w:eastAsia="Times New Roman" w:hAnsi="Times New Roman" w:cs="Times New Roman"/>
+          <w:sz w:val="24"/>
+          <w:szCs w:val="24"/>
+          <w:lang w:eastAsia="fr-FR"/>
+        </w:rPr>
+        <w:t xml:space="preserve"> compréhension du modèle client/serveur,</w:t>
+      </w:r>
+    </w:p>
+    <w:p>
+      <w:pPr>
+        <w:pStyle w:val="Paragraphedeliste"/>
+        <w:numPr>
+          <w:ilvl w:val="0"/>
+          <w:numId w:val="24"/>
+        </w:numPr>
+        <w:spacing w:before="100" w:beforeAutospacing="1" w:after="100" w:afterAutospacing="1" w:line="240" w:lineRule="auto"/>
+        <w:rPr>
+          <w:rFonts w:ascii="Times New Roman" w:eastAsia="Times New Roman" w:hAnsi="Times New Roman" w:cs="Times New Roman"/>
+          <w:sz w:val="24"/>
+          <w:szCs w:val="24"/>
+          <w:lang w:eastAsia="fr-FR"/>
+        </w:rPr>
+      </w:pPr>
+      <w:r>
+        <w:rPr>
+          <w:rFonts w:ascii="Times New Roman" w:eastAsia="Times New Roman" w:hAnsi="Times New Roman" w:cs="Times New Roman"/>
+          <w:sz w:val="24"/>
+          <w:szCs w:val="24"/>
+          <w:lang w:eastAsia="fr-FR"/>
+        </w:rPr>
+        <w:t>Maîtrise</w:t>
+      </w:r>
+      <w:r>
+        <w:rPr>
+          <w:rFonts w:ascii="Times New Roman" w:eastAsia="Times New Roman" w:hAnsi="Times New Roman" w:cs="Times New Roman"/>
+          <w:sz w:val="24"/>
+          <w:szCs w:val="24"/>
+          <w:lang w:eastAsia="fr-FR"/>
+        </w:rPr>
+        <w:t xml:space="preserve"> des interfaces graphiques,</w:t>
+      </w:r>
+    </w:p>
+    <w:p>
+      <w:pPr>
+        <w:pStyle w:val="Paragraphedeliste"/>
+        <w:numPr>
+          <w:ilvl w:val="0"/>
+          <w:numId w:val="24"/>
+        </w:numPr>
+        <w:spacing w:before="100" w:beforeAutospacing="1" w:after="100" w:afterAutospacing="1" w:line="240" w:lineRule="auto"/>
+        <w:rPr>
+          <w:rFonts w:ascii="Times New Roman" w:eastAsia="Times New Roman" w:hAnsi="Times New Roman" w:cs="Times New Roman"/>
+          <w:sz w:val="24"/>
+          <w:szCs w:val="24"/>
+          <w:lang w:eastAsia="fr-FR"/>
+        </w:rPr>
+      </w:pPr>
+      <w:r>
+        <w:rPr>
+          <w:rFonts w:ascii="Times New Roman" w:eastAsia="Times New Roman" w:hAnsi="Times New Roman" w:cs="Times New Roman"/>
+          <w:sz w:val="24"/>
+          <w:szCs w:val="24"/>
+          <w:lang w:eastAsia="fr-FR"/>
+        </w:rPr>
+        <w:t>Satisfaction</w:t>
+      </w:r>
+      <w:r>
+        <w:rPr>
+          <w:rFonts w:ascii="Times New Roman" w:eastAsia="Times New Roman" w:hAnsi="Times New Roman" w:cs="Times New Roman"/>
+          <w:sz w:val="24"/>
+          <w:szCs w:val="24"/>
+          <w:lang w:eastAsia="fr-FR"/>
+        </w:rPr>
+        <w:t xml:space="preserve"> d’avoir développé un système fonctionnel et cohérent.</w:t>
+      </w:r>
+    </w:p>
+    <w:p>
+      <w:pPr>
+        <w:spacing w:before="100" w:beforeAutospacing="1" w:after="100" w:afterAutospacing="1" w:line="240" w:lineRule="auto"/>
+        <w:outlineLvl w:val="2"/>
+        <w:rPr>
+          <w:rFonts w:ascii="Times New Roman" w:eastAsia="Times New Roman" w:hAnsi="Times New Roman" w:cs="Times New Roman"/>
+          <w:b/>
+          <w:bCs/>
+          <w:sz w:val="28"/>
+          <w:szCs w:val="28"/>
+          <w:u w:val="single"/>
+          <w:lang w:eastAsia="fr-FR"/>
+        </w:rPr>
+      </w:pPr>
+      <w:r>
+        <w:rPr>
+          <w:rFonts w:ascii="Times New Roman" w:eastAsia="Times New Roman" w:hAnsi="Times New Roman" w:cs="Times New Roman"/>
+          <w:b/>
+          <w:bCs/>
+          <w:sz w:val="28"/>
+          <w:szCs w:val="28"/>
+          <w:u w:val="single"/>
+          <w:lang w:eastAsia="fr-FR"/>
+        </w:rPr>
+        <w:t>Points à améliorer</w:t>
+      </w:r>
+    </w:p>
+    <w:p>
+      <w:pPr>
+        <w:pStyle w:val="Paragraphedeliste"/>
+        <w:numPr>
+          <w:ilvl w:val="0"/>
+          <w:numId w:val="25"/>
+        </w:numPr>
+        <w:spacing w:before="100" w:beforeAutospacing="1" w:after="100" w:afterAutospacing="1" w:line="240" w:lineRule="auto"/>
+        <w:rPr>
+          <w:rFonts w:ascii="Times New Roman" w:eastAsia="Times New Roman" w:hAnsi="Times New Roman" w:cs="Times New Roman"/>
+          <w:sz w:val="24"/>
+          <w:szCs w:val="24"/>
+          <w:lang w:eastAsia="fr-FR"/>
+        </w:rPr>
+      </w:pPr>
+      <w:r>
+        <w:rPr>
+          <w:rFonts w:ascii="Times New Roman" w:eastAsia="Times New Roman" w:hAnsi="Times New Roman" w:cs="Times New Roman"/>
+          <w:sz w:val="24"/>
+          <w:szCs w:val="24"/>
+          <w:lang w:eastAsia="fr-FR"/>
+        </w:rPr>
+        <w:t>Charge</w:t>
+      </w:r>
+      <w:r>
+        <w:rPr>
+          <w:rFonts w:ascii="Times New Roman" w:eastAsia="Times New Roman" w:hAnsi="Times New Roman" w:cs="Times New Roman"/>
+          <w:sz w:val="24"/>
+          <w:szCs w:val="24"/>
+          <w:lang w:eastAsia="fr-FR"/>
+        </w:rPr>
+        <w:t xml:space="preserve"> de travail importante,</w:t>
+      </w:r>
+    </w:p>
+    <w:p>
+      <w:pPr>
+        <w:pStyle w:val="Paragraphedeliste"/>
+        <w:numPr>
+          <w:ilvl w:val="0"/>
+          <w:numId w:val="25"/>
+        </w:numPr>
+        <w:spacing w:before="100" w:beforeAutospacing="1" w:after="100" w:afterAutospacing="1" w:line="240" w:lineRule="auto"/>
+        <w:rPr>
+          <w:rFonts w:ascii="Times New Roman" w:eastAsia="Times New Roman" w:hAnsi="Times New Roman" w:cs="Times New Roman"/>
+          <w:sz w:val="24"/>
+          <w:szCs w:val="24"/>
+          <w:lang w:eastAsia="fr-FR"/>
+        </w:rPr>
+      </w:pPr>
+      <w:r>
+        <w:rPr>
+          <w:rFonts w:ascii="Times New Roman" w:eastAsia="Times New Roman" w:hAnsi="Times New Roman" w:cs="Times New Roman"/>
+          <w:sz w:val="24"/>
+          <w:szCs w:val="24"/>
+          <w:lang w:eastAsia="fr-FR"/>
+        </w:rPr>
+        <w:t>Complexité</w:t>
+      </w:r>
+      <w:r>
+        <w:rPr>
+          <w:rFonts w:ascii="Times New Roman" w:eastAsia="Times New Roman" w:hAnsi="Times New Roman" w:cs="Times New Roman"/>
+          <w:sz w:val="24"/>
+          <w:szCs w:val="24"/>
+          <w:lang w:eastAsia="fr-FR"/>
+        </w:rPr>
+        <w:t xml:space="preserve"> technique nécessitant un investissement personnel conséquent.</w:t>
+      </w:r>
+    </w:p>
+    <w:p>
+      <w:pPr>
+        <w:spacing w:before="100" w:beforeAutospacing="1" w:after="100" w:afterAutospacing="1" w:line="240" w:lineRule="auto"/>
+        <w:outlineLvl w:val="2"/>
+        <w:rPr>
+          <w:rFonts w:ascii="Times New Roman" w:eastAsia="Times New Roman" w:hAnsi="Times New Roman" w:cs="Times New Roman"/>
+          <w:b/>
+          <w:bCs/>
+          <w:sz w:val="27"/>
+          <w:szCs w:val="27"/>
+          <w:lang w:eastAsia="fr-FR"/>
+        </w:rPr>
+      </w:pPr>
+    </w:p>
+    <w:p>
+      <w:pPr>
+        <w:spacing w:before="100" w:beforeAutospacing="1" w:after="100" w:afterAutospacing="1" w:line="240" w:lineRule="auto"/>
+        <w:outlineLvl w:val="2"/>
+        <w:rPr>
+          <w:rFonts w:ascii="Times New Roman" w:eastAsia="Times New Roman" w:hAnsi="Times New Roman" w:cs="Times New Roman"/>
+          <w:b/>
+          <w:bCs/>
+          <w:sz w:val="28"/>
+          <w:szCs w:val="28"/>
+          <w:u w:val="single"/>
+          <w:lang w:eastAsia="fr-FR"/>
+        </w:rPr>
+      </w:pPr>
+      <w:r>
+        <w:rPr>
+          <w:rFonts w:ascii="Times New Roman" w:eastAsia="Times New Roman" w:hAnsi="Times New Roman" w:cs="Times New Roman"/>
+          <w:b/>
+          <w:bCs/>
+          <w:sz w:val="28"/>
+          <w:szCs w:val="28"/>
+          <w:u w:val="single"/>
+          <w:lang w:eastAsia="fr-FR"/>
+        </w:rPr>
+        <w:lastRenderedPageBreak/>
+        <w:t>Choix du travail individuel</w:t>
+      </w:r>
+    </w:p>
+    <w:p>
+      <w:pPr>
+        <w:spacing w:before="100" w:beforeAutospacing="1" w:after="100" w:afterAutospacing="1" w:line="240" w:lineRule="auto"/>
+        <w:rPr>
+          <w:rFonts w:ascii="Times New Roman" w:eastAsia="Times New Roman" w:hAnsi="Times New Roman" w:cs="Times New Roman"/>
+          <w:sz w:val="24"/>
+          <w:szCs w:val="24"/>
+          <w:lang w:eastAsia="fr-FR"/>
+        </w:rPr>
+      </w:pPr>
+      <w:r>
+        <w:rPr>
+          <w:rFonts w:ascii="Times New Roman" w:eastAsia="Times New Roman" w:hAnsi="Times New Roman" w:cs="Times New Roman"/>
+          <w:sz w:val="24"/>
+          <w:szCs w:val="24"/>
+          <w:lang w:eastAsia="fr-FR"/>
+        </w:rPr>
+        <w:t>Le travail individuel m’a permis d’approfondir l’ensemble des notions abordées et de progresser de manière significative sur le plan technique et méthodologique.</w:t>
+      </w:r>
+    </w:p>
+    <w:p/>
     <w:sectPr>
-      <w:headerReference w:type="default" r:id="rId7"/>
-      <w:footerReference w:type="default" r:id="rId8"/>
+      <w:headerReference w:type="default" r:id="rId8"/>
+      <w:footerReference w:type="default" r:id="rId9"/>
       <w:pgSz w:w="11906" w:h="16838"/>
       <w:pgMar w:top="1417" w:right="1417" w:bottom="1417" w:left="1417" w:header="708" w:footer="708" w:gutter="0"/>
       <w:pgNumType w:start="0"/>
@@ -1378,6 +4123,3343 @@
     </w:r>
   </w:p>
 </w:hdr>
+</file>
+
+<file path=word/numbering.xml><?xml version="1.0" encoding="utf-8"?>
+<w:numbering xmlns:wpc="http://schemas.microsoft.com/office/word/2010/wordprocessingCanvas" xmlns:cx="http://schemas.microsoft.com/office/drawing/2014/chartex" xmlns:cx1="http://schemas.microsoft.com/office/drawing/2015/9/8/chartex" xmlns:cx2="http://schemas.microsoft.com/office/drawing/2015/10/21/chartex" xmlns:cx3="http://schemas.microsoft.com/office/drawing/2016/5/9/chartex" xmlns:cx4="http://schemas.microsoft.com/office/drawing/2016/5/10/chartex" xmlns:cx5="http://schemas.microsoft.com/office/drawing/2016/5/11/chartex" xmlns:cx6="http://schemas.microsoft.com/office/drawing/2016/5/12/chartex" xmlns:cx7="http://schemas.microsoft.com/office/drawing/2016/5/13/chartex" xmlns:cx8="http://schemas.microsoft.com/office/drawing/2016/5/14/chartex" xmlns:mc="http://schemas.openxmlformats.org/markup-compatibility/2006" xmlns:aink="http://schemas.microsoft.com/office/drawing/2016/ink" xmlns:am3d="http://schemas.microsoft.com/office/drawing/2017/model3d" xmlns:o="urn:schemas-microsoft-com:office:office" xmlns:r="http://schemas.openxmlformats.org/officeDocument/2006/relationships" xmlns:m="http://schemas.openxmlformats.org/officeDocument/2006/math" xmlns:v="urn:schemas-microsoft-com:vml" xmlns:wp14="http://schemas.microsoft.com/office/word/2010/wordprocessingDrawing" xmlns:wp="http://schemas.openxmlformats.org/drawingml/2006/wordprocessingDrawing" xmlns:w10="urn:schemas-microsoft-com:office:word" xmlns:w="http://schemas.openxmlformats.org/wordprocessingml/2006/main" xmlns:w14="http://schemas.microsoft.com/office/word/2010/wordml" xmlns:w15="http://schemas.microsoft.com/office/word/2012/wordml" xmlns:w16cex="http://schemas.microsoft.com/office/word/2018/wordml/cex" xmlns:w16cid="http://schemas.microsoft.com/office/word/2016/wordml/cid" xmlns:w16="http://schemas.microsoft.com/office/word/2018/wordml" xmlns:w16sdtdh="http://schemas.microsoft.com/office/word/2020/wordml/sdtdatahash" xmlns:w16se="http://schemas.microsoft.com/office/word/2015/wordml/symex" xmlns:wpg="http://schemas.microsoft.com/office/word/2010/wordprocessingGroup" xmlns:wpi="http://schemas.microsoft.com/office/word/2010/wordprocessingInk" xmlns:wne="http://schemas.microsoft.com/office/word/2006/wordml" xmlns:wps="http://schemas.microsoft.com/office/word/2010/wordprocessingShape" mc:Ignorable="w14 w15 w16se w16cid w16 w16cex w16sdtdh wp14">
+  <w:abstractNum w:abstractNumId="0" w15:restartNumberingAfterBreak="0">
+    <w:nsid w:val="01BB0932"/>
+    <w:multiLevelType w:val="multilevel"/>
+    <w:tmpl w:val="ED5217F6"/>
+    <w:lvl w:ilvl="0">
+      <w:start w:val="1"/>
+      <w:numFmt w:val="bullet"/>
+      <w:lvlText w:val=""/>
+      <w:lvlJc w:val="left"/>
+      <w:pPr>
+        <w:tabs>
+          <w:tab w:val="num" w:pos="720"/>
+        </w:tabs>
+        <w:ind w:left="720" w:hanging="360"/>
+      </w:pPr>
+      <w:rPr>
+        <w:rFonts w:ascii="Symbol" w:hAnsi="Symbol" w:hint="default"/>
+        <w:sz w:val="20"/>
+      </w:rPr>
+    </w:lvl>
+    <w:lvl w:ilvl="1" w:tentative="1">
+      <w:start w:val="1"/>
+      <w:numFmt w:val="bullet"/>
+      <w:lvlText w:val="o"/>
+      <w:lvlJc w:val="left"/>
+      <w:pPr>
+        <w:tabs>
+          <w:tab w:val="num" w:pos="1440"/>
+        </w:tabs>
+        <w:ind w:left="1440" w:hanging="360"/>
+      </w:pPr>
+      <w:rPr>
+        <w:rFonts w:ascii="Courier New" w:hAnsi="Courier New" w:hint="default"/>
+        <w:sz w:val="20"/>
+      </w:rPr>
+    </w:lvl>
+    <w:lvl w:ilvl="2" w:tentative="1">
+      <w:start w:val="1"/>
+      <w:numFmt w:val="bullet"/>
+      <w:lvlText w:val=""/>
+      <w:lvlJc w:val="left"/>
+      <w:pPr>
+        <w:tabs>
+          <w:tab w:val="num" w:pos="2160"/>
+        </w:tabs>
+        <w:ind w:left="2160" w:hanging="360"/>
+      </w:pPr>
+      <w:rPr>
+        <w:rFonts w:ascii="Wingdings" w:hAnsi="Wingdings" w:hint="default"/>
+        <w:sz w:val="20"/>
+      </w:rPr>
+    </w:lvl>
+    <w:lvl w:ilvl="3" w:tentative="1">
+      <w:start w:val="1"/>
+      <w:numFmt w:val="bullet"/>
+      <w:lvlText w:val=""/>
+      <w:lvlJc w:val="left"/>
+      <w:pPr>
+        <w:tabs>
+          <w:tab w:val="num" w:pos="2880"/>
+        </w:tabs>
+        <w:ind w:left="2880" w:hanging="360"/>
+      </w:pPr>
+      <w:rPr>
+        <w:rFonts w:ascii="Wingdings" w:hAnsi="Wingdings" w:hint="default"/>
+        <w:sz w:val="20"/>
+      </w:rPr>
+    </w:lvl>
+    <w:lvl w:ilvl="4" w:tentative="1">
+      <w:start w:val="1"/>
+      <w:numFmt w:val="bullet"/>
+      <w:lvlText w:val=""/>
+      <w:lvlJc w:val="left"/>
+      <w:pPr>
+        <w:tabs>
+          <w:tab w:val="num" w:pos="3600"/>
+        </w:tabs>
+        <w:ind w:left="3600" w:hanging="360"/>
+      </w:pPr>
+      <w:rPr>
+        <w:rFonts w:ascii="Wingdings" w:hAnsi="Wingdings" w:hint="default"/>
+        <w:sz w:val="20"/>
+      </w:rPr>
+    </w:lvl>
+    <w:lvl w:ilvl="5" w:tentative="1">
+      <w:start w:val="1"/>
+      <w:numFmt w:val="bullet"/>
+      <w:lvlText w:val=""/>
+      <w:lvlJc w:val="left"/>
+      <w:pPr>
+        <w:tabs>
+          <w:tab w:val="num" w:pos="4320"/>
+        </w:tabs>
+        <w:ind w:left="4320" w:hanging="360"/>
+      </w:pPr>
+      <w:rPr>
+        <w:rFonts w:ascii="Wingdings" w:hAnsi="Wingdings" w:hint="default"/>
+        <w:sz w:val="20"/>
+      </w:rPr>
+    </w:lvl>
+    <w:lvl w:ilvl="6" w:tentative="1">
+      <w:start w:val="1"/>
+      <w:numFmt w:val="bullet"/>
+      <w:lvlText w:val=""/>
+      <w:lvlJc w:val="left"/>
+      <w:pPr>
+        <w:tabs>
+          <w:tab w:val="num" w:pos="5040"/>
+        </w:tabs>
+        <w:ind w:left="5040" w:hanging="360"/>
+      </w:pPr>
+      <w:rPr>
+        <w:rFonts w:ascii="Wingdings" w:hAnsi="Wingdings" w:hint="default"/>
+        <w:sz w:val="20"/>
+      </w:rPr>
+    </w:lvl>
+    <w:lvl w:ilvl="7" w:tentative="1">
+      <w:start w:val="1"/>
+      <w:numFmt w:val="bullet"/>
+      <w:lvlText w:val=""/>
+      <w:lvlJc w:val="left"/>
+      <w:pPr>
+        <w:tabs>
+          <w:tab w:val="num" w:pos="5760"/>
+        </w:tabs>
+        <w:ind w:left="5760" w:hanging="360"/>
+      </w:pPr>
+      <w:rPr>
+        <w:rFonts w:ascii="Wingdings" w:hAnsi="Wingdings" w:hint="default"/>
+        <w:sz w:val="20"/>
+      </w:rPr>
+    </w:lvl>
+    <w:lvl w:ilvl="8" w:tentative="1">
+      <w:start w:val="1"/>
+      <w:numFmt w:val="bullet"/>
+      <w:lvlText w:val=""/>
+      <w:lvlJc w:val="left"/>
+      <w:pPr>
+        <w:tabs>
+          <w:tab w:val="num" w:pos="6480"/>
+        </w:tabs>
+        <w:ind w:left="6480" w:hanging="360"/>
+      </w:pPr>
+      <w:rPr>
+        <w:rFonts w:ascii="Wingdings" w:hAnsi="Wingdings" w:hint="default"/>
+        <w:sz w:val="20"/>
+      </w:rPr>
+    </w:lvl>
+  </w:abstractNum>
+  <w:abstractNum w:abstractNumId="1" w15:restartNumberingAfterBreak="0">
+    <w:nsid w:val="03A45151"/>
+    <w:multiLevelType w:val="hybridMultilevel"/>
+    <w:tmpl w:val="96A4A7BC"/>
+    <w:lvl w:ilvl="0" w:tplc="040C000B">
+      <w:start w:val="1"/>
+      <w:numFmt w:val="bullet"/>
+      <w:lvlText w:val=""/>
+      <w:lvlJc w:val="left"/>
+      <w:pPr>
+        <w:ind w:left="720" w:hanging="360"/>
+      </w:pPr>
+      <w:rPr>
+        <w:rFonts w:ascii="Wingdings" w:hAnsi="Wingdings" w:hint="default"/>
+      </w:rPr>
+    </w:lvl>
+    <w:lvl w:ilvl="1" w:tplc="040C0003" w:tentative="1">
+      <w:start w:val="1"/>
+      <w:numFmt w:val="bullet"/>
+      <w:lvlText w:val="o"/>
+      <w:lvlJc w:val="left"/>
+      <w:pPr>
+        <w:ind w:left="1440" w:hanging="360"/>
+      </w:pPr>
+      <w:rPr>
+        <w:rFonts w:ascii="Courier New" w:hAnsi="Courier New" w:cs="Courier New" w:hint="default"/>
+      </w:rPr>
+    </w:lvl>
+    <w:lvl w:ilvl="2" w:tplc="040C0005" w:tentative="1">
+      <w:start w:val="1"/>
+      <w:numFmt w:val="bullet"/>
+      <w:lvlText w:val=""/>
+      <w:lvlJc w:val="left"/>
+      <w:pPr>
+        <w:ind w:left="2160" w:hanging="360"/>
+      </w:pPr>
+      <w:rPr>
+        <w:rFonts w:ascii="Wingdings" w:hAnsi="Wingdings" w:hint="default"/>
+      </w:rPr>
+    </w:lvl>
+    <w:lvl w:ilvl="3" w:tplc="040C0001" w:tentative="1">
+      <w:start w:val="1"/>
+      <w:numFmt w:val="bullet"/>
+      <w:lvlText w:val=""/>
+      <w:lvlJc w:val="left"/>
+      <w:pPr>
+        <w:ind w:left="2880" w:hanging="360"/>
+      </w:pPr>
+      <w:rPr>
+        <w:rFonts w:ascii="Symbol" w:hAnsi="Symbol" w:hint="default"/>
+      </w:rPr>
+    </w:lvl>
+    <w:lvl w:ilvl="4" w:tplc="040C0003" w:tentative="1">
+      <w:start w:val="1"/>
+      <w:numFmt w:val="bullet"/>
+      <w:lvlText w:val="o"/>
+      <w:lvlJc w:val="left"/>
+      <w:pPr>
+        <w:ind w:left="3600" w:hanging="360"/>
+      </w:pPr>
+      <w:rPr>
+        <w:rFonts w:ascii="Courier New" w:hAnsi="Courier New" w:cs="Courier New" w:hint="default"/>
+      </w:rPr>
+    </w:lvl>
+    <w:lvl w:ilvl="5" w:tplc="040C0005" w:tentative="1">
+      <w:start w:val="1"/>
+      <w:numFmt w:val="bullet"/>
+      <w:lvlText w:val=""/>
+      <w:lvlJc w:val="left"/>
+      <w:pPr>
+        <w:ind w:left="4320" w:hanging="360"/>
+      </w:pPr>
+      <w:rPr>
+        <w:rFonts w:ascii="Wingdings" w:hAnsi="Wingdings" w:hint="default"/>
+      </w:rPr>
+    </w:lvl>
+    <w:lvl w:ilvl="6" w:tplc="040C0001" w:tentative="1">
+      <w:start w:val="1"/>
+      <w:numFmt w:val="bullet"/>
+      <w:lvlText w:val=""/>
+      <w:lvlJc w:val="left"/>
+      <w:pPr>
+        <w:ind w:left="5040" w:hanging="360"/>
+      </w:pPr>
+      <w:rPr>
+        <w:rFonts w:ascii="Symbol" w:hAnsi="Symbol" w:hint="default"/>
+      </w:rPr>
+    </w:lvl>
+    <w:lvl w:ilvl="7" w:tplc="040C0003" w:tentative="1">
+      <w:start w:val="1"/>
+      <w:numFmt w:val="bullet"/>
+      <w:lvlText w:val="o"/>
+      <w:lvlJc w:val="left"/>
+      <w:pPr>
+        <w:ind w:left="5760" w:hanging="360"/>
+      </w:pPr>
+      <w:rPr>
+        <w:rFonts w:ascii="Courier New" w:hAnsi="Courier New" w:cs="Courier New" w:hint="default"/>
+      </w:rPr>
+    </w:lvl>
+    <w:lvl w:ilvl="8" w:tplc="040C0005" w:tentative="1">
+      <w:start w:val="1"/>
+      <w:numFmt w:val="bullet"/>
+      <w:lvlText w:val=""/>
+      <w:lvlJc w:val="left"/>
+      <w:pPr>
+        <w:ind w:left="6480" w:hanging="360"/>
+      </w:pPr>
+      <w:rPr>
+        <w:rFonts w:ascii="Wingdings" w:hAnsi="Wingdings" w:hint="default"/>
+      </w:rPr>
+    </w:lvl>
+  </w:abstractNum>
+  <w:abstractNum w:abstractNumId="2" w15:restartNumberingAfterBreak="0">
+    <w:nsid w:val="058F7233"/>
+    <w:multiLevelType w:val="multilevel"/>
+    <w:tmpl w:val="9C5E62DC"/>
+    <w:lvl w:ilvl="0">
+      <w:start w:val="1"/>
+      <w:numFmt w:val="bullet"/>
+      <w:lvlText w:val=""/>
+      <w:lvlJc w:val="left"/>
+      <w:pPr>
+        <w:tabs>
+          <w:tab w:val="num" w:pos="720"/>
+        </w:tabs>
+        <w:ind w:left="720" w:hanging="360"/>
+      </w:pPr>
+      <w:rPr>
+        <w:rFonts w:ascii="Symbol" w:hAnsi="Symbol" w:hint="default"/>
+        <w:sz w:val="20"/>
+      </w:rPr>
+    </w:lvl>
+    <w:lvl w:ilvl="1" w:tentative="1">
+      <w:start w:val="1"/>
+      <w:numFmt w:val="bullet"/>
+      <w:lvlText w:val="o"/>
+      <w:lvlJc w:val="left"/>
+      <w:pPr>
+        <w:tabs>
+          <w:tab w:val="num" w:pos="1440"/>
+        </w:tabs>
+        <w:ind w:left="1440" w:hanging="360"/>
+      </w:pPr>
+      <w:rPr>
+        <w:rFonts w:ascii="Courier New" w:hAnsi="Courier New" w:hint="default"/>
+        <w:sz w:val="20"/>
+      </w:rPr>
+    </w:lvl>
+    <w:lvl w:ilvl="2" w:tentative="1">
+      <w:start w:val="1"/>
+      <w:numFmt w:val="bullet"/>
+      <w:lvlText w:val=""/>
+      <w:lvlJc w:val="left"/>
+      <w:pPr>
+        <w:tabs>
+          <w:tab w:val="num" w:pos="2160"/>
+        </w:tabs>
+        <w:ind w:left="2160" w:hanging="360"/>
+      </w:pPr>
+      <w:rPr>
+        <w:rFonts w:ascii="Wingdings" w:hAnsi="Wingdings" w:hint="default"/>
+        <w:sz w:val="20"/>
+      </w:rPr>
+    </w:lvl>
+    <w:lvl w:ilvl="3" w:tentative="1">
+      <w:start w:val="1"/>
+      <w:numFmt w:val="bullet"/>
+      <w:lvlText w:val=""/>
+      <w:lvlJc w:val="left"/>
+      <w:pPr>
+        <w:tabs>
+          <w:tab w:val="num" w:pos="2880"/>
+        </w:tabs>
+        <w:ind w:left="2880" w:hanging="360"/>
+      </w:pPr>
+      <w:rPr>
+        <w:rFonts w:ascii="Wingdings" w:hAnsi="Wingdings" w:hint="default"/>
+        <w:sz w:val="20"/>
+      </w:rPr>
+    </w:lvl>
+    <w:lvl w:ilvl="4" w:tentative="1">
+      <w:start w:val="1"/>
+      <w:numFmt w:val="bullet"/>
+      <w:lvlText w:val=""/>
+      <w:lvlJc w:val="left"/>
+      <w:pPr>
+        <w:tabs>
+          <w:tab w:val="num" w:pos="3600"/>
+        </w:tabs>
+        <w:ind w:left="3600" w:hanging="360"/>
+      </w:pPr>
+      <w:rPr>
+        <w:rFonts w:ascii="Wingdings" w:hAnsi="Wingdings" w:hint="default"/>
+        <w:sz w:val="20"/>
+      </w:rPr>
+    </w:lvl>
+    <w:lvl w:ilvl="5" w:tentative="1">
+      <w:start w:val="1"/>
+      <w:numFmt w:val="bullet"/>
+      <w:lvlText w:val=""/>
+      <w:lvlJc w:val="left"/>
+      <w:pPr>
+        <w:tabs>
+          <w:tab w:val="num" w:pos="4320"/>
+        </w:tabs>
+        <w:ind w:left="4320" w:hanging="360"/>
+      </w:pPr>
+      <w:rPr>
+        <w:rFonts w:ascii="Wingdings" w:hAnsi="Wingdings" w:hint="default"/>
+        <w:sz w:val="20"/>
+      </w:rPr>
+    </w:lvl>
+    <w:lvl w:ilvl="6" w:tentative="1">
+      <w:start w:val="1"/>
+      <w:numFmt w:val="bullet"/>
+      <w:lvlText w:val=""/>
+      <w:lvlJc w:val="left"/>
+      <w:pPr>
+        <w:tabs>
+          <w:tab w:val="num" w:pos="5040"/>
+        </w:tabs>
+        <w:ind w:left="5040" w:hanging="360"/>
+      </w:pPr>
+      <w:rPr>
+        <w:rFonts w:ascii="Wingdings" w:hAnsi="Wingdings" w:hint="default"/>
+        <w:sz w:val="20"/>
+      </w:rPr>
+    </w:lvl>
+    <w:lvl w:ilvl="7" w:tentative="1">
+      <w:start w:val="1"/>
+      <w:numFmt w:val="bullet"/>
+      <w:lvlText w:val=""/>
+      <w:lvlJc w:val="left"/>
+      <w:pPr>
+        <w:tabs>
+          <w:tab w:val="num" w:pos="5760"/>
+        </w:tabs>
+        <w:ind w:left="5760" w:hanging="360"/>
+      </w:pPr>
+      <w:rPr>
+        <w:rFonts w:ascii="Wingdings" w:hAnsi="Wingdings" w:hint="default"/>
+        <w:sz w:val="20"/>
+      </w:rPr>
+    </w:lvl>
+    <w:lvl w:ilvl="8" w:tentative="1">
+      <w:start w:val="1"/>
+      <w:numFmt w:val="bullet"/>
+      <w:lvlText w:val=""/>
+      <w:lvlJc w:val="left"/>
+      <w:pPr>
+        <w:tabs>
+          <w:tab w:val="num" w:pos="6480"/>
+        </w:tabs>
+        <w:ind w:left="6480" w:hanging="360"/>
+      </w:pPr>
+      <w:rPr>
+        <w:rFonts w:ascii="Wingdings" w:hAnsi="Wingdings" w:hint="default"/>
+        <w:sz w:val="20"/>
+      </w:rPr>
+    </w:lvl>
+  </w:abstractNum>
+  <w:abstractNum w:abstractNumId="3" w15:restartNumberingAfterBreak="0">
+    <w:nsid w:val="06C67B1C"/>
+    <w:multiLevelType w:val="multilevel"/>
+    <w:tmpl w:val="468A83AA"/>
+    <w:lvl w:ilvl="0">
+      <w:start w:val="1"/>
+      <w:numFmt w:val="bullet"/>
+      <w:lvlText w:val=""/>
+      <w:lvlJc w:val="left"/>
+      <w:pPr>
+        <w:tabs>
+          <w:tab w:val="num" w:pos="720"/>
+        </w:tabs>
+        <w:ind w:left="720" w:hanging="360"/>
+      </w:pPr>
+      <w:rPr>
+        <w:rFonts w:ascii="Symbol" w:hAnsi="Symbol" w:hint="default"/>
+        <w:sz w:val="20"/>
+      </w:rPr>
+    </w:lvl>
+    <w:lvl w:ilvl="1" w:tentative="1">
+      <w:start w:val="1"/>
+      <w:numFmt w:val="bullet"/>
+      <w:lvlText w:val="o"/>
+      <w:lvlJc w:val="left"/>
+      <w:pPr>
+        <w:tabs>
+          <w:tab w:val="num" w:pos="1440"/>
+        </w:tabs>
+        <w:ind w:left="1440" w:hanging="360"/>
+      </w:pPr>
+      <w:rPr>
+        <w:rFonts w:ascii="Courier New" w:hAnsi="Courier New" w:hint="default"/>
+        <w:sz w:val="20"/>
+      </w:rPr>
+    </w:lvl>
+    <w:lvl w:ilvl="2" w:tentative="1">
+      <w:start w:val="1"/>
+      <w:numFmt w:val="bullet"/>
+      <w:lvlText w:val=""/>
+      <w:lvlJc w:val="left"/>
+      <w:pPr>
+        <w:tabs>
+          <w:tab w:val="num" w:pos="2160"/>
+        </w:tabs>
+        <w:ind w:left="2160" w:hanging="360"/>
+      </w:pPr>
+      <w:rPr>
+        <w:rFonts w:ascii="Wingdings" w:hAnsi="Wingdings" w:hint="default"/>
+        <w:sz w:val="20"/>
+      </w:rPr>
+    </w:lvl>
+    <w:lvl w:ilvl="3" w:tentative="1">
+      <w:start w:val="1"/>
+      <w:numFmt w:val="bullet"/>
+      <w:lvlText w:val=""/>
+      <w:lvlJc w:val="left"/>
+      <w:pPr>
+        <w:tabs>
+          <w:tab w:val="num" w:pos="2880"/>
+        </w:tabs>
+        <w:ind w:left="2880" w:hanging="360"/>
+      </w:pPr>
+      <w:rPr>
+        <w:rFonts w:ascii="Wingdings" w:hAnsi="Wingdings" w:hint="default"/>
+        <w:sz w:val="20"/>
+      </w:rPr>
+    </w:lvl>
+    <w:lvl w:ilvl="4" w:tentative="1">
+      <w:start w:val="1"/>
+      <w:numFmt w:val="bullet"/>
+      <w:lvlText w:val=""/>
+      <w:lvlJc w:val="left"/>
+      <w:pPr>
+        <w:tabs>
+          <w:tab w:val="num" w:pos="3600"/>
+        </w:tabs>
+        <w:ind w:left="3600" w:hanging="360"/>
+      </w:pPr>
+      <w:rPr>
+        <w:rFonts w:ascii="Wingdings" w:hAnsi="Wingdings" w:hint="default"/>
+        <w:sz w:val="20"/>
+      </w:rPr>
+    </w:lvl>
+    <w:lvl w:ilvl="5" w:tentative="1">
+      <w:start w:val="1"/>
+      <w:numFmt w:val="bullet"/>
+      <w:lvlText w:val=""/>
+      <w:lvlJc w:val="left"/>
+      <w:pPr>
+        <w:tabs>
+          <w:tab w:val="num" w:pos="4320"/>
+        </w:tabs>
+        <w:ind w:left="4320" w:hanging="360"/>
+      </w:pPr>
+      <w:rPr>
+        <w:rFonts w:ascii="Wingdings" w:hAnsi="Wingdings" w:hint="default"/>
+        <w:sz w:val="20"/>
+      </w:rPr>
+    </w:lvl>
+    <w:lvl w:ilvl="6" w:tentative="1">
+      <w:start w:val="1"/>
+      <w:numFmt w:val="bullet"/>
+      <w:lvlText w:val=""/>
+      <w:lvlJc w:val="left"/>
+      <w:pPr>
+        <w:tabs>
+          <w:tab w:val="num" w:pos="5040"/>
+        </w:tabs>
+        <w:ind w:left="5040" w:hanging="360"/>
+      </w:pPr>
+      <w:rPr>
+        <w:rFonts w:ascii="Wingdings" w:hAnsi="Wingdings" w:hint="default"/>
+        <w:sz w:val="20"/>
+      </w:rPr>
+    </w:lvl>
+    <w:lvl w:ilvl="7" w:tentative="1">
+      <w:start w:val="1"/>
+      <w:numFmt w:val="bullet"/>
+      <w:lvlText w:val=""/>
+      <w:lvlJc w:val="left"/>
+      <w:pPr>
+        <w:tabs>
+          <w:tab w:val="num" w:pos="5760"/>
+        </w:tabs>
+        <w:ind w:left="5760" w:hanging="360"/>
+      </w:pPr>
+      <w:rPr>
+        <w:rFonts w:ascii="Wingdings" w:hAnsi="Wingdings" w:hint="default"/>
+        <w:sz w:val="20"/>
+      </w:rPr>
+    </w:lvl>
+    <w:lvl w:ilvl="8" w:tentative="1">
+      <w:start w:val="1"/>
+      <w:numFmt w:val="bullet"/>
+      <w:lvlText w:val=""/>
+      <w:lvlJc w:val="left"/>
+      <w:pPr>
+        <w:tabs>
+          <w:tab w:val="num" w:pos="6480"/>
+        </w:tabs>
+        <w:ind w:left="6480" w:hanging="360"/>
+      </w:pPr>
+      <w:rPr>
+        <w:rFonts w:ascii="Wingdings" w:hAnsi="Wingdings" w:hint="default"/>
+        <w:sz w:val="20"/>
+      </w:rPr>
+    </w:lvl>
+  </w:abstractNum>
+  <w:abstractNum w:abstractNumId="4" w15:restartNumberingAfterBreak="0">
+    <w:nsid w:val="074050B1"/>
+    <w:multiLevelType w:val="multilevel"/>
+    <w:tmpl w:val="B5C6051A"/>
+    <w:lvl w:ilvl="0">
+      <w:start w:val="1"/>
+      <w:numFmt w:val="bullet"/>
+      <w:lvlText w:val=""/>
+      <w:lvlJc w:val="left"/>
+      <w:pPr>
+        <w:tabs>
+          <w:tab w:val="num" w:pos="720"/>
+        </w:tabs>
+        <w:ind w:left="720" w:hanging="360"/>
+      </w:pPr>
+      <w:rPr>
+        <w:rFonts w:ascii="Symbol" w:hAnsi="Symbol" w:hint="default"/>
+        <w:sz w:val="20"/>
+      </w:rPr>
+    </w:lvl>
+    <w:lvl w:ilvl="1" w:tentative="1">
+      <w:start w:val="1"/>
+      <w:numFmt w:val="bullet"/>
+      <w:lvlText w:val="o"/>
+      <w:lvlJc w:val="left"/>
+      <w:pPr>
+        <w:tabs>
+          <w:tab w:val="num" w:pos="1440"/>
+        </w:tabs>
+        <w:ind w:left="1440" w:hanging="360"/>
+      </w:pPr>
+      <w:rPr>
+        <w:rFonts w:ascii="Courier New" w:hAnsi="Courier New" w:hint="default"/>
+        <w:sz w:val="20"/>
+      </w:rPr>
+    </w:lvl>
+    <w:lvl w:ilvl="2" w:tentative="1">
+      <w:start w:val="1"/>
+      <w:numFmt w:val="bullet"/>
+      <w:lvlText w:val=""/>
+      <w:lvlJc w:val="left"/>
+      <w:pPr>
+        <w:tabs>
+          <w:tab w:val="num" w:pos="2160"/>
+        </w:tabs>
+        <w:ind w:left="2160" w:hanging="360"/>
+      </w:pPr>
+      <w:rPr>
+        <w:rFonts w:ascii="Wingdings" w:hAnsi="Wingdings" w:hint="default"/>
+        <w:sz w:val="20"/>
+      </w:rPr>
+    </w:lvl>
+    <w:lvl w:ilvl="3" w:tentative="1">
+      <w:start w:val="1"/>
+      <w:numFmt w:val="bullet"/>
+      <w:lvlText w:val=""/>
+      <w:lvlJc w:val="left"/>
+      <w:pPr>
+        <w:tabs>
+          <w:tab w:val="num" w:pos="2880"/>
+        </w:tabs>
+        <w:ind w:left="2880" w:hanging="360"/>
+      </w:pPr>
+      <w:rPr>
+        <w:rFonts w:ascii="Wingdings" w:hAnsi="Wingdings" w:hint="default"/>
+        <w:sz w:val="20"/>
+      </w:rPr>
+    </w:lvl>
+    <w:lvl w:ilvl="4" w:tentative="1">
+      <w:start w:val="1"/>
+      <w:numFmt w:val="bullet"/>
+      <w:lvlText w:val=""/>
+      <w:lvlJc w:val="left"/>
+      <w:pPr>
+        <w:tabs>
+          <w:tab w:val="num" w:pos="3600"/>
+        </w:tabs>
+        <w:ind w:left="3600" w:hanging="360"/>
+      </w:pPr>
+      <w:rPr>
+        <w:rFonts w:ascii="Wingdings" w:hAnsi="Wingdings" w:hint="default"/>
+        <w:sz w:val="20"/>
+      </w:rPr>
+    </w:lvl>
+    <w:lvl w:ilvl="5" w:tentative="1">
+      <w:start w:val="1"/>
+      <w:numFmt w:val="bullet"/>
+      <w:lvlText w:val=""/>
+      <w:lvlJc w:val="left"/>
+      <w:pPr>
+        <w:tabs>
+          <w:tab w:val="num" w:pos="4320"/>
+        </w:tabs>
+        <w:ind w:left="4320" w:hanging="360"/>
+      </w:pPr>
+      <w:rPr>
+        <w:rFonts w:ascii="Wingdings" w:hAnsi="Wingdings" w:hint="default"/>
+        <w:sz w:val="20"/>
+      </w:rPr>
+    </w:lvl>
+    <w:lvl w:ilvl="6" w:tentative="1">
+      <w:start w:val="1"/>
+      <w:numFmt w:val="bullet"/>
+      <w:lvlText w:val=""/>
+      <w:lvlJc w:val="left"/>
+      <w:pPr>
+        <w:tabs>
+          <w:tab w:val="num" w:pos="5040"/>
+        </w:tabs>
+        <w:ind w:left="5040" w:hanging="360"/>
+      </w:pPr>
+      <w:rPr>
+        <w:rFonts w:ascii="Wingdings" w:hAnsi="Wingdings" w:hint="default"/>
+        <w:sz w:val="20"/>
+      </w:rPr>
+    </w:lvl>
+    <w:lvl w:ilvl="7" w:tentative="1">
+      <w:start w:val="1"/>
+      <w:numFmt w:val="bullet"/>
+      <w:lvlText w:val=""/>
+      <w:lvlJc w:val="left"/>
+      <w:pPr>
+        <w:tabs>
+          <w:tab w:val="num" w:pos="5760"/>
+        </w:tabs>
+        <w:ind w:left="5760" w:hanging="360"/>
+      </w:pPr>
+      <w:rPr>
+        <w:rFonts w:ascii="Wingdings" w:hAnsi="Wingdings" w:hint="default"/>
+        <w:sz w:val="20"/>
+      </w:rPr>
+    </w:lvl>
+    <w:lvl w:ilvl="8" w:tentative="1">
+      <w:start w:val="1"/>
+      <w:numFmt w:val="bullet"/>
+      <w:lvlText w:val=""/>
+      <w:lvlJc w:val="left"/>
+      <w:pPr>
+        <w:tabs>
+          <w:tab w:val="num" w:pos="6480"/>
+        </w:tabs>
+        <w:ind w:left="6480" w:hanging="360"/>
+      </w:pPr>
+      <w:rPr>
+        <w:rFonts w:ascii="Wingdings" w:hAnsi="Wingdings" w:hint="default"/>
+        <w:sz w:val="20"/>
+      </w:rPr>
+    </w:lvl>
+  </w:abstractNum>
+  <w:abstractNum w:abstractNumId="5" w15:restartNumberingAfterBreak="0">
+    <w:nsid w:val="0EC14436"/>
+    <w:multiLevelType w:val="hybridMultilevel"/>
+    <w:tmpl w:val="FD60E08E"/>
+    <w:lvl w:ilvl="0" w:tplc="040C000B">
+      <w:start w:val="1"/>
+      <w:numFmt w:val="bullet"/>
+      <w:lvlText w:val=""/>
+      <w:lvlJc w:val="left"/>
+      <w:pPr>
+        <w:ind w:left="720" w:hanging="360"/>
+      </w:pPr>
+      <w:rPr>
+        <w:rFonts w:ascii="Wingdings" w:hAnsi="Wingdings" w:hint="default"/>
+      </w:rPr>
+    </w:lvl>
+    <w:lvl w:ilvl="1" w:tplc="040C0003" w:tentative="1">
+      <w:start w:val="1"/>
+      <w:numFmt w:val="bullet"/>
+      <w:lvlText w:val="o"/>
+      <w:lvlJc w:val="left"/>
+      <w:pPr>
+        <w:ind w:left="1440" w:hanging="360"/>
+      </w:pPr>
+      <w:rPr>
+        <w:rFonts w:ascii="Courier New" w:hAnsi="Courier New" w:cs="Courier New" w:hint="default"/>
+      </w:rPr>
+    </w:lvl>
+    <w:lvl w:ilvl="2" w:tplc="040C0005" w:tentative="1">
+      <w:start w:val="1"/>
+      <w:numFmt w:val="bullet"/>
+      <w:lvlText w:val=""/>
+      <w:lvlJc w:val="left"/>
+      <w:pPr>
+        <w:ind w:left="2160" w:hanging="360"/>
+      </w:pPr>
+      <w:rPr>
+        <w:rFonts w:ascii="Wingdings" w:hAnsi="Wingdings" w:hint="default"/>
+      </w:rPr>
+    </w:lvl>
+    <w:lvl w:ilvl="3" w:tplc="040C0001" w:tentative="1">
+      <w:start w:val="1"/>
+      <w:numFmt w:val="bullet"/>
+      <w:lvlText w:val=""/>
+      <w:lvlJc w:val="left"/>
+      <w:pPr>
+        <w:ind w:left="2880" w:hanging="360"/>
+      </w:pPr>
+      <w:rPr>
+        <w:rFonts w:ascii="Symbol" w:hAnsi="Symbol" w:hint="default"/>
+      </w:rPr>
+    </w:lvl>
+    <w:lvl w:ilvl="4" w:tplc="040C0003" w:tentative="1">
+      <w:start w:val="1"/>
+      <w:numFmt w:val="bullet"/>
+      <w:lvlText w:val="o"/>
+      <w:lvlJc w:val="left"/>
+      <w:pPr>
+        <w:ind w:left="3600" w:hanging="360"/>
+      </w:pPr>
+      <w:rPr>
+        <w:rFonts w:ascii="Courier New" w:hAnsi="Courier New" w:cs="Courier New" w:hint="default"/>
+      </w:rPr>
+    </w:lvl>
+    <w:lvl w:ilvl="5" w:tplc="040C0005" w:tentative="1">
+      <w:start w:val="1"/>
+      <w:numFmt w:val="bullet"/>
+      <w:lvlText w:val=""/>
+      <w:lvlJc w:val="left"/>
+      <w:pPr>
+        <w:ind w:left="4320" w:hanging="360"/>
+      </w:pPr>
+      <w:rPr>
+        <w:rFonts w:ascii="Wingdings" w:hAnsi="Wingdings" w:hint="default"/>
+      </w:rPr>
+    </w:lvl>
+    <w:lvl w:ilvl="6" w:tplc="040C0001" w:tentative="1">
+      <w:start w:val="1"/>
+      <w:numFmt w:val="bullet"/>
+      <w:lvlText w:val=""/>
+      <w:lvlJc w:val="left"/>
+      <w:pPr>
+        <w:ind w:left="5040" w:hanging="360"/>
+      </w:pPr>
+      <w:rPr>
+        <w:rFonts w:ascii="Symbol" w:hAnsi="Symbol" w:hint="default"/>
+      </w:rPr>
+    </w:lvl>
+    <w:lvl w:ilvl="7" w:tplc="040C0003" w:tentative="1">
+      <w:start w:val="1"/>
+      <w:numFmt w:val="bullet"/>
+      <w:lvlText w:val="o"/>
+      <w:lvlJc w:val="left"/>
+      <w:pPr>
+        <w:ind w:left="5760" w:hanging="360"/>
+      </w:pPr>
+      <w:rPr>
+        <w:rFonts w:ascii="Courier New" w:hAnsi="Courier New" w:cs="Courier New" w:hint="default"/>
+      </w:rPr>
+    </w:lvl>
+    <w:lvl w:ilvl="8" w:tplc="040C0005" w:tentative="1">
+      <w:start w:val="1"/>
+      <w:numFmt w:val="bullet"/>
+      <w:lvlText w:val=""/>
+      <w:lvlJc w:val="left"/>
+      <w:pPr>
+        <w:ind w:left="6480" w:hanging="360"/>
+      </w:pPr>
+      <w:rPr>
+        <w:rFonts w:ascii="Wingdings" w:hAnsi="Wingdings" w:hint="default"/>
+      </w:rPr>
+    </w:lvl>
+  </w:abstractNum>
+  <w:abstractNum w:abstractNumId="6" w15:restartNumberingAfterBreak="0">
+    <w:nsid w:val="11384534"/>
+    <w:multiLevelType w:val="multilevel"/>
+    <w:tmpl w:val="483ED194"/>
+    <w:lvl w:ilvl="0">
+      <w:start w:val="1"/>
+      <w:numFmt w:val="bullet"/>
+      <w:lvlText w:val=""/>
+      <w:lvlJc w:val="left"/>
+      <w:pPr>
+        <w:tabs>
+          <w:tab w:val="num" w:pos="720"/>
+        </w:tabs>
+        <w:ind w:left="720" w:hanging="360"/>
+      </w:pPr>
+      <w:rPr>
+        <w:rFonts w:ascii="Symbol" w:hAnsi="Symbol" w:hint="default"/>
+        <w:sz w:val="20"/>
+      </w:rPr>
+    </w:lvl>
+    <w:lvl w:ilvl="1" w:tentative="1">
+      <w:start w:val="1"/>
+      <w:numFmt w:val="bullet"/>
+      <w:lvlText w:val="o"/>
+      <w:lvlJc w:val="left"/>
+      <w:pPr>
+        <w:tabs>
+          <w:tab w:val="num" w:pos="1440"/>
+        </w:tabs>
+        <w:ind w:left="1440" w:hanging="360"/>
+      </w:pPr>
+      <w:rPr>
+        <w:rFonts w:ascii="Courier New" w:hAnsi="Courier New" w:hint="default"/>
+        <w:sz w:val="20"/>
+      </w:rPr>
+    </w:lvl>
+    <w:lvl w:ilvl="2" w:tentative="1">
+      <w:start w:val="1"/>
+      <w:numFmt w:val="bullet"/>
+      <w:lvlText w:val=""/>
+      <w:lvlJc w:val="left"/>
+      <w:pPr>
+        <w:tabs>
+          <w:tab w:val="num" w:pos="2160"/>
+        </w:tabs>
+        <w:ind w:left="2160" w:hanging="360"/>
+      </w:pPr>
+      <w:rPr>
+        <w:rFonts w:ascii="Wingdings" w:hAnsi="Wingdings" w:hint="default"/>
+        <w:sz w:val="20"/>
+      </w:rPr>
+    </w:lvl>
+    <w:lvl w:ilvl="3" w:tentative="1">
+      <w:start w:val="1"/>
+      <w:numFmt w:val="bullet"/>
+      <w:lvlText w:val=""/>
+      <w:lvlJc w:val="left"/>
+      <w:pPr>
+        <w:tabs>
+          <w:tab w:val="num" w:pos="2880"/>
+        </w:tabs>
+        <w:ind w:left="2880" w:hanging="360"/>
+      </w:pPr>
+      <w:rPr>
+        <w:rFonts w:ascii="Wingdings" w:hAnsi="Wingdings" w:hint="default"/>
+        <w:sz w:val="20"/>
+      </w:rPr>
+    </w:lvl>
+    <w:lvl w:ilvl="4" w:tentative="1">
+      <w:start w:val="1"/>
+      <w:numFmt w:val="bullet"/>
+      <w:lvlText w:val=""/>
+      <w:lvlJc w:val="left"/>
+      <w:pPr>
+        <w:tabs>
+          <w:tab w:val="num" w:pos="3600"/>
+        </w:tabs>
+        <w:ind w:left="3600" w:hanging="360"/>
+      </w:pPr>
+      <w:rPr>
+        <w:rFonts w:ascii="Wingdings" w:hAnsi="Wingdings" w:hint="default"/>
+        <w:sz w:val="20"/>
+      </w:rPr>
+    </w:lvl>
+    <w:lvl w:ilvl="5" w:tentative="1">
+      <w:start w:val="1"/>
+      <w:numFmt w:val="bullet"/>
+      <w:lvlText w:val=""/>
+      <w:lvlJc w:val="left"/>
+      <w:pPr>
+        <w:tabs>
+          <w:tab w:val="num" w:pos="4320"/>
+        </w:tabs>
+        <w:ind w:left="4320" w:hanging="360"/>
+      </w:pPr>
+      <w:rPr>
+        <w:rFonts w:ascii="Wingdings" w:hAnsi="Wingdings" w:hint="default"/>
+        <w:sz w:val="20"/>
+      </w:rPr>
+    </w:lvl>
+    <w:lvl w:ilvl="6" w:tentative="1">
+      <w:start w:val="1"/>
+      <w:numFmt w:val="bullet"/>
+      <w:lvlText w:val=""/>
+      <w:lvlJc w:val="left"/>
+      <w:pPr>
+        <w:tabs>
+          <w:tab w:val="num" w:pos="5040"/>
+        </w:tabs>
+        <w:ind w:left="5040" w:hanging="360"/>
+      </w:pPr>
+      <w:rPr>
+        <w:rFonts w:ascii="Wingdings" w:hAnsi="Wingdings" w:hint="default"/>
+        <w:sz w:val="20"/>
+      </w:rPr>
+    </w:lvl>
+    <w:lvl w:ilvl="7" w:tentative="1">
+      <w:start w:val="1"/>
+      <w:numFmt w:val="bullet"/>
+      <w:lvlText w:val=""/>
+      <w:lvlJc w:val="left"/>
+      <w:pPr>
+        <w:tabs>
+          <w:tab w:val="num" w:pos="5760"/>
+        </w:tabs>
+        <w:ind w:left="5760" w:hanging="360"/>
+      </w:pPr>
+      <w:rPr>
+        <w:rFonts w:ascii="Wingdings" w:hAnsi="Wingdings" w:hint="default"/>
+        <w:sz w:val="20"/>
+      </w:rPr>
+    </w:lvl>
+    <w:lvl w:ilvl="8" w:tentative="1">
+      <w:start w:val="1"/>
+      <w:numFmt w:val="bullet"/>
+      <w:lvlText w:val=""/>
+      <w:lvlJc w:val="left"/>
+      <w:pPr>
+        <w:tabs>
+          <w:tab w:val="num" w:pos="6480"/>
+        </w:tabs>
+        <w:ind w:left="6480" w:hanging="360"/>
+      </w:pPr>
+      <w:rPr>
+        <w:rFonts w:ascii="Wingdings" w:hAnsi="Wingdings" w:hint="default"/>
+        <w:sz w:val="20"/>
+      </w:rPr>
+    </w:lvl>
+  </w:abstractNum>
+  <w:abstractNum w:abstractNumId="7" w15:restartNumberingAfterBreak="0">
+    <w:nsid w:val="19CA01F5"/>
+    <w:multiLevelType w:val="hybridMultilevel"/>
+    <w:tmpl w:val="7C9E5034"/>
+    <w:lvl w:ilvl="0" w:tplc="040C000B">
+      <w:start w:val="1"/>
+      <w:numFmt w:val="bullet"/>
+      <w:lvlText w:val=""/>
+      <w:lvlJc w:val="left"/>
+      <w:pPr>
+        <w:ind w:left="720" w:hanging="360"/>
+      </w:pPr>
+      <w:rPr>
+        <w:rFonts w:ascii="Wingdings" w:hAnsi="Wingdings" w:hint="default"/>
+      </w:rPr>
+    </w:lvl>
+    <w:lvl w:ilvl="1" w:tplc="040C0003" w:tentative="1">
+      <w:start w:val="1"/>
+      <w:numFmt w:val="bullet"/>
+      <w:lvlText w:val="o"/>
+      <w:lvlJc w:val="left"/>
+      <w:pPr>
+        <w:ind w:left="1440" w:hanging="360"/>
+      </w:pPr>
+      <w:rPr>
+        <w:rFonts w:ascii="Courier New" w:hAnsi="Courier New" w:cs="Courier New" w:hint="default"/>
+      </w:rPr>
+    </w:lvl>
+    <w:lvl w:ilvl="2" w:tplc="040C0005" w:tentative="1">
+      <w:start w:val="1"/>
+      <w:numFmt w:val="bullet"/>
+      <w:lvlText w:val=""/>
+      <w:lvlJc w:val="left"/>
+      <w:pPr>
+        <w:ind w:left="2160" w:hanging="360"/>
+      </w:pPr>
+      <w:rPr>
+        <w:rFonts w:ascii="Wingdings" w:hAnsi="Wingdings" w:hint="default"/>
+      </w:rPr>
+    </w:lvl>
+    <w:lvl w:ilvl="3" w:tplc="040C0001" w:tentative="1">
+      <w:start w:val="1"/>
+      <w:numFmt w:val="bullet"/>
+      <w:lvlText w:val=""/>
+      <w:lvlJc w:val="left"/>
+      <w:pPr>
+        <w:ind w:left="2880" w:hanging="360"/>
+      </w:pPr>
+      <w:rPr>
+        <w:rFonts w:ascii="Symbol" w:hAnsi="Symbol" w:hint="default"/>
+      </w:rPr>
+    </w:lvl>
+    <w:lvl w:ilvl="4" w:tplc="040C0003" w:tentative="1">
+      <w:start w:val="1"/>
+      <w:numFmt w:val="bullet"/>
+      <w:lvlText w:val="o"/>
+      <w:lvlJc w:val="left"/>
+      <w:pPr>
+        <w:ind w:left="3600" w:hanging="360"/>
+      </w:pPr>
+      <w:rPr>
+        <w:rFonts w:ascii="Courier New" w:hAnsi="Courier New" w:cs="Courier New" w:hint="default"/>
+      </w:rPr>
+    </w:lvl>
+    <w:lvl w:ilvl="5" w:tplc="040C0005" w:tentative="1">
+      <w:start w:val="1"/>
+      <w:numFmt w:val="bullet"/>
+      <w:lvlText w:val=""/>
+      <w:lvlJc w:val="left"/>
+      <w:pPr>
+        <w:ind w:left="4320" w:hanging="360"/>
+      </w:pPr>
+      <w:rPr>
+        <w:rFonts w:ascii="Wingdings" w:hAnsi="Wingdings" w:hint="default"/>
+      </w:rPr>
+    </w:lvl>
+    <w:lvl w:ilvl="6" w:tplc="040C0001" w:tentative="1">
+      <w:start w:val="1"/>
+      <w:numFmt w:val="bullet"/>
+      <w:lvlText w:val=""/>
+      <w:lvlJc w:val="left"/>
+      <w:pPr>
+        <w:ind w:left="5040" w:hanging="360"/>
+      </w:pPr>
+      <w:rPr>
+        <w:rFonts w:ascii="Symbol" w:hAnsi="Symbol" w:hint="default"/>
+      </w:rPr>
+    </w:lvl>
+    <w:lvl w:ilvl="7" w:tplc="040C0003" w:tentative="1">
+      <w:start w:val="1"/>
+      <w:numFmt w:val="bullet"/>
+      <w:lvlText w:val="o"/>
+      <w:lvlJc w:val="left"/>
+      <w:pPr>
+        <w:ind w:left="5760" w:hanging="360"/>
+      </w:pPr>
+      <w:rPr>
+        <w:rFonts w:ascii="Courier New" w:hAnsi="Courier New" w:cs="Courier New" w:hint="default"/>
+      </w:rPr>
+    </w:lvl>
+    <w:lvl w:ilvl="8" w:tplc="040C0005" w:tentative="1">
+      <w:start w:val="1"/>
+      <w:numFmt w:val="bullet"/>
+      <w:lvlText w:val=""/>
+      <w:lvlJc w:val="left"/>
+      <w:pPr>
+        <w:ind w:left="6480" w:hanging="360"/>
+      </w:pPr>
+      <w:rPr>
+        <w:rFonts w:ascii="Wingdings" w:hAnsi="Wingdings" w:hint="default"/>
+      </w:rPr>
+    </w:lvl>
+  </w:abstractNum>
+  <w:abstractNum w:abstractNumId="8" w15:restartNumberingAfterBreak="0">
+    <w:nsid w:val="2820032C"/>
+    <w:multiLevelType w:val="multilevel"/>
+    <w:tmpl w:val="C4CEB9A2"/>
+    <w:lvl w:ilvl="0">
+      <w:start w:val="1"/>
+      <w:numFmt w:val="bullet"/>
+      <w:lvlText w:val=""/>
+      <w:lvlJc w:val="left"/>
+      <w:pPr>
+        <w:tabs>
+          <w:tab w:val="num" w:pos="720"/>
+        </w:tabs>
+        <w:ind w:left="720" w:hanging="360"/>
+      </w:pPr>
+      <w:rPr>
+        <w:rFonts w:ascii="Symbol" w:hAnsi="Symbol" w:hint="default"/>
+        <w:sz w:val="20"/>
+      </w:rPr>
+    </w:lvl>
+    <w:lvl w:ilvl="1" w:tentative="1">
+      <w:start w:val="1"/>
+      <w:numFmt w:val="bullet"/>
+      <w:lvlText w:val="o"/>
+      <w:lvlJc w:val="left"/>
+      <w:pPr>
+        <w:tabs>
+          <w:tab w:val="num" w:pos="1440"/>
+        </w:tabs>
+        <w:ind w:left="1440" w:hanging="360"/>
+      </w:pPr>
+      <w:rPr>
+        <w:rFonts w:ascii="Courier New" w:hAnsi="Courier New" w:hint="default"/>
+        <w:sz w:val="20"/>
+      </w:rPr>
+    </w:lvl>
+    <w:lvl w:ilvl="2" w:tentative="1">
+      <w:start w:val="1"/>
+      <w:numFmt w:val="bullet"/>
+      <w:lvlText w:val=""/>
+      <w:lvlJc w:val="left"/>
+      <w:pPr>
+        <w:tabs>
+          <w:tab w:val="num" w:pos="2160"/>
+        </w:tabs>
+        <w:ind w:left="2160" w:hanging="360"/>
+      </w:pPr>
+      <w:rPr>
+        <w:rFonts w:ascii="Wingdings" w:hAnsi="Wingdings" w:hint="default"/>
+        <w:sz w:val="20"/>
+      </w:rPr>
+    </w:lvl>
+    <w:lvl w:ilvl="3" w:tentative="1">
+      <w:start w:val="1"/>
+      <w:numFmt w:val="bullet"/>
+      <w:lvlText w:val=""/>
+      <w:lvlJc w:val="left"/>
+      <w:pPr>
+        <w:tabs>
+          <w:tab w:val="num" w:pos="2880"/>
+        </w:tabs>
+        <w:ind w:left="2880" w:hanging="360"/>
+      </w:pPr>
+      <w:rPr>
+        <w:rFonts w:ascii="Wingdings" w:hAnsi="Wingdings" w:hint="default"/>
+        <w:sz w:val="20"/>
+      </w:rPr>
+    </w:lvl>
+    <w:lvl w:ilvl="4" w:tentative="1">
+      <w:start w:val="1"/>
+      <w:numFmt w:val="bullet"/>
+      <w:lvlText w:val=""/>
+      <w:lvlJc w:val="left"/>
+      <w:pPr>
+        <w:tabs>
+          <w:tab w:val="num" w:pos="3600"/>
+        </w:tabs>
+        <w:ind w:left="3600" w:hanging="360"/>
+      </w:pPr>
+      <w:rPr>
+        <w:rFonts w:ascii="Wingdings" w:hAnsi="Wingdings" w:hint="default"/>
+        <w:sz w:val="20"/>
+      </w:rPr>
+    </w:lvl>
+    <w:lvl w:ilvl="5" w:tentative="1">
+      <w:start w:val="1"/>
+      <w:numFmt w:val="bullet"/>
+      <w:lvlText w:val=""/>
+      <w:lvlJc w:val="left"/>
+      <w:pPr>
+        <w:tabs>
+          <w:tab w:val="num" w:pos="4320"/>
+        </w:tabs>
+        <w:ind w:left="4320" w:hanging="360"/>
+      </w:pPr>
+      <w:rPr>
+        <w:rFonts w:ascii="Wingdings" w:hAnsi="Wingdings" w:hint="default"/>
+        <w:sz w:val="20"/>
+      </w:rPr>
+    </w:lvl>
+    <w:lvl w:ilvl="6" w:tentative="1">
+      <w:start w:val="1"/>
+      <w:numFmt w:val="bullet"/>
+      <w:lvlText w:val=""/>
+      <w:lvlJc w:val="left"/>
+      <w:pPr>
+        <w:tabs>
+          <w:tab w:val="num" w:pos="5040"/>
+        </w:tabs>
+        <w:ind w:left="5040" w:hanging="360"/>
+      </w:pPr>
+      <w:rPr>
+        <w:rFonts w:ascii="Wingdings" w:hAnsi="Wingdings" w:hint="default"/>
+        <w:sz w:val="20"/>
+      </w:rPr>
+    </w:lvl>
+    <w:lvl w:ilvl="7" w:tentative="1">
+      <w:start w:val="1"/>
+      <w:numFmt w:val="bullet"/>
+      <w:lvlText w:val=""/>
+      <w:lvlJc w:val="left"/>
+      <w:pPr>
+        <w:tabs>
+          <w:tab w:val="num" w:pos="5760"/>
+        </w:tabs>
+        <w:ind w:left="5760" w:hanging="360"/>
+      </w:pPr>
+      <w:rPr>
+        <w:rFonts w:ascii="Wingdings" w:hAnsi="Wingdings" w:hint="default"/>
+        <w:sz w:val="20"/>
+      </w:rPr>
+    </w:lvl>
+    <w:lvl w:ilvl="8" w:tentative="1">
+      <w:start w:val="1"/>
+      <w:numFmt w:val="bullet"/>
+      <w:lvlText w:val=""/>
+      <w:lvlJc w:val="left"/>
+      <w:pPr>
+        <w:tabs>
+          <w:tab w:val="num" w:pos="6480"/>
+        </w:tabs>
+        <w:ind w:left="6480" w:hanging="360"/>
+      </w:pPr>
+      <w:rPr>
+        <w:rFonts w:ascii="Wingdings" w:hAnsi="Wingdings" w:hint="default"/>
+        <w:sz w:val="20"/>
+      </w:rPr>
+    </w:lvl>
+  </w:abstractNum>
+  <w:abstractNum w:abstractNumId="9" w15:restartNumberingAfterBreak="0">
+    <w:nsid w:val="2D845121"/>
+    <w:multiLevelType w:val="hybridMultilevel"/>
+    <w:tmpl w:val="2DACA308"/>
+    <w:lvl w:ilvl="0" w:tplc="040C000B">
+      <w:start w:val="1"/>
+      <w:numFmt w:val="bullet"/>
+      <w:lvlText w:val=""/>
+      <w:lvlJc w:val="left"/>
+      <w:pPr>
+        <w:ind w:left="720" w:hanging="360"/>
+      </w:pPr>
+      <w:rPr>
+        <w:rFonts w:ascii="Wingdings" w:hAnsi="Wingdings" w:hint="default"/>
+      </w:rPr>
+    </w:lvl>
+    <w:lvl w:ilvl="1" w:tplc="040C0003" w:tentative="1">
+      <w:start w:val="1"/>
+      <w:numFmt w:val="bullet"/>
+      <w:lvlText w:val="o"/>
+      <w:lvlJc w:val="left"/>
+      <w:pPr>
+        <w:ind w:left="1440" w:hanging="360"/>
+      </w:pPr>
+      <w:rPr>
+        <w:rFonts w:ascii="Courier New" w:hAnsi="Courier New" w:cs="Courier New" w:hint="default"/>
+      </w:rPr>
+    </w:lvl>
+    <w:lvl w:ilvl="2" w:tplc="040C0005" w:tentative="1">
+      <w:start w:val="1"/>
+      <w:numFmt w:val="bullet"/>
+      <w:lvlText w:val=""/>
+      <w:lvlJc w:val="left"/>
+      <w:pPr>
+        <w:ind w:left="2160" w:hanging="360"/>
+      </w:pPr>
+      <w:rPr>
+        <w:rFonts w:ascii="Wingdings" w:hAnsi="Wingdings" w:hint="default"/>
+      </w:rPr>
+    </w:lvl>
+    <w:lvl w:ilvl="3" w:tplc="040C0001" w:tentative="1">
+      <w:start w:val="1"/>
+      <w:numFmt w:val="bullet"/>
+      <w:lvlText w:val=""/>
+      <w:lvlJc w:val="left"/>
+      <w:pPr>
+        <w:ind w:left="2880" w:hanging="360"/>
+      </w:pPr>
+      <w:rPr>
+        <w:rFonts w:ascii="Symbol" w:hAnsi="Symbol" w:hint="default"/>
+      </w:rPr>
+    </w:lvl>
+    <w:lvl w:ilvl="4" w:tplc="040C0003" w:tentative="1">
+      <w:start w:val="1"/>
+      <w:numFmt w:val="bullet"/>
+      <w:lvlText w:val="o"/>
+      <w:lvlJc w:val="left"/>
+      <w:pPr>
+        <w:ind w:left="3600" w:hanging="360"/>
+      </w:pPr>
+      <w:rPr>
+        <w:rFonts w:ascii="Courier New" w:hAnsi="Courier New" w:cs="Courier New" w:hint="default"/>
+      </w:rPr>
+    </w:lvl>
+    <w:lvl w:ilvl="5" w:tplc="040C0005" w:tentative="1">
+      <w:start w:val="1"/>
+      <w:numFmt w:val="bullet"/>
+      <w:lvlText w:val=""/>
+      <w:lvlJc w:val="left"/>
+      <w:pPr>
+        <w:ind w:left="4320" w:hanging="360"/>
+      </w:pPr>
+      <w:rPr>
+        <w:rFonts w:ascii="Wingdings" w:hAnsi="Wingdings" w:hint="default"/>
+      </w:rPr>
+    </w:lvl>
+    <w:lvl w:ilvl="6" w:tplc="040C0001" w:tentative="1">
+      <w:start w:val="1"/>
+      <w:numFmt w:val="bullet"/>
+      <w:lvlText w:val=""/>
+      <w:lvlJc w:val="left"/>
+      <w:pPr>
+        <w:ind w:left="5040" w:hanging="360"/>
+      </w:pPr>
+      <w:rPr>
+        <w:rFonts w:ascii="Symbol" w:hAnsi="Symbol" w:hint="default"/>
+      </w:rPr>
+    </w:lvl>
+    <w:lvl w:ilvl="7" w:tplc="040C0003" w:tentative="1">
+      <w:start w:val="1"/>
+      <w:numFmt w:val="bullet"/>
+      <w:lvlText w:val="o"/>
+      <w:lvlJc w:val="left"/>
+      <w:pPr>
+        <w:ind w:left="5760" w:hanging="360"/>
+      </w:pPr>
+      <w:rPr>
+        <w:rFonts w:ascii="Courier New" w:hAnsi="Courier New" w:cs="Courier New" w:hint="default"/>
+      </w:rPr>
+    </w:lvl>
+    <w:lvl w:ilvl="8" w:tplc="040C0005" w:tentative="1">
+      <w:start w:val="1"/>
+      <w:numFmt w:val="bullet"/>
+      <w:lvlText w:val=""/>
+      <w:lvlJc w:val="left"/>
+      <w:pPr>
+        <w:ind w:left="6480" w:hanging="360"/>
+      </w:pPr>
+      <w:rPr>
+        <w:rFonts w:ascii="Wingdings" w:hAnsi="Wingdings" w:hint="default"/>
+      </w:rPr>
+    </w:lvl>
+  </w:abstractNum>
+  <w:abstractNum w:abstractNumId="10" w15:restartNumberingAfterBreak="0">
+    <w:nsid w:val="398C7F1B"/>
+    <w:multiLevelType w:val="multilevel"/>
+    <w:tmpl w:val="21089A84"/>
+    <w:lvl w:ilvl="0">
+      <w:start w:val="1"/>
+      <w:numFmt w:val="bullet"/>
+      <w:lvlText w:val=""/>
+      <w:lvlJc w:val="left"/>
+      <w:pPr>
+        <w:tabs>
+          <w:tab w:val="num" w:pos="720"/>
+        </w:tabs>
+        <w:ind w:left="720" w:hanging="360"/>
+      </w:pPr>
+      <w:rPr>
+        <w:rFonts w:ascii="Symbol" w:hAnsi="Symbol" w:hint="default"/>
+        <w:sz w:val="20"/>
+      </w:rPr>
+    </w:lvl>
+    <w:lvl w:ilvl="1" w:tentative="1">
+      <w:start w:val="1"/>
+      <w:numFmt w:val="bullet"/>
+      <w:lvlText w:val="o"/>
+      <w:lvlJc w:val="left"/>
+      <w:pPr>
+        <w:tabs>
+          <w:tab w:val="num" w:pos="1440"/>
+        </w:tabs>
+        <w:ind w:left="1440" w:hanging="360"/>
+      </w:pPr>
+      <w:rPr>
+        <w:rFonts w:ascii="Courier New" w:hAnsi="Courier New" w:hint="default"/>
+        <w:sz w:val="20"/>
+      </w:rPr>
+    </w:lvl>
+    <w:lvl w:ilvl="2" w:tentative="1">
+      <w:start w:val="1"/>
+      <w:numFmt w:val="bullet"/>
+      <w:lvlText w:val=""/>
+      <w:lvlJc w:val="left"/>
+      <w:pPr>
+        <w:tabs>
+          <w:tab w:val="num" w:pos="2160"/>
+        </w:tabs>
+        <w:ind w:left="2160" w:hanging="360"/>
+      </w:pPr>
+      <w:rPr>
+        <w:rFonts w:ascii="Wingdings" w:hAnsi="Wingdings" w:hint="default"/>
+        <w:sz w:val="20"/>
+      </w:rPr>
+    </w:lvl>
+    <w:lvl w:ilvl="3" w:tentative="1">
+      <w:start w:val="1"/>
+      <w:numFmt w:val="bullet"/>
+      <w:lvlText w:val=""/>
+      <w:lvlJc w:val="left"/>
+      <w:pPr>
+        <w:tabs>
+          <w:tab w:val="num" w:pos="2880"/>
+        </w:tabs>
+        <w:ind w:left="2880" w:hanging="360"/>
+      </w:pPr>
+      <w:rPr>
+        <w:rFonts w:ascii="Wingdings" w:hAnsi="Wingdings" w:hint="default"/>
+        <w:sz w:val="20"/>
+      </w:rPr>
+    </w:lvl>
+    <w:lvl w:ilvl="4" w:tentative="1">
+      <w:start w:val="1"/>
+      <w:numFmt w:val="bullet"/>
+      <w:lvlText w:val=""/>
+      <w:lvlJc w:val="left"/>
+      <w:pPr>
+        <w:tabs>
+          <w:tab w:val="num" w:pos="3600"/>
+        </w:tabs>
+        <w:ind w:left="3600" w:hanging="360"/>
+      </w:pPr>
+      <w:rPr>
+        <w:rFonts w:ascii="Wingdings" w:hAnsi="Wingdings" w:hint="default"/>
+        <w:sz w:val="20"/>
+      </w:rPr>
+    </w:lvl>
+    <w:lvl w:ilvl="5" w:tentative="1">
+      <w:start w:val="1"/>
+      <w:numFmt w:val="bullet"/>
+      <w:lvlText w:val=""/>
+      <w:lvlJc w:val="left"/>
+      <w:pPr>
+        <w:tabs>
+          <w:tab w:val="num" w:pos="4320"/>
+        </w:tabs>
+        <w:ind w:left="4320" w:hanging="360"/>
+      </w:pPr>
+      <w:rPr>
+        <w:rFonts w:ascii="Wingdings" w:hAnsi="Wingdings" w:hint="default"/>
+        <w:sz w:val="20"/>
+      </w:rPr>
+    </w:lvl>
+    <w:lvl w:ilvl="6" w:tentative="1">
+      <w:start w:val="1"/>
+      <w:numFmt w:val="bullet"/>
+      <w:lvlText w:val=""/>
+      <w:lvlJc w:val="left"/>
+      <w:pPr>
+        <w:tabs>
+          <w:tab w:val="num" w:pos="5040"/>
+        </w:tabs>
+        <w:ind w:left="5040" w:hanging="360"/>
+      </w:pPr>
+      <w:rPr>
+        <w:rFonts w:ascii="Wingdings" w:hAnsi="Wingdings" w:hint="default"/>
+        <w:sz w:val="20"/>
+      </w:rPr>
+    </w:lvl>
+    <w:lvl w:ilvl="7" w:tentative="1">
+      <w:start w:val="1"/>
+      <w:numFmt w:val="bullet"/>
+      <w:lvlText w:val=""/>
+      <w:lvlJc w:val="left"/>
+      <w:pPr>
+        <w:tabs>
+          <w:tab w:val="num" w:pos="5760"/>
+        </w:tabs>
+        <w:ind w:left="5760" w:hanging="360"/>
+      </w:pPr>
+      <w:rPr>
+        <w:rFonts w:ascii="Wingdings" w:hAnsi="Wingdings" w:hint="default"/>
+        <w:sz w:val="20"/>
+      </w:rPr>
+    </w:lvl>
+    <w:lvl w:ilvl="8" w:tentative="1">
+      <w:start w:val="1"/>
+      <w:numFmt w:val="bullet"/>
+      <w:lvlText w:val=""/>
+      <w:lvlJc w:val="left"/>
+      <w:pPr>
+        <w:tabs>
+          <w:tab w:val="num" w:pos="6480"/>
+        </w:tabs>
+        <w:ind w:left="6480" w:hanging="360"/>
+      </w:pPr>
+      <w:rPr>
+        <w:rFonts w:ascii="Wingdings" w:hAnsi="Wingdings" w:hint="default"/>
+        <w:sz w:val="20"/>
+      </w:rPr>
+    </w:lvl>
+  </w:abstractNum>
+  <w:abstractNum w:abstractNumId="11" w15:restartNumberingAfterBreak="0">
+    <w:nsid w:val="3CD572F0"/>
+    <w:multiLevelType w:val="multilevel"/>
+    <w:tmpl w:val="54C8F062"/>
+    <w:lvl w:ilvl="0">
+      <w:start w:val="1"/>
+      <w:numFmt w:val="bullet"/>
+      <w:lvlText w:val=""/>
+      <w:lvlJc w:val="left"/>
+      <w:pPr>
+        <w:tabs>
+          <w:tab w:val="num" w:pos="720"/>
+        </w:tabs>
+        <w:ind w:left="720" w:hanging="360"/>
+      </w:pPr>
+      <w:rPr>
+        <w:rFonts w:ascii="Symbol" w:hAnsi="Symbol" w:hint="default"/>
+        <w:sz w:val="20"/>
+      </w:rPr>
+    </w:lvl>
+    <w:lvl w:ilvl="1" w:tentative="1">
+      <w:start w:val="1"/>
+      <w:numFmt w:val="bullet"/>
+      <w:lvlText w:val="o"/>
+      <w:lvlJc w:val="left"/>
+      <w:pPr>
+        <w:tabs>
+          <w:tab w:val="num" w:pos="1440"/>
+        </w:tabs>
+        <w:ind w:left="1440" w:hanging="360"/>
+      </w:pPr>
+      <w:rPr>
+        <w:rFonts w:ascii="Courier New" w:hAnsi="Courier New" w:hint="default"/>
+        <w:sz w:val="20"/>
+      </w:rPr>
+    </w:lvl>
+    <w:lvl w:ilvl="2" w:tentative="1">
+      <w:start w:val="1"/>
+      <w:numFmt w:val="bullet"/>
+      <w:lvlText w:val=""/>
+      <w:lvlJc w:val="left"/>
+      <w:pPr>
+        <w:tabs>
+          <w:tab w:val="num" w:pos="2160"/>
+        </w:tabs>
+        <w:ind w:left="2160" w:hanging="360"/>
+      </w:pPr>
+      <w:rPr>
+        <w:rFonts w:ascii="Wingdings" w:hAnsi="Wingdings" w:hint="default"/>
+        <w:sz w:val="20"/>
+      </w:rPr>
+    </w:lvl>
+    <w:lvl w:ilvl="3" w:tentative="1">
+      <w:start w:val="1"/>
+      <w:numFmt w:val="bullet"/>
+      <w:lvlText w:val=""/>
+      <w:lvlJc w:val="left"/>
+      <w:pPr>
+        <w:tabs>
+          <w:tab w:val="num" w:pos="2880"/>
+        </w:tabs>
+        <w:ind w:left="2880" w:hanging="360"/>
+      </w:pPr>
+      <w:rPr>
+        <w:rFonts w:ascii="Wingdings" w:hAnsi="Wingdings" w:hint="default"/>
+        <w:sz w:val="20"/>
+      </w:rPr>
+    </w:lvl>
+    <w:lvl w:ilvl="4" w:tentative="1">
+      <w:start w:val="1"/>
+      <w:numFmt w:val="bullet"/>
+      <w:lvlText w:val=""/>
+      <w:lvlJc w:val="left"/>
+      <w:pPr>
+        <w:tabs>
+          <w:tab w:val="num" w:pos="3600"/>
+        </w:tabs>
+        <w:ind w:left="3600" w:hanging="360"/>
+      </w:pPr>
+      <w:rPr>
+        <w:rFonts w:ascii="Wingdings" w:hAnsi="Wingdings" w:hint="default"/>
+        <w:sz w:val="20"/>
+      </w:rPr>
+    </w:lvl>
+    <w:lvl w:ilvl="5" w:tentative="1">
+      <w:start w:val="1"/>
+      <w:numFmt w:val="bullet"/>
+      <w:lvlText w:val=""/>
+      <w:lvlJc w:val="left"/>
+      <w:pPr>
+        <w:tabs>
+          <w:tab w:val="num" w:pos="4320"/>
+        </w:tabs>
+        <w:ind w:left="4320" w:hanging="360"/>
+      </w:pPr>
+      <w:rPr>
+        <w:rFonts w:ascii="Wingdings" w:hAnsi="Wingdings" w:hint="default"/>
+        <w:sz w:val="20"/>
+      </w:rPr>
+    </w:lvl>
+    <w:lvl w:ilvl="6" w:tentative="1">
+      <w:start w:val="1"/>
+      <w:numFmt w:val="bullet"/>
+      <w:lvlText w:val=""/>
+      <w:lvlJc w:val="left"/>
+      <w:pPr>
+        <w:tabs>
+          <w:tab w:val="num" w:pos="5040"/>
+        </w:tabs>
+        <w:ind w:left="5040" w:hanging="360"/>
+      </w:pPr>
+      <w:rPr>
+        <w:rFonts w:ascii="Wingdings" w:hAnsi="Wingdings" w:hint="default"/>
+        <w:sz w:val="20"/>
+      </w:rPr>
+    </w:lvl>
+    <w:lvl w:ilvl="7" w:tentative="1">
+      <w:start w:val="1"/>
+      <w:numFmt w:val="bullet"/>
+      <w:lvlText w:val=""/>
+      <w:lvlJc w:val="left"/>
+      <w:pPr>
+        <w:tabs>
+          <w:tab w:val="num" w:pos="5760"/>
+        </w:tabs>
+        <w:ind w:left="5760" w:hanging="360"/>
+      </w:pPr>
+      <w:rPr>
+        <w:rFonts w:ascii="Wingdings" w:hAnsi="Wingdings" w:hint="default"/>
+        <w:sz w:val="20"/>
+      </w:rPr>
+    </w:lvl>
+    <w:lvl w:ilvl="8" w:tentative="1">
+      <w:start w:val="1"/>
+      <w:numFmt w:val="bullet"/>
+      <w:lvlText w:val=""/>
+      <w:lvlJc w:val="left"/>
+      <w:pPr>
+        <w:tabs>
+          <w:tab w:val="num" w:pos="6480"/>
+        </w:tabs>
+        <w:ind w:left="6480" w:hanging="360"/>
+      </w:pPr>
+      <w:rPr>
+        <w:rFonts w:ascii="Wingdings" w:hAnsi="Wingdings" w:hint="default"/>
+        <w:sz w:val="20"/>
+      </w:rPr>
+    </w:lvl>
+  </w:abstractNum>
+  <w:abstractNum w:abstractNumId="12" w15:restartNumberingAfterBreak="0">
+    <w:nsid w:val="41176429"/>
+    <w:multiLevelType w:val="hybridMultilevel"/>
+    <w:tmpl w:val="64E4E6C6"/>
+    <w:lvl w:ilvl="0" w:tplc="040C000B">
+      <w:start w:val="1"/>
+      <w:numFmt w:val="bullet"/>
+      <w:lvlText w:val=""/>
+      <w:lvlJc w:val="left"/>
+      <w:pPr>
+        <w:ind w:left="720" w:hanging="360"/>
+      </w:pPr>
+      <w:rPr>
+        <w:rFonts w:ascii="Wingdings" w:hAnsi="Wingdings" w:hint="default"/>
+      </w:rPr>
+    </w:lvl>
+    <w:lvl w:ilvl="1" w:tplc="040C0003" w:tentative="1">
+      <w:start w:val="1"/>
+      <w:numFmt w:val="bullet"/>
+      <w:lvlText w:val="o"/>
+      <w:lvlJc w:val="left"/>
+      <w:pPr>
+        <w:ind w:left="1440" w:hanging="360"/>
+      </w:pPr>
+      <w:rPr>
+        <w:rFonts w:ascii="Courier New" w:hAnsi="Courier New" w:cs="Courier New" w:hint="default"/>
+      </w:rPr>
+    </w:lvl>
+    <w:lvl w:ilvl="2" w:tplc="040C0005" w:tentative="1">
+      <w:start w:val="1"/>
+      <w:numFmt w:val="bullet"/>
+      <w:lvlText w:val=""/>
+      <w:lvlJc w:val="left"/>
+      <w:pPr>
+        <w:ind w:left="2160" w:hanging="360"/>
+      </w:pPr>
+      <w:rPr>
+        <w:rFonts w:ascii="Wingdings" w:hAnsi="Wingdings" w:hint="default"/>
+      </w:rPr>
+    </w:lvl>
+    <w:lvl w:ilvl="3" w:tplc="040C0001" w:tentative="1">
+      <w:start w:val="1"/>
+      <w:numFmt w:val="bullet"/>
+      <w:lvlText w:val=""/>
+      <w:lvlJc w:val="left"/>
+      <w:pPr>
+        <w:ind w:left="2880" w:hanging="360"/>
+      </w:pPr>
+      <w:rPr>
+        <w:rFonts w:ascii="Symbol" w:hAnsi="Symbol" w:hint="default"/>
+      </w:rPr>
+    </w:lvl>
+    <w:lvl w:ilvl="4" w:tplc="040C0003" w:tentative="1">
+      <w:start w:val="1"/>
+      <w:numFmt w:val="bullet"/>
+      <w:lvlText w:val="o"/>
+      <w:lvlJc w:val="left"/>
+      <w:pPr>
+        <w:ind w:left="3600" w:hanging="360"/>
+      </w:pPr>
+      <w:rPr>
+        <w:rFonts w:ascii="Courier New" w:hAnsi="Courier New" w:cs="Courier New" w:hint="default"/>
+      </w:rPr>
+    </w:lvl>
+    <w:lvl w:ilvl="5" w:tplc="040C0005" w:tentative="1">
+      <w:start w:val="1"/>
+      <w:numFmt w:val="bullet"/>
+      <w:lvlText w:val=""/>
+      <w:lvlJc w:val="left"/>
+      <w:pPr>
+        <w:ind w:left="4320" w:hanging="360"/>
+      </w:pPr>
+      <w:rPr>
+        <w:rFonts w:ascii="Wingdings" w:hAnsi="Wingdings" w:hint="default"/>
+      </w:rPr>
+    </w:lvl>
+    <w:lvl w:ilvl="6" w:tplc="040C0001" w:tentative="1">
+      <w:start w:val="1"/>
+      <w:numFmt w:val="bullet"/>
+      <w:lvlText w:val=""/>
+      <w:lvlJc w:val="left"/>
+      <w:pPr>
+        <w:ind w:left="5040" w:hanging="360"/>
+      </w:pPr>
+      <w:rPr>
+        <w:rFonts w:ascii="Symbol" w:hAnsi="Symbol" w:hint="default"/>
+      </w:rPr>
+    </w:lvl>
+    <w:lvl w:ilvl="7" w:tplc="040C0003" w:tentative="1">
+      <w:start w:val="1"/>
+      <w:numFmt w:val="bullet"/>
+      <w:lvlText w:val="o"/>
+      <w:lvlJc w:val="left"/>
+      <w:pPr>
+        <w:ind w:left="5760" w:hanging="360"/>
+      </w:pPr>
+      <w:rPr>
+        <w:rFonts w:ascii="Courier New" w:hAnsi="Courier New" w:cs="Courier New" w:hint="default"/>
+      </w:rPr>
+    </w:lvl>
+    <w:lvl w:ilvl="8" w:tplc="040C0005" w:tentative="1">
+      <w:start w:val="1"/>
+      <w:numFmt w:val="bullet"/>
+      <w:lvlText w:val=""/>
+      <w:lvlJc w:val="left"/>
+      <w:pPr>
+        <w:ind w:left="6480" w:hanging="360"/>
+      </w:pPr>
+      <w:rPr>
+        <w:rFonts w:ascii="Wingdings" w:hAnsi="Wingdings" w:hint="default"/>
+      </w:rPr>
+    </w:lvl>
+  </w:abstractNum>
+  <w:abstractNum w:abstractNumId="13" w15:restartNumberingAfterBreak="0">
+    <w:nsid w:val="48D5547F"/>
+    <w:multiLevelType w:val="hybridMultilevel"/>
+    <w:tmpl w:val="8D406FC2"/>
+    <w:lvl w:ilvl="0" w:tplc="040C000B">
+      <w:start w:val="1"/>
+      <w:numFmt w:val="bullet"/>
+      <w:lvlText w:val=""/>
+      <w:lvlJc w:val="left"/>
+      <w:pPr>
+        <w:ind w:left="720" w:hanging="360"/>
+      </w:pPr>
+      <w:rPr>
+        <w:rFonts w:ascii="Wingdings" w:hAnsi="Wingdings" w:hint="default"/>
+      </w:rPr>
+    </w:lvl>
+    <w:lvl w:ilvl="1" w:tplc="040C0003" w:tentative="1">
+      <w:start w:val="1"/>
+      <w:numFmt w:val="bullet"/>
+      <w:lvlText w:val="o"/>
+      <w:lvlJc w:val="left"/>
+      <w:pPr>
+        <w:ind w:left="1440" w:hanging="360"/>
+      </w:pPr>
+      <w:rPr>
+        <w:rFonts w:ascii="Courier New" w:hAnsi="Courier New" w:cs="Courier New" w:hint="default"/>
+      </w:rPr>
+    </w:lvl>
+    <w:lvl w:ilvl="2" w:tplc="040C0005" w:tentative="1">
+      <w:start w:val="1"/>
+      <w:numFmt w:val="bullet"/>
+      <w:lvlText w:val=""/>
+      <w:lvlJc w:val="left"/>
+      <w:pPr>
+        <w:ind w:left="2160" w:hanging="360"/>
+      </w:pPr>
+      <w:rPr>
+        <w:rFonts w:ascii="Wingdings" w:hAnsi="Wingdings" w:hint="default"/>
+      </w:rPr>
+    </w:lvl>
+    <w:lvl w:ilvl="3" w:tplc="040C0001" w:tentative="1">
+      <w:start w:val="1"/>
+      <w:numFmt w:val="bullet"/>
+      <w:lvlText w:val=""/>
+      <w:lvlJc w:val="left"/>
+      <w:pPr>
+        <w:ind w:left="2880" w:hanging="360"/>
+      </w:pPr>
+      <w:rPr>
+        <w:rFonts w:ascii="Symbol" w:hAnsi="Symbol" w:hint="default"/>
+      </w:rPr>
+    </w:lvl>
+    <w:lvl w:ilvl="4" w:tplc="040C0003" w:tentative="1">
+      <w:start w:val="1"/>
+      <w:numFmt w:val="bullet"/>
+      <w:lvlText w:val="o"/>
+      <w:lvlJc w:val="left"/>
+      <w:pPr>
+        <w:ind w:left="3600" w:hanging="360"/>
+      </w:pPr>
+      <w:rPr>
+        <w:rFonts w:ascii="Courier New" w:hAnsi="Courier New" w:cs="Courier New" w:hint="default"/>
+      </w:rPr>
+    </w:lvl>
+    <w:lvl w:ilvl="5" w:tplc="040C0005" w:tentative="1">
+      <w:start w:val="1"/>
+      <w:numFmt w:val="bullet"/>
+      <w:lvlText w:val=""/>
+      <w:lvlJc w:val="left"/>
+      <w:pPr>
+        <w:ind w:left="4320" w:hanging="360"/>
+      </w:pPr>
+      <w:rPr>
+        <w:rFonts w:ascii="Wingdings" w:hAnsi="Wingdings" w:hint="default"/>
+      </w:rPr>
+    </w:lvl>
+    <w:lvl w:ilvl="6" w:tplc="040C0001" w:tentative="1">
+      <w:start w:val="1"/>
+      <w:numFmt w:val="bullet"/>
+      <w:lvlText w:val=""/>
+      <w:lvlJc w:val="left"/>
+      <w:pPr>
+        <w:ind w:left="5040" w:hanging="360"/>
+      </w:pPr>
+      <w:rPr>
+        <w:rFonts w:ascii="Symbol" w:hAnsi="Symbol" w:hint="default"/>
+      </w:rPr>
+    </w:lvl>
+    <w:lvl w:ilvl="7" w:tplc="040C0003" w:tentative="1">
+      <w:start w:val="1"/>
+      <w:numFmt w:val="bullet"/>
+      <w:lvlText w:val="o"/>
+      <w:lvlJc w:val="left"/>
+      <w:pPr>
+        <w:ind w:left="5760" w:hanging="360"/>
+      </w:pPr>
+      <w:rPr>
+        <w:rFonts w:ascii="Courier New" w:hAnsi="Courier New" w:cs="Courier New" w:hint="default"/>
+      </w:rPr>
+    </w:lvl>
+    <w:lvl w:ilvl="8" w:tplc="040C0005" w:tentative="1">
+      <w:start w:val="1"/>
+      <w:numFmt w:val="bullet"/>
+      <w:lvlText w:val=""/>
+      <w:lvlJc w:val="left"/>
+      <w:pPr>
+        <w:ind w:left="6480" w:hanging="360"/>
+      </w:pPr>
+      <w:rPr>
+        <w:rFonts w:ascii="Wingdings" w:hAnsi="Wingdings" w:hint="default"/>
+      </w:rPr>
+    </w:lvl>
+  </w:abstractNum>
+  <w:abstractNum w:abstractNumId="14" w15:restartNumberingAfterBreak="0">
+    <w:nsid w:val="49371344"/>
+    <w:multiLevelType w:val="hybridMultilevel"/>
+    <w:tmpl w:val="7A188370"/>
+    <w:lvl w:ilvl="0" w:tplc="040C000B">
+      <w:start w:val="1"/>
+      <w:numFmt w:val="bullet"/>
+      <w:lvlText w:val=""/>
+      <w:lvlJc w:val="left"/>
+      <w:pPr>
+        <w:ind w:left="720" w:hanging="360"/>
+      </w:pPr>
+      <w:rPr>
+        <w:rFonts w:ascii="Wingdings" w:hAnsi="Wingdings" w:hint="default"/>
+      </w:rPr>
+    </w:lvl>
+    <w:lvl w:ilvl="1" w:tplc="040C0003" w:tentative="1">
+      <w:start w:val="1"/>
+      <w:numFmt w:val="bullet"/>
+      <w:lvlText w:val="o"/>
+      <w:lvlJc w:val="left"/>
+      <w:pPr>
+        <w:ind w:left="1440" w:hanging="360"/>
+      </w:pPr>
+      <w:rPr>
+        <w:rFonts w:ascii="Courier New" w:hAnsi="Courier New" w:cs="Courier New" w:hint="default"/>
+      </w:rPr>
+    </w:lvl>
+    <w:lvl w:ilvl="2" w:tplc="040C0005" w:tentative="1">
+      <w:start w:val="1"/>
+      <w:numFmt w:val="bullet"/>
+      <w:lvlText w:val=""/>
+      <w:lvlJc w:val="left"/>
+      <w:pPr>
+        <w:ind w:left="2160" w:hanging="360"/>
+      </w:pPr>
+      <w:rPr>
+        <w:rFonts w:ascii="Wingdings" w:hAnsi="Wingdings" w:hint="default"/>
+      </w:rPr>
+    </w:lvl>
+    <w:lvl w:ilvl="3" w:tplc="040C0001" w:tentative="1">
+      <w:start w:val="1"/>
+      <w:numFmt w:val="bullet"/>
+      <w:lvlText w:val=""/>
+      <w:lvlJc w:val="left"/>
+      <w:pPr>
+        <w:ind w:left="2880" w:hanging="360"/>
+      </w:pPr>
+      <w:rPr>
+        <w:rFonts w:ascii="Symbol" w:hAnsi="Symbol" w:hint="default"/>
+      </w:rPr>
+    </w:lvl>
+    <w:lvl w:ilvl="4" w:tplc="040C0003" w:tentative="1">
+      <w:start w:val="1"/>
+      <w:numFmt w:val="bullet"/>
+      <w:lvlText w:val="o"/>
+      <w:lvlJc w:val="left"/>
+      <w:pPr>
+        <w:ind w:left="3600" w:hanging="360"/>
+      </w:pPr>
+      <w:rPr>
+        <w:rFonts w:ascii="Courier New" w:hAnsi="Courier New" w:cs="Courier New" w:hint="default"/>
+      </w:rPr>
+    </w:lvl>
+    <w:lvl w:ilvl="5" w:tplc="040C0005" w:tentative="1">
+      <w:start w:val="1"/>
+      <w:numFmt w:val="bullet"/>
+      <w:lvlText w:val=""/>
+      <w:lvlJc w:val="left"/>
+      <w:pPr>
+        <w:ind w:left="4320" w:hanging="360"/>
+      </w:pPr>
+      <w:rPr>
+        <w:rFonts w:ascii="Wingdings" w:hAnsi="Wingdings" w:hint="default"/>
+      </w:rPr>
+    </w:lvl>
+    <w:lvl w:ilvl="6" w:tplc="040C0001" w:tentative="1">
+      <w:start w:val="1"/>
+      <w:numFmt w:val="bullet"/>
+      <w:lvlText w:val=""/>
+      <w:lvlJc w:val="left"/>
+      <w:pPr>
+        <w:ind w:left="5040" w:hanging="360"/>
+      </w:pPr>
+      <w:rPr>
+        <w:rFonts w:ascii="Symbol" w:hAnsi="Symbol" w:hint="default"/>
+      </w:rPr>
+    </w:lvl>
+    <w:lvl w:ilvl="7" w:tplc="040C0003" w:tentative="1">
+      <w:start w:val="1"/>
+      <w:numFmt w:val="bullet"/>
+      <w:lvlText w:val="o"/>
+      <w:lvlJc w:val="left"/>
+      <w:pPr>
+        <w:ind w:left="5760" w:hanging="360"/>
+      </w:pPr>
+      <w:rPr>
+        <w:rFonts w:ascii="Courier New" w:hAnsi="Courier New" w:cs="Courier New" w:hint="default"/>
+      </w:rPr>
+    </w:lvl>
+    <w:lvl w:ilvl="8" w:tplc="040C0005" w:tentative="1">
+      <w:start w:val="1"/>
+      <w:numFmt w:val="bullet"/>
+      <w:lvlText w:val=""/>
+      <w:lvlJc w:val="left"/>
+      <w:pPr>
+        <w:ind w:left="6480" w:hanging="360"/>
+      </w:pPr>
+      <w:rPr>
+        <w:rFonts w:ascii="Wingdings" w:hAnsi="Wingdings" w:hint="default"/>
+      </w:rPr>
+    </w:lvl>
+  </w:abstractNum>
+  <w:abstractNum w:abstractNumId="15" w15:restartNumberingAfterBreak="0">
+    <w:nsid w:val="51CD59DA"/>
+    <w:multiLevelType w:val="hybridMultilevel"/>
+    <w:tmpl w:val="9DCAB910"/>
+    <w:lvl w:ilvl="0" w:tplc="040C000B">
+      <w:start w:val="1"/>
+      <w:numFmt w:val="bullet"/>
+      <w:lvlText w:val=""/>
+      <w:lvlJc w:val="left"/>
+      <w:pPr>
+        <w:ind w:left="720" w:hanging="360"/>
+      </w:pPr>
+      <w:rPr>
+        <w:rFonts w:ascii="Wingdings" w:hAnsi="Wingdings" w:hint="default"/>
+      </w:rPr>
+    </w:lvl>
+    <w:lvl w:ilvl="1" w:tplc="040C0003" w:tentative="1">
+      <w:start w:val="1"/>
+      <w:numFmt w:val="bullet"/>
+      <w:lvlText w:val="o"/>
+      <w:lvlJc w:val="left"/>
+      <w:pPr>
+        <w:ind w:left="1440" w:hanging="360"/>
+      </w:pPr>
+      <w:rPr>
+        <w:rFonts w:ascii="Courier New" w:hAnsi="Courier New" w:cs="Courier New" w:hint="default"/>
+      </w:rPr>
+    </w:lvl>
+    <w:lvl w:ilvl="2" w:tplc="040C0005" w:tentative="1">
+      <w:start w:val="1"/>
+      <w:numFmt w:val="bullet"/>
+      <w:lvlText w:val=""/>
+      <w:lvlJc w:val="left"/>
+      <w:pPr>
+        <w:ind w:left="2160" w:hanging="360"/>
+      </w:pPr>
+      <w:rPr>
+        <w:rFonts w:ascii="Wingdings" w:hAnsi="Wingdings" w:hint="default"/>
+      </w:rPr>
+    </w:lvl>
+    <w:lvl w:ilvl="3" w:tplc="040C0001" w:tentative="1">
+      <w:start w:val="1"/>
+      <w:numFmt w:val="bullet"/>
+      <w:lvlText w:val=""/>
+      <w:lvlJc w:val="left"/>
+      <w:pPr>
+        <w:ind w:left="2880" w:hanging="360"/>
+      </w:pPr>
+      <w:rPr>
+        <w:rFonts w:ascii="Symbol" w:hAnsi="Symbol" w:hint="default"/>
+      </w:rPr>
+    </w:lvl>
+    <w:lvl w:ilvl="4" w:tplc="040C0003" w:tentative="1">
+      <w:start w:val="1"/>
+      <w:numFmt w:val="bullet"/>
+      <w:lvlText w:val="o"/>
+      <w:lvlJc w:val="left"/>
+      <w:pPr>
+        <w:ind w:left="3600" w:hanging="360"/>
+      </w:pPr>
+      <w:rPr>
+        <w:rFonts w:ascii="Courier New" w:hAnsi="Courier New" w:cs="Courier New" w:hint="default"/>
+      </w:rPr>
+    </w:lvl>
+    <w:lvl w:ilvl="5" w:tplc="040C0005" w:tentative="1">
+      <w:start w:val="1"/>
+      <w:numFmt w:val="bullet"/>
+      <w:lvlText w:val=""/>
+      <w:lvlJc w:val="left"/>
+      <w:pPr>
+        <w:ind w:left="4320" w:hanging="360"/>
+      </w:pPr>
+      <w:rPr>
+        <w:rFonts w:ascii="Wingdings" w:hAnsi="Wingdings" w:hint="default"/>
+      </w:rPr>
+    </w:lvl>
+    <w:lvl w:ilvl="6" w:tplc="040C0001" w:tentative="1">
+      <w:start w:val="1"/>
+      <w:numFmt w:val="bullet"/>
+      <w:lvlText w:val=""/>
+      <w:lvlJc w:val="left"/>
+      <w:pPr>
+        <w:ind w:left="5040" w:hanging="360"/>
+      </w:pPr>
+      <w:rPr>
+        <w:rFonts w:ascii="Symbol" w:hAnsi="Symbol" w:hint="default"/>
+      </w:rPr>
+    </w:lvl>
+    <w:lvl w:ilvl="7" w:tplc="040C0003" w:tentative="1">
+      <w:start w:val="1"/>
+      <w:numFmt w:val="bullet"/>
+      <w:lvlText w:val="o"/>
+      <w:lvlJc w:val="left"/>
+      <w:pPr>
+        <w:ind w:left="5760" w:hanging="360"/>
+      </w:pPr>
+      <w:rPr>
+        <w:rFonts w:ascii="Courier New" w:hAnsi="Courier New" w:cs="Courier New" w:hint="default"/>
+      </w:rPr>
+    </w:lvl>
+    <w:lvl w:ilvl="8" w:tplc="040C0005" w:tentative="1">
+      <w:start w:val="1"/>
+      <w:numFmt w:val="bullet"/>
+      <w:lvlText w:val=""/>
+      <w:lvlJc w:val="left"/>
+      <w:pPr>
+        <w:ind w:left="6480" w:hanging="360"/>
+      </w:pPr>
+      <w:rPr>
+        <w:rFonts w:ascii="Wingdings" w:hAnsi="Wingdings" w:hint="default"/>
+      </w:rPr>
+    </w:lvl>
+  </w:abstractNum>
+  <w:abstractNum w:abstractNumId="16" w15:restartNumberingAfterBreak="0">
+    <w:nsid w:val="56A4210B"/>
+    <w:multiLevelType w:val="multilevel"/>
+    <w:tmpl w:val="A8AA277C"/>
+    <w:lvl w:ilvl="0">
+      <w:start w:val="1"/>
+      <w:numFmt w:val="bullet"/>
+      <w:lvlText w:val=""/>
+      <w:lvlJc w:val="left"/>
+      <w:pPr>
+        <w:tabs>
+          <w:tab w:val="num" w:pos="720"/>
+        </w:tabs>
+        <w:ind w:left="720" w:hanging="360"/>
+      </w:pPr>
+      <w:rPr>
+        <w:rFonts w:ascii="Symbol" w:hAnsi="Symbol" w:hint="default"/>
+        <w:sz w:val="20"/>
+      </w:rPr>
+    </w:lvl>
+    <w:lvl w:ilvl="1" w:tentative="1">
+      <w:start w:val="1"/>
+      <w:numFmt w:val="bullet"/>
+      <w:lvlText w:val="o"/>
+      <w:lvlJc w:val="left"/>
+      <w:pPr>
+        <w:tabs>
+          <w:tab w:val="num" w:pos="1440"/>
+        </w:tabs>
+        <w:ind w:left="1440" w:hanging="360"/>
+      </w:pPr>
+      <w:rPr>
+        <w:rFonts w:ascii="Courier New" w:hAnsi="Courier New" w:hint="default"/>
+        <w:sz w:val="20"/>
+      </w:rPr>
+    </w:lvl>
+    <w:lvl w:ilvl="2" w:tentative="1">
+      <w:start w:val="1"/>
+      <w:numFmt w:val="bullet"/>
+      <w:lvlText w:val=""/>
+      <w:lvlJc w:val="left"/>
+      <w:pPr>
+        <w:tabs>
+          <w:tab w:val="num" w:pos="2160"/>
+        </w:tabs>
+        <w:ind w:left="2160" w:hanging="360"/>
+      </w:pPr>
+      <w:rPr>
+        <w:rFonts w:ascii="Wingdings" w:hAnsi="Wingdings" w:hint="default"/>
+        <w:sz w:val="20"/>
+      </w:rPr>
+    </w:lvl>
+    <w:lvl w:ilvl="3" w:tentative="1">
+      <w:start w:val="1"/>
+      <w:numFmt w:val="bullet"/>
+      <w:lvlText w:val=""/>
+      <w:lvlJc w:val="left"/>
+      <w:pPr>
+        <w:tabs>
+          <w:tab w:val="num" w:pos="2880"/>
+        </w:tabs>
+        <w:ind w:left="2880" w:hanging="360"/>
+      </w:pPr>
+      <w:rPr>
+        <w:rFonts w:ascii="Wingdings" w:hAnsi="Wingdings" w:hint="default"/>
+        <w:sz w:val="20"/>
+      </w:rPr>
+    </w:lvl>
+    <w:lvl w:ilvl="4" w:tentative="1">
+      <w:start w:val="1"/>
+      <w:numFmt w:val="bullet"/>
+      <w:lvlText w:val=""/>
+      <w:lvlJc w:val="left"/>
+      <w:pPr>
+        <w:tabs>
+          <w:tab w:val="num" w:pos="3600"/>
+        </w:tabs>
+        <w:ind w:left="3600" w:hanging="360"/>
+      </w:pPr>
+      <w:rPr>
+        <w:rFonts w:ascii="Wingdings" w:hAnsi="Wingdings" w:hint="default"/>
+        <w:sz w:val="20"/>
+      </w:rPr>
+    </w:lvl>
+    <w:lvl w:ilvl="5" w:tentative="1">
+      <w:start w:val="1"/>
+      <w:numFmt w:val="bullet"/>
+      <w:lvlText w:val=""/>
+      <w:lvlJc w:val="left"/>
+      <w:pPr>
+        <w:tabs>
+          <w:tab w:val="num" w:pos="4320"/>
+        </w:tabs>
+        <w:ind w:left="4320" w:hanging="360"/>
+      </w:pPr>
+      <w:rPr>
+        <w:rFonts w:ascii="Wingdings" w:hAnsi="Wingdings" w:hint="default"/>
+        <w:sz w:val="20"/>
+      </w:rPr>
+    </w:lvl>
+    <w:lvl w:ilvl="6" w:tentative="1">
+      <w:start w:val="1"/>
+      <w:numFmt w:val="bullet"/>
+      <w:lvlText w:val=""/>
+      <w:lvlJc w:val="left"/>
+      <w:pPr>
+        <w:tabs>
+          <w:tab w:val="num" w:pos="5040"/>
+        </w:tabs>
+        <w:ind w:left="5040" w:hanging="360"/>
+      </w:pPr>
+      <w:rPr>
+        <w:rFonts w:ascii="Wingdings" w:hAnsi="Wingdings" w:hint="default"/>
+        <w:sz w:val="20"/>
+      </w:rPr>
+    </w:lvl>
+    <w:lvl w:ilvl="7" w:tentative="1">
+      <w:start w:val="1"/>
+      <w:numFmt w:val="bullet"/>
+      <w:lvlText w:val=""/>
+      <w:lvlJc w:val="left"/>
+      <w:pPr>
+        <w:tabs>
+          <w:tab w:val="num" w:pos="5760"/>
+        </w:tabs>
+        <w:ind w:left="5760" w:hanging="360"/>
+      </w:pPr>
+      <w:rPr>
+        <w:rFonts w:ascii="Wingdings" w:hAnsi="Wingdings" w:hint="default"/>
+        <w:sz w:val="20"/>
+      </w:rPr>
+    </w:lvl>
+    <w:lvl w:ilvl="8" w:tentative="1">
+      <w:start w:val="1"/>
+      <w:numFmt w:val="bullet"/>
+      <w:lvlText w:val=""/>
+      <w:lvlJc w:val="left"/>
+      <w:pPr>
+        <w:tabs>
+          <w:tab w:val="num" w:pos="6480"/>
+        </w:tabs>
+        <w:ind w:left="6480" w:hanging="360"/>
+      </w:pPr>
+      <w:rPr>
+        <w:rFonts w:ascii="Wingdings" w:hAnsi="Wingdings" w:hint="default"/>
+        <w:sz w:val="20"/>
+      </w:rPr>
+    </w:lvl>
+  </w:abstractNum>
+  <w:abstractNum w:abstractNumId="17" w15:restartNumberingAfterBreak="0">
+    <w:nsid w:val="5B1F7EAD"/>
+    <w:multiLevelType w:val="multilevel"/>
+    <w:tmpl w:val="EF8A19E0"/>
+    <w:lvl w:ilvl="0">
+      <w:start w:val="1"/>
+      <w:numFmt w:val="bullet"/>
+      <w:lvlText w:val=""/>
+      <w:lvlJc w:val="left"/>
+      <w:pPr>
+        <w:tabs>
+          <w:tab w:val="num" w:pos="720"/>
+        </w:tabs>
+        <w:ind w:left="720" w:hanging="360"/>
+      </w:pPr>
+      <w:rPr>
+        <w:rFonts w:ascii="Symbol" w:hAnsi="Symbol" w:hint="default"/>
+        <w:sz w:val="20"/>
+      </w:rPr>
+    </w:lvl>
+    <w:lvl w:ilvl="1" w:tentative="1">
+      <w:start w:val="1"/>
+      <w:numFmt w:val="bullet"/>
+      <w:lvlText w:val="o"/>
+      <w:lvlJc w:val="left"/>
+      <w:pPr>
+        <w:tabs>
+          <w:tab w:val="num" w:pos="1440"/>
+        </w:tabs>
+        <w:ind w:left="1440" w:hanging="360"/>
+      </w:pPr>
+      <w:rPr>
+        <w:rFonts w:ascii="Courier New" w:hAnsi="Courier New" w:hint="default"/>
+        <w:sz w:val="20"/>
+      </w:rPr>
+    </w:lvl>
+    <w:lvl w:ilvl="2" w:tentative="1">
+      <w:start w:val="1"/>
+      <w:numFmt w:val="bullet"/>
+      <w:lvlText w:val=""/>
+      <w:lvlJc w:val="left"/>
+      <w:pPr>
+        <w:tabs>
+          <w:tab w:val="num" w:pos="2160"/>
+        </w:tabs>
+        <w:ind w:left="2160" w:hanging="360"/>
+      </w:pPr>
+      <w:rPr>
+        <w:rFonts w:ascii="Wingdings" w:hAnsi="Wingdings" w:hint="default"/>
+        <w:sz w:val="20"/>
+      </w:rPr>
+    </w:lvl>
+    <w:lvl w:ilvl="3" w:tentative="1">
+      <w:start w:val="1"/>
+      <w:numFmt w:val="bullet"/>
+      <w:lvlText w:val=""/>
+      <w:lvlJc w:val="left"/>
+      <w:pPr>
+        <w:tabs>
+          <w:tab w:val="num" w:pos="2880"/>
+        </w:tabs>
+        <w:ind w:left="2880" w:hanging="360"/>
+      </w:pPr>
+      <w:rPr>
+        <w:rFonts w:ascii="Wingdings" w:hAnsi="Wingdings" w:hint="default"/>
+        <w:sz w:val="20"/>
+      </w:rPr>
+    </w:lvl>
+    <w:lvl w:ilvl="4" w:tentative="1">
+      <w:start w:val="1"/>
+      <w:numFmt w:val="bullet"/>
+      <w:lvlText w:val=""/>
+      <w:lvlJc w:val="left"/>
+      <w:pPr>
+        <w:tabs>
+          <w:tab w:val="num" w:pos="3600"/>
+        </w:tabs>
+        <w:ind w:left="3600" w:hanging="360"/>
+      </w:pPr>
+      <w:rPr>
+        <w:rFonts w:ascii="Wingdings" w:hAnsi="Wingdings" w:hint="default"/>
+        <w:sz w:val="20"/>
+      </w:rPr>
+    </w:lvl>
+    <w:lvl w:ilvl="5" w:tentative="1">
+      <w:start w:val="1"/>
+      <w:numFmt w:val="bullet"/>
+      <w:lvlText w:val=""/>
+      <w:lvlJc w:val="left"/>
+      <w:pPr>
+        <w:tabs>
+          <w:tab w:val="num" w:pos="4320"/>
+        </w:tabs>
+        <w:ind w:left="4320" w:hanging="360"/>
+      </w:pPr>
+      <w:rPr>
+        <w:rFonts w:ascii="Wingdings" w:hAnsi="Wingdings" w:hint="default"/>
+        <w:sz w:val="20"/>
+      </w:rPr>
+    </w:lvl>
+    <w:lvl w:ilvl="6" w:tentative="1">
+      <w:start w:val="1"/>
+      <w:numFmt w:val="bullet"/>
+      <w:lvlText w:val=""/>
+      <w:lvlJc w:val="left"/>
+      <w:pPr>
+        <w:tabs>
+          <w:tab w:val="num" w:pos="5040"/>
+        </w:tabs>
+        <w:ind w:left="5040" w:hanging="360"/>
+      </w:pPr>
+      <w:rPr>
+        <w:rFonts w:ascii="Wingdings" w:hAnsi="Wingdings" w:hint="default"/>
+        <w:sz w:val="20"/>
+      </w:rPr>
+    </w:lvl>
+    <w:lvl w:ilvl="7" w:tentative="1">
+      <w:start w:val="1"/>
+      <w:numFmt w:val="bullet"/>
+      <w:lvlText w:val=""/>
+      <w:lvlJc w:val="left"/>
+      <w:pPr>
+        <w:tabs>
+          <w:tab w:val="num" w:pos="5760"/>
+        </w:tabs>
+        <w:ind w:left="5760" w:hanging="360"/>
+      </w:pPr>
+      <w:rPr>
+        <w:rFonts w:ascii="Wingdings" w:hAnsi="Wingdings" w:hint="default"/>
+        <w:sz w:val="20"/>
+      </w:rPr>
+    </w:lvl>
+    <w:lvl w:ilvl="8" w:tentative="1">
+      <w:start w:val="1"/>
+      <w:numFmt w:val="bullet"/>
+      <w:lvlText w:val=""/>
+      <w:lvlJc w:val="left"/>
+      <w:pPr>
+        <w:tabs>
+          <w:tab w:val="num" w:pos="6480"/>
+        </w:tabs>
+        <w:ind w:left="6480" w:hanging="360"/>
+      </w:pPr>
+      <w:rPr>
+        <w:rFonts w:ascii="Wingdings" w:hAnsi="Wingdings" w:hint="default"/>
+        <w:sz w:val="20"/>
+      </w:rPr>
+    </w:lvl>
+  </w:abstractNum>
+  <w:abstractNum w:abstractNumId="18" w15:restartNumberingAfterBreak="0">
+    <w:nsid w:val="5C271E83"/>
+    <w:multiLevelType w:val="hybridMultilevel"/>
+    <w:tmpl w:val="5B44B46A"/>
+    <w:lvl w:ilvl="0" w:tplc="040C000B">
+      <w:start w:val="1"/>
+      <w:numFmt w:val="bullet"/>
+      <w:lvlText w:val=""/>
+      <w:lvlJc w:val="left"/>
+      <w:pPr>
+        <w:ind w:left="720" w:hanging="360"/>
+      </w:pPr>
+      <w:rPr>
+        <w:rFonts w:ascii="Wingdings" w:hAnsi="Wingdings" w:hint="default"/>
+      </w:rPr>
+    </w:lvl>
+    <w:lvl w:ilvl="1" w:tplc="040C0003" w:tentative="1">
+      <w:start w:val="1"/>
+      <w:numFmt w:val="bullet"/>
+      <w:lvlText w:val="o"/>
+      <w:lvlJc w:val="left"/>
+      <w:pPr>
+        <w:ind w:left="1440" w:hanging="360"/>
+      </w:pPr>
+      <w:rPr>
+        <w:rFonts w:ascii="Courier New" w:hAnsi="Courier New" w:cs="Courier New" w:hint="default"/>
+      </w:rPr>
+    </w:lvl>
+    <w:lvl w:ilvl="2" w:tplc="040C0005" w:tentative="1">
+      <w:start w:val="1"/>
+      <w:numFmt w:val="bullet"/>
+      <w:lvlText w:val=""/>
+      <w:lvlJc w:val="left"/>
+      <w:pPr>
+        <w:ind w:left="2160" w:hanging="360"/>
+      </w:pPr>
+      <w:rPr>
+        <w:rFonts w:ascii="Wingdings" w:hAnsi="Wingdings" w:hint="default"/>
+      </w:rPr>
+    </w:lvl>
+    <w:lvl w:ilvl="3" w:tplc="040C0001" w:tentative="1">
+      <w:start w:val="1"/>
+      <w:numFmt w:val="bullet"/>
+      <w:lvlText w:val=""/>
+      <w:lvlJc w:val="left"/>
+      <w:pPr>
+        <w:ind w:left="2880" w:hanging="360"/>
+      </w:pPr>
+      <w:rPr>
+        <w:rFonts w:ascii="Symbol" w:hAnsi="Symbol" w:hint="default"/>
+      </w:rPr>
+    </w:lvl>
+    <w:lvl w:ilvl="4" w:tplc="040C0003" w:tentative="1">
+      <w:start w:val="1"/>
+      <w:numFmt w:val="bullet"/>
+      <w:lvlText w:val="o"/>
+      <w:lvlJc w:val="left"/>
+      <w:pPr>
+        <w:ind w:left="3600" w:hanging="360"/>
+      </w:pPr>
+      <w:rPr>
+        <w:rFonts w:ascii="Courier New" w:hAnsi="Courier New" w:cs="Courier New" w:hint="default"/>
+      </w:rPr>
+    </w:lvl>
+    <w:lvl w:ilvl="5" w:tplc="040C0005" w:tentative="1">
+      <w:start w:val="1"/>
+      <w:numFmt w:val="bullet"/>
+      <w:lvlText w:val=""/>
+      <w:lvlJc w:val="left"/>
+      <w:pPr>
+        <w:ind w:left="4320" w:hanging="360"/>
+      </w:pPr>
+      <w:rPr>
+        <w:rFonts w:ascii="Wingdings" w:hAnsi="Wingdings" w:hint="default"/>
+      </w:rPr>
+    </w:lvl>
+    <w:lvl w:ilvl="6" w:tplc="040C0001" w:tentative="1">
+      <w:start w:val="1"/>
+      <w:numFmt w:val="bullet"/>
+      <w:lvlText w:val=""/>
+      <w:lvlJc w:val="left"/>
+      <w:pPr>
+        <w:ind w:left="5040" w:hanging="360"/>
+      </w:pPr>
+      <w:rPr>
+        <w:rFonts w:ascii="Symbol" w:hAnsi="Symbol" w:hint="default"/>
+      </w:rPr>
+    </w:lvl>
+    <w:lvl w:ilvl="7" w:tplc="040C0003" w:tentative="1">
+      <w:start w:val="1"/>
+      <w:numFmt w:val="bullet"/>
+      <w:lvlText w:val="o"/>
+      <w:lvlJc w:val="left"/>
+      <w:pPr>
+        <w:ind w:left="5760" w:hanging="360"/>
+      </w:pPr>
+      <w:rPr>
+        <w:rFonts w:ascii="Courier New" w:hAnsi="Courier New" w:cs="Courier New" w:hint="default"/>
+      </w:rPr>
+    </w:lvl>
+    <w:lvl w:ilvl="8" w:tplc="040C0005" w:tentative="1">
+      <w:start w:val="1"/>
+      <w:numFmt w:val="bullet"/>
+      <w:lvlText w:val=""/>
+      <w:lvlJc w:val="left"/>
+      <w:pPr>
+        <w:ind w:left="6480" w:hanging="360"/>
+      </w:pPr>
+      <w:rPr>
+        <w:rFonts w:ascii="Wingdings" w:hAnsi="Wingdings" w:hint="default"/>
+      </w:rPr>
+    </w:lvl>
+  </w:abstractNum>
+  <w:abstractNum w:abstractNumId="19" w15:restartNumberingAfterBreak="0">
+    <w:nsid w:val="5C514844"/>
+    <w:multiLevelType w:val="multilevel"/>
+    <w:tmpl w:val="264EC85E"/>
+    <w:lvl w:ilvl="0">
+      <w:start w:val="1"/>
+      <w:numFmt w:val="bullet"/>
+      <w:lvlText w:val=""/>
+      <w:lvlJc w:val="left"/>
+      <w:pPr>
+        <w:tabs>
+          <w:tab w:val="num" w:pos="720"/>
+        </w:tabs>
+        <w:ind w:left="720" w:hanging="360"/>
+      </w:pPr>
+      <w:rPr>
+        <w:rFonts w:ascii="Symbol" w:hAnsi="Symbol" w:hint="default"/>
+        <w:sz w:val="20"/>
+      </w:rPr>
+    </w:lvl>
+    <w:lvl w:ilvl="1" w:tentative="1">
+      <w:start w:val="1"/>
+      <w:numFmt w:val="bullet"/>
+      <w:lvlText w:val="o"/>
+      <w:lvlJc w:val="left"/>
+      <w:pPr>
+        <w:tabs>
+          <w:tab w:val="num" w:pos="1440"/>
+        </w:tabs>
+        <w:ind w:left="1440" w:hanging="360"/>
+      </w:pPr>
+      <w:rPr>
+        <w:rFonts w:ascii="Courier New" w:hAnsi="Courier New" w:hint="default"/>
+        <w:sz w:val="20"/>
+      </w:rPr>
+    </w:lvl>
+    <w:lvl w:ilvl="2" w:tentative="1">
+      <w:start w:val="1"/>
+      <w:numFmt w:val="bullet"/>
+      <w:lvlText w:val=""/>
+      <w:lvlJc w:val="left"/>
+      <w:pPr>
+        <w:tabs>
+          <w:tab w:val="num" w:pos="2160"/>
+        </w:tabs>
+        <w:ind w:left="2160" w:hanging="360"/>
+      </w:pPr>
+      <w:rPr>
+        <w:rFonts w:ascii="Wingdings" w:hAnsi="Wingdings" w:hint="default"/>
+        <w:sz w:val="20"/>
+      </w:rPr>
+    </w:lvl>
+    <w:lvl w:ilvl="3" w:tentative="1">
+      <w:start w:val="1"/>
+      <w:numFmt w:val="bullet"/>
+      <w:lvlText w:val=""/>
+      <w:lvlJc w:val="left"/>
+      <w:pPr>
+        <w:tabs>
+          <w:tab w:val="num" w:pos="2880"/>
+        </w:tabs>
+        <w:ind w:left="2880" w:hanging="360"/>
+      </w:pPr>
+      <w:rPr>
+        <w:rFonts w:ascii="Wingdings" w:hAnsi="Wingdings" w:hint="default"/>
+        <w:sz w:val="20"/>
+      </w:rPr>
+    </w:lvl>
+    <w:lvl w:ilvl="4" w:tentative="1">
+      <w:start w:val="1"/>
+      <w:numFmt w:val="bullet"/>
+      <w:lvlText w:val=""/>
+      <w:lvlJc w:val="left"/>
+      <w:pPr>
+        <w:tabs>
+          <w:tab w:val="num" w:pos="3600"/>
+        </w:tabs>
+        <w:ind w:left="3600" w:hanging="360"/>
+      </w:pPr>
+      <w:rPr>
+        <w:rFonts w:ascii="Wingdings" w:hAnsi="Wingdings" w:hint="default"/>
+        <w:sz w:val="20"/>
+      </w:rPr>
+    </w:lvl>
+    <w:lvl w:ilvl="5" w:tentative="1">
+      <w:start w:val="1"/>
+      <w:numFmt w:val="bullet"/>
+      <w:lvlText w:val=""/>
+      <w:lvlJc w:val="left"/>
+      <w:pPr>
+        <w:tabs>
+          <w:tab w:val="num" w:pos="4320"/>
+        </w:tabs>
+        <w:ind w:left="4320" w:hanging="360"/>
+      </w:pPr>
+      <w:rPr>
+        <w:rFonts w:ascii="Wingdings" w:hAnsi="Wingdings" w:hint="default"/>
+        <w:sz w:val="20"/>
+      </w:rPr>
+    </w:lvl>
+    <w:lvl w:ilvl="6" w:tentative="1">
+      <w:start w:val="1"/>
+      <w:numFmt w:val="bullet"/>
+      <w:lvlText w:val=""/>
+      <w:lvlJc w:val="left"/>
+      <w:pPr>
+        <w:tabs>
+          <w:tab w:val="num" w:pos="5040"/>
+        </w:tabs>
+        <w:ind w:left="5040" w:hanging="360"/>
+      </w:pPr>
+      <w:rPr>
+        <w:rFonts w:ascii="Wingdings" w:hAnsi="Wingdings" w:hint="default"/>
+        <w:sz w:val="20"/>
+      </w:rPr>
+    </w:lvl>
+    <w:lvl w:ilvl="7" w:tentative="1">
+      <w:start w:val="1"/>
+      <w:numFmt w:val="bullet"/>
+      <w:lvlText w:val=""/>
+      <w:lvlJc w:val="left"/>
+      <w:pPr>
+        <w:tabs>
+          <w:tab w:val="num" w:pos="5760"/>
+        </w:tabs>
+        <w:ind w:left="5760" w:hanging="360"/>
+      </w:pPr>
+      <w:rPr>
+        <w:rFonts w:ascii="Wingdings" w:hAnsi="Wingdings" w:hint="default"/>
+        <w:sz w:val="20"/>
+      </w:rPr>
+    </w:lvl>
+    <w:lvl w:ilvl="8" w:tentative="1">
+      <w:start w:val="1"/>
+      <w:numFmt w:val="bullet"/>
+      <w:lvlText w:val=""/>
+      <w:lvlJc w:val="left"/>
+      <w:pPr>
+        <w:tabs>
+          <w:tab w:val="num" w:pos="6480"/>
+        </w:tabs>
+        <w:ind w:left="6480" w:hanging="360"/>
+      </w:pPr>
+      <w:rPr>
+        <w:rFonts w:ascii="Wingdings" w:hAnsi="Wingdings" w:hint="default"/>
+        <w:sz w:val="20"/>
+      </w:rPr>
+    </w:lvl>
+  </w:abstractNum>
+  <w:abstractNum w:abstractNumId="20" w15:restartNumberingAfterBreak="0">
+    <w:nsid w:val="60003D1B"/>
+    <w:multiLevelType w:val="hybridMultilevel"/>
+    <w:tmpl w:val="DCAC67FE"/>
+    <w:lvl w:ilvl="0" w:tplc="040C000B">
+      <w:start w:val="1"/>
+      <w:numFmt w:val="bullet"/>
+      <w:lvlText w:val=""/>
+      <w:lvlJc w:val="left"/>
+      <w:pPr>
+        <w:ind w:left="1440" w:hanging="360"/>
+      </w:pPr>
+      <w:rPr>
+        <w:rFonts w:ascii="Wingdings" w:hAnsi="Wingdings" w:hint="default"/>
+      </w:rPr>
+    </w:lvl>
+    <w:lvl w:ilvl="1" w:tplc="040C0003" w:tentative="1">
+      <w:start w:val="1"/>
+      <w:numFmt w:val="bullet"/>
+      <w:lvlText w:val="o"/>
+      <w:lvlJc w:val="left"/>
+      <w:pPr>
+        <w:ind w:left="2160" w:hanging="360"/>
+      </w:pPr>
+      <w:rPr>
+        <w:rFonts w:ascii="Courier New" w:hAnsi="Courier New" w:cs="Courier New" w:hint="default"/>
+      </w:rPr>
+    </w:lvl>
+    <w:lvl w:ilvl="2" w:tplc="040C0005" w:tentative="1">
+      <w:start w:val="1"/>
+      <w:numFmt w:val="bullet"/>
+      <w:lvlText w:val=""/>
+      <w:lvlJc w:val="left"/>
+      <w:pPr>
+        <w:ind w:left="2880" w:hanging="360"/>
+      </w:pPr>
+      <w:rPr>
+        <w:rFonts w:ascii="Wingdings" w:hAnsi="Wingdings" w:hint="default"/>
+      </w:rPr>
+    </w:lvl>
+    <w:lvl w:ilvl="3" w:tplc="040C0001" w:tentative="1">
+      <w:start w:val="1"/>
+      <w:numFmt w:val="bullet"/>
+      <w:lvlText w:val=""/>
+      <w:lvlJc w:val="left"/>
+      <w:pPr>
+        <w:ind w:left="3600" w:hanging="360"/>
+      </w:pPr>
+      <w:rPr>
+        <w:rFonts w:ascii="Symbol" w:hAnsi="Symbol" w:hint="default"/>
+      </w:rPr>
+    </w:lvl>
+    <w:lvl w:ilvl="4" w:tplc="040C0003" w:tentative="1">
+      <w:start w:val="1"/>
+      <w:numFmt w:val="bullet"/>
+      <w:lvlText w:val="o"/>
+      <w:lvlJc w:val="left"/>
+      <w:pPr>
+        <w:ind w:left="4320" w:hanging="360"/>
+      </w:pPr>
+      <w:rPr>
+        <w:rFonts w:ascii="Courier New" w:hAnsi="Courier New" w:cs="Courier New" w:hint="default"/>
+      </w:rPr>
+    </w:lvl>
+    <w:lvl w:ilvl="5" w:tplc="040C0005" w:tentative="1">
+      <w:start w:val="1"/>
+      <w:numFmt w:val="bullet"/>
+      <w:lvlText w:val=""/>
+      <w:lvlJc w:val="left"/>
+      <w:pPr>
+        <w:ind w:left="5040" w:hanging="360"/>
+      </w:pPr>
+      <w:rPr>
+        <w:rFonts w:ascii="Wingdings" w:hAnsi="Wingdings" w:hint="default"/>
+      </w:rPr>
+    </w:lvl>
+    <w:lvl w:ilvl="6" w:tplc="040C0001" w:tentative="1">
+      <w:start w:val="1"/>
+      <w:numFmt w:val="bullet"/>
+      <w:lvlText w:val=""/>
+      <w:lvlJc w:val="left"/>
+      <w:pPr>
+        <w:ind w:left="5760" w:hanging="360"/>
+      </w:pPr>
+      <w:rPr>
+        <w:rFonts w:ascii="Symbol" w:hAnsi="Symbol" w:hint="default"/>
+      </w:rPr>
+    </w:lvl>
+    <w:lvl w:ilvl="7" w:tplc="040C0003" w:tentative="1">
+      <w:start w:val="1"/>
+      <w:numFmt w:val="bullet"/>
+      <w:lvlText w:val="o"/>
+      <w:lvlJc w:val="left"/>
+      <w:pPr>
+        <w:ind w:left="6480" w:hanging="360"/>
+      </w:pPr>
+      <w:rPr>
+        <w:rFonts w:ascii="Courier New" w:hAnsi="Courier New" w:cs="Courier New" w:hint="default"/>
+      </w:rPr>
+    </w:lvl>
+    <w:lvl w:ilvl="8" w:tplc="040C0005" w:tentative="1">
+      <w:start w:val="1"/>
+      <w:numFmt w:val="bullet"/>
+      <w:lvlText w:val=""/>
+      <w:lvlJc w:val="left"/>
+      <w:pPr>
+        <w:ind w:left="7200" w:hanging="360"/>
+      </w:pPr>
+      <w:rPr>
+        <w:rFonts w:ascii="Wingdings" w:hAnsi="Wingdings" w:hint="default"/>
+      </w:rPr>
+    </w:lvl>
+  </w:abstractNum>
+  <w:abstractNum w:abstractNumId="21" w15:restartNumberingAfterBreak="0">
+    <w:nsid w:val="689F6E92"/>
+    <w:multiLevelType w:val="hybridMultilevel"/>
+    <w:tmpl w:val="656C443C"/>
+    <w:lvl w:ilvl="0" w:tplc="040C000B">
+      <w:start w:val="1"/>
+      <w:numFmt w:val="bullet"/>
+      <w:lvlText w:val=""/>
+      <w:lvlJc w:val="left"/>
+      <w:pPr>
+        <w:ind w:left="720" w:hanging="360"/>
+      </w:pPr>
+      <w:rPr>
+        <w:rFonts w:ascii="Wingdings" w:hAnsi="Wingdings" w:hint="default"/>
+      </w:rPr>
+    </w:lvl>
+    <w:lvl w:ilvl="1" w:tplc="040C0003" w:tentative="1">
+      <w:start w:val="1"/>
+      <w:numFmt w:val="bullet"/>
+      <w:lvlText w:val="o"/>
+      <w:lvlJc w:val="left"/>
+      <w:pPr>
+        <w:ind w:left="1440" w:hanging="360"/>
+      </w:pPr>
+      <w:rPr>
+        <w:rFonts w:ascii="Courier New" w:hAnsi="Courier New" w:cs="Courier New" w:hint="default"/>
+      </w:rPr>
+    </w:lvl>
+    <w:lvl w:ilvl="2" w:tplc="040C0005" w:tentative="1">
+      <w:start w:val="1"/>
+      <w:numFmt w:val="bullet"/>
+      <w:lvlText w:val=""/>
+      <w:lvlJc w:val="left"/>
+      <w:pPr>
+        <w:ind w:left="2160" w:hanging="360"/>
+      </w:pPr>
+      <w:rPr>
+        <w:rFonts w:ascii="Wingdings" w:hAnsi="Wingdings" w:hint="default"/>
+      </w:rPr>
+    </w:lvl>
+    <w:lvl w:ilvl="3" w:tplc="040C0001" w:tentative="1">
+      <w:start w:val="1"/>
+      <w:numFmt w:val="bullet"/>
+      <w:lvlText w:val=""/>
+      <w:lvlJc w:val="left"/>
+      <w:pPr>
+        <w:ind w:left="2880" w:hanging="360"/>
+      </w:pPr>
+      <w:rPr>
+        <w:rFonts w:ascii="Symbol" w:hAnsi="Symbol" w:hint="default"/>
+      </w:rPr>
+    </w:lvl>
+    <w:lvl w:ilvl="4" w:tplc="040C0003" w:tentative="1">
+      <w:start w:val="1"/>
+      <w:numFmt w:val="bullet"/>
+      <w:lvlText w:val="o"/>
+      <w:lvlJc w:val="left"/>
+      <w:pPr>
+        <w:ind w:left="3600" w:hanging="360"/>
+      </w:pPr>
+      <w:rPr>
+        <w:rFonts w:ascii="Courier New" w:hAnsi="Courier New" w:cs="Courier New" w:hint="default"/>
+      </w:rPr>
+    </w:lvl>
+    <w:lvl w:ilvl="5" w:tplc="040C0005" w:tentative="1">
+      <w:start w:val="1"/>
+      <w:numFmt w:val="bullet"/>
+      <w:lvlText w:val=""/>
+      <w:lvlJc w:val="left"/>
+      <w:pPr>
+        <w:ind w:left="4320" w:hanging="360"/>
+      </w:pPr>
+      <w:rPr>
+        <w:rFonts w:ascii="Wingdings" w:hAnsi="Wingdings" w:hint="default"/>
+      </w:rPr>
+    </w:lvl>
+    <w:lvl w:ilvl="6" w:tplc="040C0001" w:tentative="1">
+      <w:start w:val="1"/>
+      <w:numFmt w:val="bullet"/>
+      <w:lvlText w:val=""/>
+      <w:lvlJc w:val="left"/>
+      <w:pPr>
+        <w:ind w:left="5040" w:hanging="360"/>
+      </w:pPr>
+      <w:rPr>
+        <w:rFonts w:ascii="Symbol" w:hAnsi="Symbol" w:hint="default"/>
+      </w:rPr>
+    </w:lvl>
+    <w:lvl w:ilvl="7" w:tplc="040C0003" w:tentative="1">
+      <w:start w:val="1"/>
+      <w:numFmt w:val="bullet"/>
+      <w:lvlText w:val="o"/>
+      <w:lvlJc w:val="left"/>
+      <w:pPr>
+        <w:ind w:left="5760" w:hanging="360"/>
+      </w:pPr>
+      <w:rPr>
+        <w:rFonts w:ascii="Courier New" w:hAnsi="Courier New" w:cs="Courier New" w:hint="default"/>
+      </w:rPr>
+    </w:lvl>
+    <w:lvl w:ilvl="8" w:tplc="040C0005" w:tentative="1">
+      <w:start w:val="1"/>
+      <w:numFmt w:val="bullet"/>
+      <w:lvlText w:val=""/>
+      <w:lvlJc w:val="left"/>
+      <w:pPr>
+        <w:ind w:left="6480" w:hanging="360"/>
+      </w:pPr>
+      <w:rPr>
+        <w:rFonts w:ascii="Wingdings" w:hAnsi="Wingdings" w:hint="default"/>
+      </w:rPr>
+    </w:lvl>
+  </w:abstractNum>
+  <w:abstractNum w:abstractNumId="22" w15:restartNumberingAfterBreak="0">
+    <w:nsid w:val="75283E88"/>
+    <w:multiLevelType w:val="hybridMultilevel"/>
+    <w:tmpl w:val="2DA43E74"/>
+    <w:lvl w:ilvl="0" w:tplc="040C000B">
+      <w:start w:val="1"/>
+      <w:numFmt w:val="bullet"/>
+      <w:lvlText w:val=""/>
+      <w:lvlJc w:val="left"/>
+      <w:pPr>
+        <w:ind w:left="720" w:hanging="360"/>
+      </w:pPr>
+      <w:rPr>
+        <w:rFonts w:ascii="Wingdings" w:hAnsi="Wingdings" w:hint="default"/>
+      </w:rPr>
+    </w:lvl>
+    <w:lvl w:ilvl="1" w:tplc="040C0003" w:tentative="1">
+      <w:start w:val="1"/>
+      <w:numFmt w:val="bullet"/>
+      <w:lvlText w:val="o"/>
+      <w:lvlJc w:val="left"/>
+      <w:pPr>
+        <w:ind w:left="1440" w:hanging="360"/>
+      </w:pPr>
+      <w:rPr>
+        <w:rFonts w:ascii="Courier New" w:hAnsi="Courier New" w:cs="Courier New" w:hint="default"/>
+      </w:rPr>
+    </w:lvl>
+    <w:lvl w:ilvl="2" w:tplc="040C0005" w:tentative="1">
+      <w:start w:val="1"/>
+      <w:numFmt w:val="bullet"/>
+      <w:lvlText w:val=""/>
+      <w:lvlJc w:val="left"/>
+      <w:pPr>
+        <w:ind w:left="2160" w:hanging="360"/>
+      </w:pPr>
+      <w:rPr>
+        <w:rFonts w:ascii="Wingdings" w:hAnsi="Wingdings" w:hint="default"/>
+      </w:rPr>
+    </w:lvl>
+    <w:lvl w:ilvl="3" w:tplc="040C0001" w:tentative="1">
+      <w:start w:val="1"/>
+      <w:numFmt w:val="bullet"/>
+      <w:lvlText w:val=""/>
+      <w:lvlJc w:val="left"/>
+      <w:pPr>
+        <w:ind w:left="2880" w:hanging="360"/>
+      </w:pPr>
+      <w:rPr>
+        <w:rFonts w:ascii="Symbol" w:hAnsi="Symbol" w:hint="default"/>
+      </w:rPr>
+    </w:lvl>
+    <w:lvl w:ilvl="4" w:tplc="040C0003" w:tentative="1">
+      <w:start w:val="1"/>
+      <w:numFmt w:val="bullet"/>
+      <w:lvlText w:val="o"/>
+      <w:lvlJc w:val="left"/>
+      <w:pPr>
+        <w:ind w:left="3600" w:hanging="360"/>
+      </w:pPr>
+      <w:rPr>
+        <w:rFonts w:ascii="Courier New" w:hAnsi="Courier New" w:cs="Courier New" w:hint="default"/>
+      </w:rPr>
+    </w:lvl>
+    <w:lvl w:ilvl="5" w:tplc="040C0005" w:tentative="1">
+      <w:start w:val="1"/>
+      <w:numFmt w:val="bullet"/>
+      <w:lvlText w:val=""/>
+      <w:lvlJc w:val="left"/>
+      <w:pPr>
+        <w:ind w:left="4320" w:hanging="360"/>
+      </w:pPr>
+      <w:rPr>
+        <w:rFonts w:ascii="Wingdings" w:hAnsi="Wingdings" w:hint="default"/>
+      </w:rPr>
+    </w:lvl>
+    <w:lvl w:ilvl="6" w:tplc="040C0001" w:tentative="1">
+      <w:start w:val="1"/>
+      <w:numFmt w:val="bullet"/>
+      <w:lvlText w:val=""/>
+      <w:lvlJc w:val="left"/>
+      <w:pPr>
+        <w:ind w:left="5040" w:hanging="360"/>
+      </w:pPr>
+      <w:rPr>
+        <w:rFonts w:ascii="Symbol" w:hAnsi="Symbol" w:hint="default"/>
+      </w:rPr>
+    </w:lvl>
+    <w:lvl w:ilvl="7" w:tplc="040C0003" w:tentative="1">
+      <w:start w:val="1"/>
+      <w:numFmt w:val="bullet"/>
+      <w:lvlText w:val="o"/>
+      <w:lvlJc w:val="left"/>
+      <w:pPr>
+        <w:ind w:left="5760" w:hanging="360"/>
+      </w:pPr>
+      <w:rPr>
+        <w:rFonts w:ascii="Courier New" w:hAnsi="Courier New" w:cs="Courier New" w:hint="default"/>
+      </w:rPr>
+    </w:lvl>
+    <w:lvl w:ilvl="8" w:tplc="040C0005" w:tentative="1">
+      <w:start w:val="1"/>
+      <w:numFmt w:val="bullet"/>
+      <w:lvlText w:val=""/>
+      <w:lvlJc w:val="left"/>
+      <w:pPr>
+        <w:ind w:left="6480" w:hanging="360"/>
+      </w:pPr>
+      <w:rPr>
+        <w:rFonts w:ascii="Wingdings" w:hAnsi="Wingdings" w:hint="default"/>
+      </w:rPr>
+    </w:lvl>
+  </w:abstractNum>
+  <w:abstractNum w:abstractNumId="23" w15:restartNumberingAfterBreak="0">
+    <w:nsid w:val="7AB4252C"/>
+    <w:multiLevelType w:val="multilevel"/>
+    <w:tmpl w:val="792039F0"/>
+    <w:lvl w:ilvl="0">
+      <w:start w:val="1"/>
+      <w:numFmt w:val="bullet"/>
+      <w:lvlText w:val=""/>
+      <w:lvlJc w:val="left"/>
+      <w:pPr>
+        <w:tabs>
+          <w:tab w:val="num" w:pos="720"/>
+        </w:tabs>
+        <w:ind w:left="720" w:hanging="360"/>
+      </w:pPr>
+      <w:rPr>
+        <w:rFonts w:ascii="Symbol" w:hAnsi="Symbol" w:hint="default"/>
+        <w:sz w:val="20"/>
+      </w:rPr>
+    </w:lvl>
+    <w:lvl w:ilvl="1" w:tentative="1">
+      <w:start w:val="1"/>
+      <w:numFmt w:val="bullet"/>
+      <w:lvlText w:val="o"/>
+      <w:lvlJc w:val="left"/>
+      <w:pPr>
+        <w:tabs>
+          <w:tab w:val="num" w:pos="1440"/>
+        </w:tabs>
+        <w:ind w:left="1440" w:hanging="360"/>
+      </w:pPr>
+      <w:rPr>
+        <w:rFonts w:ascii="Courier New" w:hAnsi="Courier New" w:hint="default"/>
+        <w:sz w:val="20"/>
+      </w:rPr>
+    </w:lvl>
+    <w:lvl w:ilvl="2" w:tentative="1">
+      <w:start w:val="1"/>
+      <w:numFmt w:val="bullet"/>
+      <w:lvlText w:val=""/>
+      <w:lvlJc w:val="left"/>
+      <w:pPr>
+        <w:tabs>
+          <w:tab w:val="num" w:pos="2160"/>
+        </w:tabs>
+        <w:ind w:left="2160" w:hanging="360"/>
+      </w:pPr>
+      <w:rPr>
+        <w:rFonts w:ascii="Wingdings" w:hAnsi="Wingdings" w:hint="default"/>
+        <w:sz w:val="20"/>
+      </w:rPr>
+    </w:lvl>
+    <w:lvl w:ilvl="3" w:tentative="1">
+      <w:start w:val="1"/>
+      <w:numFmt w:val="bullet"/>
+      <w:lvlText w:val=""/>
+      <w:lvlJc w:val="left"/>
+      <w:pPr>
+        <w:tabs>
+          <w:tab w:val="num" w:pos="2880"/>
+        </w:tabs>
+        <w:ind w:left="2880" w:hanging="360"/>
+      </w:pPr>
+      <w:rPr>
+        <w:rFonts w:ascii="Wingdings" w:hAnsi="Wingdings" w:hint="default"/>
+        <w:sz w:val="20"/>
+      </w:rPr>
+    </w:lvl>
+    <w:lvl w:ilvl="4" w:tentative="1">
+      <w:start w:val="1"/>
+      <w:numFmt w:val="bullet"/>
+      <w:lvlText w:val=""/>
+      <w:lvlJc w:val="left"/>
+      <w:pPr>
+        <w:tabs>
+          <w:tab w:val="num" w:pos="3600"/>
+        </w:tabs>
+        <w:ind w:left="3600" w:hanging="360"/>
+      </w:pPr>
+      <w:rPr>
+        <w:rFonts w:ascii="Wingdings" w:hAnsi="Wingdings" w:hint="default"/>
+        <w:sz w:val="20"/>
+      </w:rPr>
+    </w:lvl>
+    <w:lvl w:ilvl="5" w:tentative="1">
+      <w:start w:val="1"/>
+      <w:numFmt w:val="bullet"/>
+      <w:lvlText w:val=""/>
+      <w:lvlJc w:val="left"/>
+      <w:pPr>
+        <w:tabs>
+          <w:tab w:val="num" w:pos="4320"/>
+        </w:tabs>
+        <w:ind w:left="4320" w:hanging="360"/>
+      </w:pPr>
+      <w:rPr>
+        <w:rFonts w:ascii="Wingdings" w:hAnsi="Wingdings" w:hint="default"/>
+        <w:sz w:val="20"/>
+      </w:rPr>
+    </w:lvl>
+    <w:lvl w:ilvl="6" w:tentative="1">
+      <w:start w:val="1"/>
+      <w:numFmt w:val="bullet"/>
+      <w:lvlText w:val=""/>
+      <w:lvlJc w:val="left"/>
+      <w:pPr>
+        <w:tabs>
+          <w:tab w:val="num" w:pos="5040"/>
+        </w:tabs>
+        <w:ind w:left="5040" w:hanging="360"/>
+      </w:pPr>
+      <w:rPr>
+        <w:rFonts w:ascii="Wingdings" w:hAnsi="Wingdings" w:hint="default"/>
+        <w:sz w:val="20"/>
+      </w:rPr>
+    </w:lvl>
+    <w:lvl w:ilvl="7" w:tentative="1">
+      <w:start w:val="1"/>
+      <w:numFmt w:val="bullet"/>
+      <w:lvlText w:val=""/>
+      <w:lvlJc w:val="left"/>
+      <w:pPr>
+        <w:tabs>
+          <w:tab w:val="num" w:pos="5760"/>
+        </w:tabs>
+        <w:ind w:left="5760" w:hanging="360"/>
+      </w:pPr>
+      <w:rPr>
+        <w:rFonts w:ascii="Wingdings" w:hAnsi="Wingdings" w:hint="default"/>
+        <w:sz w:val="20"/>
+      </w:rPr>
+    </w:lvl>
+    <w:lvl w:ilvl="8" w:tentative="1">
+      <w:start w:val="1"/>
+      <w:numFmt w:val="bullet"/>
+      <w:lvlText w:val=""/>
+      <w:lvlJc w:val="left"/>
+      <w:pPr>
+        <w:tabs>
+          <w:tab w:val="num" w:pos="6480"/>
+        </w:tabs>
+        <w:ind w:left="6480" w:hanging="360"/>
+      </w:pPr>
+      <w:rPr>
+        <w:rFonts w:ascii="Wingdings" w:hAnsi="Wingdings" w:hint="default"/>
+        <w:sz w:val="20"/>
+      </w:rPr>
+    </w:lvl>
+  </w:abstractNum>
+  <w:abstractNum w:abstractNumId="24" w15:restartNumberingAfterBreak="0">
+    <w:nsid w:val="7F9D7252"/>
+    <w:multiLevelType w:val="hybridMultilevel"/>
+    <w:tmpl w:val="03A0542C"/>
+    <w:lvl w:ilvl="0" w:tplc="040C000B">
+      <w:start w:val="1"/>
+      <w:numFmt w:val="bullet"/>
+      <w:lvlText w:val=""/>
+      <w:lvlJc w:val="left"/>
+      <w:pPr>
+        <w:ind w:left="720" w:hanging="360"/>
+      </w:pPr>
+      <w:rPr>
+        <w:rFonts w:ascii="Wingdings" w:hAnsi="Wingdings" w:hint="default"/>
+      </w:rPr>
+    </w:lvl>
+    <w:lvl w:ilvl="1" w:tplc="040C0003" w:tentative="1">
+      <w:start w:val="1"/>
+      <w:numFmt w:val="bullet"/>
+      <w:lvlText w:val="o"/>
+      <w:lvlJc w:val="left"/>
+      <w:pPr>
+        <w:ind w:left="1440" w:hanging="360"/>
+      </w:pPr>
+      <w:rPr>
+        <w:rFonts w:ascii="Courier New" w:hAnsi="Courier New" w:cs="Courier New" w:hint="default"/>
+      </w:rPr>
+    </w:lvl>
+    <w:lvl w:ilvl="2" w:tplc="040C0005" w:tentative="1">
+      <w:start w:val="1"/>
+      <w:numFmt w:val="bullet"/>
+      <w:lvlText w:val=""/>
+      <w:lvlJc w:val="left"/>
+      <w:pPr>
+        <w:ind w:left="2160" w:hanging="360"/>
+      </w:pPr>
+      <w:rPr>
+        <w:rFonts w:ascii="Wingdings" w:hAnsi="Wingdings" w:hint="default"/>
+      </w:rPr>
+    </w:lvl>
+    <w:lvl w:ilvl="3" w:tplc="040C0001" w:tentative="1">
+      <w:start w:val="1"/>
+      <w:numFmt w:val="bullet"/>
+      <w:lvlText w:val=""/>
+      <w:lvlJc w:val="left"/>
+      <w:pPr>
+        <w:ind w:left="2880" w:hanging="360"/>
+      </w:pPr>
+      <w:rPr>
+        <w:rFonts w:ascii="Symbol" w:hAnsi="Symbol" w:hint="default"/>
+      </w:rPr>
+    </w:lvl>
+    <w:lvl w:ilvl="4" w:tplc="040C0003" w:tentative="1">
+      <w:start w:val="1"/>
+      <w:numFmt w:val="bullet"/>
+      <w:lvlText w:val="o"/>
+      <w:lvlJc w:val="left"/>
+      <w:pPr>
+        <w:ind w:left="3600" w:hanging="360"/>
+      </w:pPr>
+      <w:rPr>
+        <w:rFonts w:ascii="Courier New" w:hAnsi="Courier New" w:cs="Courier New" w:hint="default"/>
+      </w:rPr>
+    </w:lvl>
+    <w:lvl w:ilvl="5" w:tplc="040C0005" w:tentative="1">
+      <w:start w:val="1"/>
+      <w:numFmt w:val="bullet"/>
+      <w:lvlText w:val=""/>
+      <w:lvlJc w:val="left"/>
+      <w:pPr>
+        <w:ind w:left="4320" w:hanging="360"/>
+      </w:pPr>
+      <w:rPr>
+        <w:rFonts w:ascii="Wingdings" w:hAnsi="Wingdings" w:hint="default"/>
+      </w:rPr>
+    </w:lvl>
+    <w:lvl w:ilvl="6" w:tplc="040C0001" w:tentative="1">
+      <w:start w:val="1"/>
+      <w:numFmt w:val="bullet"/>
+      <w:lvlText w:val=""/>
+      <w:lvlJc w:val="left"/>
+      <w:pPr>
+        <w:ind w:left="5040" w:hanging="360"/>
+      </w:pPr>
+      <w:rPr>
+        <w:rFonts w:ascii="Symbol" w:hAnsi="Symbol" w:hint="default"/>
+      </w:rPr>
+    </w:lvl>
+    <w:lvl w:ilvl="7" w:tplc="040C0003" w:tentative="1">
+      <w:start w:val="1"/>
+      <w:numFmt w:val="bullet"/>
+      <w:lvlText w:val="o"/>
+      <w:lvlJc w:val="left"/>
+      <w:pPr>
+        <w:ind w:left="5760" w:hanging="360"/>
+      </w:pPr>
+      <w:rPr>
+        <w:rFonts w:ascii="Courier New" w:hAnsi="Courier New" w:cs="Courier New" w:hint="default"/>
+      </w:rPr>
+    </w:lvl>
+    <w:lvl w:ilvl="8" w:tplc="040C0005" w:tentative="1">
+      <w:start w:val="1"/>
+      <w:numFmt w:val="bullet"/>
+      <w:lvlText w:val=""/>
+      <w:lvlJc w:val="left"/>
+      <w:pPr>
+        <w:ind w:left="6480" w:hanging="360"/>
+      </w:pPr>
+      <w:rPr>
+        <w:rFonts w:ascii="Wingdings" w:hAnsi="Wingdings" w:hint="default"/>
+      </w:rPr>
+    </w:lvl>
+  </w:abstractNum>
+  <w:num w:numId="1">
+    <w:abstractNumId w:val="19"/>
+  </w:num>
+  <w:num w:numId="2">
+    <w:abstractNumId w:val="11"/>
+  </w:num>
+  <w:num w:numId="3">
+    <w:abstractNumId w:val="10"/>
+  </w:num>
+  <w:num w:numId="4">
+    <w:abstractNumId w:val="8"/>
+  </w:num>
+  <w:num w:numId="5">
+    <w:abstractNumId w:val="3"/>
+  </w:num>
+  <w:num w:numId="6">
+    <w:abstractNumId w:val="17"/>
+  </w:num>
+  <w:num w:numId="7">
+    <w:abstractNumId w:val="23"/>
+  </w:num>
+  <w:num w:numId="8">
+    <w:abstractNumId w:val="4"/>
+  </w:num>
+  <w:num w:numId="9">
+    <w:abstractNumId w:val="2"/>
+  </w:num>
+  <w:num w:numId="10">
+    <w:abstractNumId w:val="6"/>
+  </w:num>
+  <w:num w:numId="11">
+    <w:abstractNumId w:val="16"/>
+  </w:num>
+  <w:num w:numId="12">
+    <w:abstractNumId w:val="0"/>
+  </w:num>
+  <w:num w:numId="13">
+    <w:abstractNumId w:val="13"/>
+  </w:num>
+  <w:num w:numId="14">
+    <w:abstractNumId w:val="20"/>
+  </w:num>
+  <w:num w:numId="15">
+    <w:abstractNumId w:val="21"/>
+  </w:num>
+  <w:num w:numId="16">
+    <w:abstractNumId w:val="24"/>
+  </w:num>
+  <w:num w:numId="17">
+    <w:abstractNumId w:val="7"/>
+  </w:num>
+  <w:num w:numId="18">
+    <w:abstractNumId w:val="15"/>
+  </w:num>
+  <w:num w:numId="19">
+    <w:abstractNumId w:val="18"/>
+  </w:num>
+  <w:num w:numId="20">
+    <w:abstractNumId w:val="5"/>
+  </w:num>
+  <w:num w:numId="21">
+    <w:abstractNumId w:val="14"/>
+  </w:num>
+  <w:num w:numId="22">
+    <w:abstractNumId w:val="12"/>
+  </w:num>
+  <w:num w:numId="23">
+    <w:abstractNumId w:val="22"/>
+  </w:num>
+  <w:num w:numId="24">
+    <w:abstractNumId w:val="1"/>
+  </w:num>
+  <w:num w:numId="25">
+    <w:abstractNumId w:val="9"/>
+  </w:num>
+</w:numbering>
 </file>
 
 <file path=word/styles.xml><?xml version="1.0" encoding="utf-8"?>
@@ -1779,6 +7861,46 @@
     <w:name w:val="Normal"/>
     <w:qFormat/>
   </w:style>
+  <w:style w:type="paragraph" w:styleId="Titre2">
+    <w:name w:val="heading 2"/>
+    <w:basedOn w:val="Normal"/>
+    <w:link w:val="Titre2Car"/>
+    <w:uiPriority w:val="9"/>
+    <w:qFormat/>
+    <w:rsid w:val="00596BFC"/>
+    <w:pPr>
+      <w:spacing w:before="100" w:beforeAutospacing="1" w:after="100" w:afterAutospacing="1" w:line="240" w:lineRule="auto"/>
+      <w:outlineLvl w:val="1"/>
+    </w:pPr>
+    <w:rPr>
+      <w:rFonts w:ascii="Times New Roman" w:eastAsia="Times New Roman" w:hAnsi="Times New Roman" w:cs="Times New Roman"/>
+      <w:b/>
+      <w:bCs/>
+      <w:sz w:val="36"/>
+      <w:szCs w:val="36"/>
+      <w:lang w:eastAsia="fr-FR"/>
+    </w:rPr>
+  </w:style>
+  <w:style w:type="paragraph" w:styleId="Titre3">
+    <w:name w:val="heading 3"/>
+    <w:basedOn w:val="Normal"/>
+    <w:link w:val="Titre3Car"/>
+    <w:uiPriority w:val="9"/>
+    <w:qFormat/>
+    <w:rsid w:val="00596BFC"/>
+    <w:pPr>
+      <w:spacing w:before="100" w:beforeAutospacing="1" w:after="100" w:afterAutospacing="1" w:line="240" w:lineRule="auto"/>
+      <w:outlineLvl w:val="2"/>
+    </w:pPr>
+    <w:rPr>
+      <w:rFonts w:ascii="Times New Roman" w:eastAsia="Times New Roman" w:hAnsi="Times New Roman" w:cs="Times New Roman"/>
+      <w:b/>
+      <w:bCs/>
+      <w:sz w:val="27"/>
+      <w:szCs w:val="27"/>
+      <w:lang w:eastAsia="fr-FR"/>
+    </w:rPr>
+  </w:style>
   <w:style w:type="character" w:default="1" w:styleId="Policepardfaut">
     <w:name w:val="Default Paragraph Font"/>
     <w:uiPriority w:val="1"/>
@@ -1874,6 +7996,86 @@
     <w:link w:val="Pieddepage"/>
     <w:uiPriority w:val="99"/>
     <w:rsid w:val="00522755"/>
+  </w:style>
+  <w:style w:type="character" w:customStyle="1" w:styleId="Titre2Car">
+    <w:name w:val="Titre 2 Car"/>
+    <w:basedOn w:val="Policepardfaut"/>
+    <w:link w:val="Titre2"/>
+    <w:uiPriority w:val="9"/>
+    <w:rsid w:val="00596BFC"/>
+    <w:rPr>
+      <w:rFonts w:ascii="Times New Roman" w:eastAsia="Times New Roman" w:hAnsi="Times New Roman" w:cs="Times New Roman"/>
+      <w:b/>
+      <w:bCs/>
+      <w:sz w:val="36"/>
+      <w:szCs w:val="36"/>
+      <w:lang w:eastAsia="fr-FR"/>
+    </w:rPr>
+  </w:style>
+  <w:style w:type="character" w:customStyle="1" w:styleId="Titre3Car">
+    <w:name w:val="Titre 3 Car"/>
+    <w:basedOn w:val="Policepardfaut"/>
+    <w:link w:val="Titre3"/>
+    <w:uiPriority w:val="9"/>
+    <w:rsid w:val="00596BFC"/>
+    <w:rPr>
+      <w:rFonts w:ascii="Times New Roman" w:eastAsia="Times New Roman" w:hAnsi="Times New Roman" w:cs="Times New Roman"/>
+      <w:b/>
+      <w:bCs/>
+      <w:sz w:val="27"/>
+      <w:szCs w:val="27"/>
+      <w:lang w:eastAsia="fr-FR"/>
+    </w:rPr>
+  </w:style>
+  <w:style w:type="paragraph" w:styleId="NormalWeb">
+    <w:name w:val="Normal (Web)"/>
+    <w:basedOn w:val="Normal"/>
+    <w:uiPriority w:val="99"/>
+    <w:semiHidden/>
+    <w:unhideWhenUsed/>
+    <w:rsid w:val="00596BFC"/>
+    <w:pPr>
+      <w:spacing w:before="100" w:beforeAutospacing="1" w:after="100" w:afterAutospacing="1" w:line="240" w:lineRule="auto"/>
+    </w:pPr>
+    <w:rPr>
+      <w:rFonts w:ascii="Times New Roman" w:eastAsia="Times New Roman" w:hAnsi="Times New Roman" w:cs="Times New Roman"/>
+      <w:sz w:val="24"/>
+      <w:szCs w:val="24"/>
+      <w:lang w:eastAsia="fr-FR"/>
+    </w:rPr>
+  </w:style>
+  <w:style w:type="character" w:styleId="lev">
+    <w:name w:val="Strong"/>
+    <w:basedOn w:val="Policepardfaut"/>
+    <w:uiPriority w:val="22"/>
+    <w:qFormat/>
+    <w:rsid w:val="00596BFC"/>
+    <w:rPr>
+      <w:b/>
+      <w:bCs/>
+    </w:rPr>
+  </w:style>
+  <w:style w:type="character" w:styleId="Accentuation">
+    <w:name w:val="Emphasis"/>
+    <w:basedOn w:val="Policepardfaut"/>
+    <w:uiPriority w:val="20"/>
+    <w:qFormat/>
+    <w:rsid w:val="00596BFC"/>
+    <w:rPr>
+      <w:i/>
+      <w:iCs/>
+    </w:rPr>
+  </w:style>
+  <w:style w:type="paragraph" w:styleId="Paragraphedeliste">
+    <w:name w:val="List Paragraph"/>
+    <w:basedOn w:val="Normal"/>
+    <w:uiPriority w:val="34"/>
+    <w:qFormat/>
+    <w:rsid w:val="00A166E0"/>
+    <w:pPr>
+      <w:ind w:left="720"/>
+      <w:contextualSpacing/>
+    </w:pPr>
   </w:style>
 </w:styles>
 </file>
@@ -2175,7 +8377,7 @@
 
 <file path=customXml/item1.xml><?xml version="1.0" encoding="utf-8"?>
 <CoverPageProperties xmlns="http://schemas.microsoft.com/office/2006/coverPageProps">
-  <PublishDate>2025-11-12T00:00:00</PublishDate>
+  <PublishDate>2025-11-30T00:00:00</PublishDate>
   <Abstract/>
   <CompanyAddress/>
   <CompanyPhone/>

--- a/Documentation/Fiche-individuelle-SAE3.02.docx
+++ b/Documentation/Fiche-individuelle-SAE3.02.docx
@@ -4,22 +4,21 @@
   <w:body>
     <w:sdt>
       <w:sdtPr>
+        <w:rPr>
+          <w:rFonts w:ascii="Times New Roman" w:eastAsia="Times New Roman" w:hAnsi="Times New Roman" w:cs="Times New Roman"/>
+          <w:b/>
+          <w:bCs/>
+          <w:sz w:val="36"/>
+          <w:szCs w:val="36"/>
+          <w:lang w:eastAsia="fr-FR"/>
+        </w:rPr>
         <w:id w:val="-1208017582"/>
         <w:docPartObj>
           <w:docPartGallery w:val="Cover Pages"/>
           <w:docPartUnique/>
         </w:docPartObj>
       </w:sdtPr>
-      <w:sdtEndPr>
-        <w:rPr>
-          <w:rFonts w:ascii="Times New Roman" w:eastAsia="Times New Roman" w:hAnsi="Times New Roman" w:cs="Times New Roman"/>
-          <w:b/>
-          <w:bCs/>
-          <w:sz w:val="36"/>
-          <w:szCs w:val="36"/>
-          <w:lang w:eastAsia="fr-FR"/>
-        </w:rPr>
-      </w:sdtEndPr>
+      <w:sdtEndPr/>
       <w:sdtContent>
         <w:p/>
         <w:p>
@@ -1055,7 +1054,7 @@
     <w:p>
       <w:pPr>
         <w:pStyle w:val="Titre2"/>
-        <w:shd w:val="clear" w:color="auto" w:fill="8EAADB" w:themeFill="accent1" w:themeFillTint="99"/>
+        <w:shd w:val="clear" w:color="auto" w:fill="1F3864" w:themeFill="accent1" w:themeFillShade="80"/>
         <w:jc w:val="center"/>
         <w:rPr>
           <w:sz w:val="40"/>
@@ -1427,7 +1426,7 @@
     </w:p>
     <w:p>
       <w:pPr>
-        <w:shd w:val="clear" w:color="auto" w:fill="8EAADB" w:themeFill="accent1" w:themeFillTint="99"/>
+        <w:shd w:val="clear" w:color="auto" w:fill="1F3864" w:themeFill="accent1" w:themeFillShade="80"/>
         <w:spacing w:before="100" w:beforeAutospacing="1" w:after="100" w:afterAutospacing="1" w:line="240" w:lineRule="auto"/>
         <w:jc w:val="center"/>
         <w:outlineLvl w:val="1"/>
@@ -2506,7 +2505,7 @@
     </w:p>
     <w:p>
       <w:pPr>
-        <w:shd w:val="clear" w:color="auto" w:fill="8EAADB" w:themeFill="accent1" w:themeFillTint="99"/>
+        <w:shd w:val="clear" w:color="auto" w:fill="1F3864" w:themeFill="accent1" w:themeFillShade="80"/>
         <w:spacing w:before="100" w:beforeAutospacing="1" w:after="100" w:afterAutospacing="1" w:line="240" w:lineRule="auto"/>
         <w:jc w:val="center"/>
         <w:outlineLvl w:val="1"/>
@@ -2514,8 +2513,10 @@
           <w:rFonts w:ascii="Times New Roman" w:eastAsia="Times New Roman" w:hAnsi="Times New Roman" w:cs="Times New Roman"/>
           <w:b/>
           <w:bCs/>
+          <w:color w:val="FFFFFF" w:themeColor="background1"/>
           <w:sz w:val="40"/>
           <w:szCs w:val="40"/>
+          <w:u w:val="single"/>
           <w:lang w:eastAsia="fr-FR"/>
         </w:rPr>
       </w:pPr>
@@ -2524,8 +2525,10 @@
           <w:rFonts w:ascii="Times New Roman" w:eastAsia="Times New Roman" w:hAnsi="Times New Roman" w:cs="Times New Roman"/>
           <w:b/>
           <w:bCs/>
+          <w:color w:val="FFFFFF" w:themeColor="background1"/>
           <w:sz w:val="40"/>
           <w:szCs w:val="40"/>
+          <w:u w:val="single"/>
           <w:lang w:eastAsia="fr-FR"/>
         </w:rPr>
         <w:t>Analyse des compétences essentielles (CE)</w:t>
@@ -3329,7 +3332,7 @@
     </w:p>
     <w:p>
       <w:pPr>
-        <w:shd w:val="clear" w:color="auto" w:fill="8EAADB" w:themeFill="accent1" w:themeFillTint="99"/>
+        <w:shd w:val="clear" w:color="auto" w:fill="1F3864" w:themeFill="accent1" w:themeFillShade="80"/>
         <w:spacing w:before="100" w:beforeAutospacing="1" w:after="100" w:afterAutospacing="1" w:line="240" w:lineRule="auto"/>
         <w:jc w:val="center"/>
         <w:outlineLvl w:val="1"/>
@@ -3339,6 +3342,7 @@
           <w:bCs/>
           <w:sz w:val="36"/>
           <w:szCs w:val="36"/>
+          <w:u w:val="single"/>
           <w:lang w:eastAsia="fr-FR"/>
         </w:rPr>
       </w:pPr>
@@ -3349,6 +3353,7 @@
           <w:bCs/>
           <w:sz w:val="36"/>
           <w:szCs w:val="36"/>
+          <w:u w:val="single"/>
           <w:lang w:eastAsia="fr-FR"/>
         </w:rPr>
         <w:t>Conclusion personnelle sur la SAE</w:t>
